--- a/trustzone-awared-vm/docs/TA虚拟化部署特性编译构建和部署指导书.docx
+++ b/trustzone-awared-vm/docs/TA虚拟化部署特性编译构建和部署指导书.docx
@@ -1,6 +1,6 @@
 
 <file path=word/document.xml><?xml version="1.0" encoding="utf-8"?>
-<w:document xmlns:wpc="http://schemas.microsoft.com/office/word/2010/wordprocessingCanvas" xmlns:cx="http://schemas.microsoft.com/office/drawing/2014/chartex" xmlns:cx1="http://schemas.microsoft.com/office/drawing/2015/9/8/chartex" xmlns:cx2="http://schemas.microsoft.com/office/drawing/2015/10/21/chartex" xmlns:cx3="http://schemas.microsoft.com/office/drawing/2016/5/9/chartex" xmlns:cx4="http://schemas.microsoft.com/office/drawing/2016/5/10/chartex" xmlns:cx5="http://schemas.microsoft.com/office/drawing/2016/5/11/chartex" xmlns:cx6="http://schemas.microsoft.com/office/drawing/2016/5/12/chartex" xmlns:cx7="http://schemas.microsoft.com/office/drawing/2016/5/13/chartex" xmlns:cx8="http://schemas.microsoft.com/office/drawing/2016/5/14/chartex" xmlns:mc="http://schemas.openxmlformats.org/markup-compatibility/2006" xmlns:aink="http://schemas.microsoft.com/office/drawing/2016/ink" xmlns:am3d="http://schemas.microsoft.com/office/drawing/2017/model3d" xmlns:o="urn:schemas-microsoft-com:office:office" xmlns:r="http://schemas.openxmlformats.org/officeDocument/2006/relationships" xmlns:m="http://schemas.openxmlformats.org/officeDocument/2006/math" xmlns:v="urn:schemas-microsoft-com:vml" xmlns:wp14="http://schemas.microsoft.com/office/word/2010/wordprocessingDrawing" xmlns:wp="http://schemas.openxmlformats.org/drawingml/2006/wordprocessingDrawing" xmlns:w10="urn:schemas-microsoft-com:office:word" xmlns:w="http://schemas.openxmlformats.org/wordprocessingml/2006/main" xmlns:w14="http://schemas.microsoft.com/office/word/2010/wordml" xmlns:w15="http://schemas.microsoft.com/office/word/2012/wordml" xmlns:w16cex="http://schemas.microsoft.com/office/word/2018/wordml/cex" xmlns:w16cid="http://schemas.microsoft.com/office/word/2016/wordml/cid" xmlns:w16="http://schemas.microsoft.com/office/word/2018/wordml" xmlns:w16sdtdh="http://schemas.microsoft.com/office/word/2020/wordml/sdtdatahash" xmlns:w16se="http://schemas.microsoft.com/office/word/2015/wordml/symex" xmlns:wpg="http://schemas.microsoft.com/office/word/2010/wordprocessingGroup" xmlns:wpi="http://schemas.microsoft.com/office/word/2010/wordprocessingInk" xmlns:wne="http://schemas.microsoft.com/office/word/2006/wordml" xmlns:wps="http://schemas.microsoft.com/office/word/2010/wordprocessingShape" mc:Ignorable="w14 w15 w16se w16cid w16 w16cex w16sdtdh wp14">
+<w:document xmlns:wpc="http://schemas.microsoft.com/office/word/2010/wordprocessingCanvas" xmlns:cx="http://schemas.microsoft.com/office/drawing/2014/chartex" xmlns:cx1="http://schemas.microsoft.com/office/drawing/2015/9/8/chartex" xmlns:cx2="http://schemas.microsoft.com/office/drawing/2015/10/21/chartex" xmlns:cx3="http://schemas.microsoft.com/office/drawing/2016/5/9/chartex" xmlns:cx4="http://schemas.microsoft.com/office/drawing/2016/5/10/chartex" xmlns:cx5="http://schemas.microsoft.com/office/drawing/2016/5/11/chartex" xmlns:cx6="http://schemas.microsoft.com/office/drawing/2016/5/12/chartex" xmlns:cx7="http://schemas.microsoft.com/office/drawing/2016/5/13/chartex" xmlns:cx8="http://schemas.microsoft.com/office/drawing/2016/5/14/chartex" xmlns:mc="http://schemas.openxmlformats.org/markup-compatibility/2006" xmlns:aink="http://schemas.microsoft.com/office/drawing/2016/ink" xmlns:am3d="http://schemas.microsoft.com/office/drawing/2017/model3d" xmlns:o="urn:schemas-microsoft-com:office:office" xmlns:oel="http://schemas.microsoft.com/office/2019/extlst" xmlns:r="http://schemas.openxmlformats.org/officeDocument/2006/relationships" xmlns:m="http://schemas.openxmlformats.org/officeDocument/2006/math" xmlns:v="urn:schemas-microsoft-com:vml" xmlns:wp14="http://schemas.microsoft.com/office/word/2010/wordprocessingDrawing" xmlns:wp="http://schemas.openxmlformats.org/drawingml/2006/wordprocessingDrawing" xmlns:w10="urn:schemas-microsoft-com:office:word" xmlns:w="http://schemas.openxmlformats.org/wordprocessingml/2006/main" xmlns:w14="http://schemas.microsoft.com/office/word/2010/wordml" xmlns:w15="http://schemas.microsoft.com/office/word/2012/wordml" xmlns:w16cex="http://schemas.microsoft.com/office/word/2018/wordml/cex" xmlns:w16cid="http://schemas.microsoft.com/office/word/2016/wordml/cid" xmlns:w16="http://schemas.microsoft.com/office/word/2018/wordml" xmlns:w16sdtdh="http://schemas.microsoft.com/office/word/2020/wordml/sdtdatahash" xmlns:w16se="http://schemas.microsoft.com/office/word/2015/wordml/symex" xmlns:wpg="http://schemas.microsoft.com/office/word/2010/wordprocessingGroup" xmlns:wpi="http://schemas.microsoft.com/office/word/2010/wordprocessingInk" xmlns:wne="http://schemas.microsoft.com/office/word/2006/wordml" xmlns:wps="http://schemas.microsoft.com/office/word/2010/wordprocessingShape" mc:Ignorable="w14 w15 w16se w16cid w16 w16cex w16sdtdh wp14">
   <w:body>
     <w:p>
       <w:pPr>
@@ -153,7 +153,7 @@
         </w:pBdr>
         <w:shd w:val="clear" w:color="auto" w:fill="F8F8F8"/>
         <w:rPr>
-          <w:rFonts w:ascii="Times New Roman" w:eastAsiaTheme="minorEastAsia" w:hAnsi="Times New Roman"/>
+          <w:rFonts w:ascii="Times New Roman" w:eastAsiaTheme="minorEastAsia" w:hAnsi="Times New Roman" w:hint="default"/>
           <w:color w:val="333333"/>
           <w:sz w:val="21"/>
           <w:szCs w:val="21"/>
@@ -225,7 +225,7 @@
         </w:pBdr>
         <w:shd w:val="clear" w:color="auto" w:fill="F8F8F8"/>
         <w:rPr>
-          <w:rFonts w:ascii="Times New Roman" w:eastAsiaTheme="minorEastAsia" w:hAnsi="Times New Roman"/>
+          <w:rFonts w:ascii="Times New Roman" w:eastAsiaTheme="minorEastAsia" w:hAnsi="Times New Roman" w:hint="default"/>
           <w:color w:val="333333"/>
           <w:sz w:val="21"/>
           <w:szCs w:val="21"/>
@@ -541,29 +541,7 @@
           <w:szCs w:val="21"/>
           <w:shd w:val="clear" w:color="auto" w:fill="F8F8F8"/>
         </w:rPr>
-        <w:t xml:space="preserve"> </w:t>
-      </w:r>
-      <w:proofErr w:type="gramStart"/>
-      <w:r>
-        <w:rPr>
-          <w:rFonts w:ascii="Times New Roman" w:eastAsiaTheme="minorEastAsia" w:hAnsi="Times New Roman" w:hint="default"/>
-          <w:color w:val="333333"/>
-          <w:sz w:val="21"/>
-          <w:szCs w:val="21"/>
-          <w:shd w:val="clear" w:color="auto" w:fill="F8F8F8"/>
-        </w:rPr>
-        <w:t>cp .</w:t>
-      </w:r>
-      <w:proofErr w:type="gramEnd"/>
-      <w:r>
-        <w:rPr>
-          <w:rFonts w:ascii="Times New Roman" w:eastAsiaTheme="minorEastAsia" w:hAnsi="Times New Roman" w:hint="default"/>
-          <w:color w:val="333333"/>
-          <w:sz w:val="21"/>
-          <w:szCs w:val="21"/>
-          <w:shd w:val="clear" w:color="auto" w:fill="F8F8F8"/>
-        </w:rPr>
-        <w:t>/</w:t>
+        <w:t xml:space="preserve"> cp ./</w:t>
       </w:r>
       <w:proofErr w:type="spellStart"/>
       <w:r>
@@ -675,19 +653,11 @@
         <w:t>itrustee_tzdriver</w:t>
       </w:r>
       <w:proofErr w:type="spellEnd"/>
-      <w:proofErr w:type="gramStart"/>
-      <w:r>
-        <w:rPr>
-          <w:rFonts w:ascii="Times New Roman" w:hAnsi="Times New Roman" w:cs="Times New Roman"/>
-        </w:rPr>
-        <w:t>的父级目录</w:t>
-      </w:r>
-      <w:proofErr w:type="gramEnd"/>
-      <w:r>
-        <w:rPr>
-          <w:rFonts w:ascii="Times New Roman" w:hAnsi="Times New Roman" w:cs="Times New Roman"/>
-        </w:rPr>
-        <w:t>，</w:t>
+      <w:r>
+        <w:rPr>
+          <w:rFonts w:ascii="Times New Roman" w:hAnsi="Times New Roman" w:cs="Times New Roman"/>
+        </w:rPr>
+        <w:t>的父级目录，</w:t>
       </w:r>
       <w:r>
         <w:rPr>
@@ -732,20 +702,9 @@
           <w:sz w:val="21"/>
           <w:szCs w:val="21"/>
         </w:rPr>
-        <w:t>itrustee_tzdriver-</w:t>
-      </w:r>
-      <w:proofErr w:type="gramStart"/>
-      <w:r>
-        <w:rPr>
-          <w:rFonts w:ascii="Times New Roman" w:eastAsiaTheme="minorEastAsia" w:hAnsi="Times New Roman"/>
-          <w:color w:val="333333"/>
-          <w:sz w:val="21"/>
-          <w:szCs w:val="21"/>
-        </w:rPr>
-        <w:t>master.patch</w:t>
-      </w:r>
-      <w:proofErr w:type="spellEnd"/>
-      <w:proofErr w:type="gramEnd"/>
+        <w:t>itrustee_tzdriver-master.patch</w:t>
+      </w:r>
+      <w:proofErr w:type="spellEnd"/>
     </w:p>
     <w:p>
       <w:pPr>
@@ -1001,7 +960,6 @@
         <w:t xml:space="preserve"> </w:t>
       </w:r>
       <w:proofErr w:type="spellStart"/>
-      <w:proofErr w:type="gramStart"/>
       <w:r>
         <w:rPr>
           <w:rFonts w:ascii="Times New Roman" w:eastAsiaTheme="minorEastAsia" w:hAnsi="Times New Roman" w:hint="default"/>
@@ -1013,7 +971,6 @@
         <w:t>tzdriver.ko</w:t>
       </w:r>
       <w:proofErr w:type="spellEnd"/>
-      <w:proofErr w:type="gramEnd"/>
     </w:p>
     <w:p>
       <w:pPr>
@@ -1212,7 +1169,6 @@
           <w:shd w:val="clear" w:color="auto" w:fill="F8F8F8"/>
         </w:rPr>
       </w:pPr>
-      <w:proofErr w:type="gramStart"/>
       <w:r>
         <w:rPr>
           <w:rFonts w:ascii="Times New Roman" w:eastAsiaTheme="minorEastAsia" w:hAnsi="Times New Roman"/>
@@ -1221,18 +1177,7 @@
           <w:szCs w:val="21"/>
           <w:shd w:val="clear" w:color="auto" w:fill="F8F8F8"/>
         </w:rPr>
-        <w:t>./</w:t>
-      </w:r>
-      <w:proofErr w:type="gramEnd"/>
-      <w:r>
-        <w:rPr>
-          <w:rFonts w:ascii="Times New Roman" w:eastAsiaTheme="minorEastAsia" w:hAnsi="Times New Roman"/>
-          <w:color w:val="333333"/>
-          <w:sz w:val="21"/>
-          <w:szCs w:val="21"/>
-          <w:shd w:val="clear" w:color="auto" w:fill="F8F8F8"/>
-        </w:rPr>
-        <w:t xml:space="preserve">configure.py </w:t>
+        <w:t xml:space="preserve">./configure.py </w:t>
       </w:r>
       <w:r>
         <w:rPr>
@@ -1274,7 +1219,6 @@
           <w:shd w:val="clear" w:color="auto" w:fill="F8F8F8"/>
         </w:rPr>
       </w:pPr>
-      <w:proofErr w:type="gramStart"/>
       <w:r>
         <w:rPr>
           <w:rFonts w:ascii="Times New Roman" w:eastAsiaTheme="minorEastAsia" w:hAnsi="Times New Roman"/>
@@ -1283,18 +1227,7 @@
           <w:szCs w:val="21"/>
           <w:shd w:val="clear" w:color="auto" w:fill="F8F8F8"/>
         </w:rPr>
-        <w:t>cp .</w:t>
-      </w:r>
-      <w:proofErr w:type="gramEnd"/>
-      <w:r>
-        <w:rPr>
-          <w:rFonts w:ascii="Times New Roman" w:eastAsiaTheme="minorEastAsia" w:hAnsi="Times New Roman"/>
-          <w:color w:val="333333"/>
-          <w:sz w:val="21"/>
-          <w:szCs w:val="21"/>
-          <w:shd w:val="clear" w:color="auto" w:fill="F8F8F8"/>
-        </w:rPr>
-        <w:t>/ninja /</w:t>
+        <w:t>cp ./ninja /</w:t>
       </w:r>
       <w:proofErr w:type="spellStart"/>
       <w:r>
@@ -1519,19 +1452,11 @@
         </w:rPr>
         <w:t xml:space="preserve"> </w:t>
       </w:r>
-      <w:proofErr w:type="gramStart"/>
-      <w:r>
-        <w:rPr>
-          <w:rFonts w:ascii="Times New Roman" w:hAnsi="Times New Roman" w:cs="Times New Roman"/>
-        </w:rPr>
-        <w:t>的父级目录</w:t>
-      </w:r>
-      <w:proofErr w:type="gramEnd"/>
-      <w:r>
-        <w:rPr>
-          <w:rFonts w:ascii="Times New Roman" w:hAnsi="Times New Roman" w:cs="Times New Roman"/>
-        </w:rPr>
-        <w:t>，确保补丁文件和目标目录在同一级目录下</w:t>
+      <w:r>
+        <w:rPr>
+          <w:rFonts w:ascii="Times New Roman" w:hAnsi="Times New Roman" w:cs="Times New Roman"/>
+        </w:rPr>
+        <w:t>的父级目录，确保补丁文件和目标目录在同一级目录下</w:t>
       </w:r>
     </w:p>
     <w:p>
@@ -1550,6 +1475,7 @@
           <w:color w:val="333333"/>
           <w:sz w:val="21"/>
           <w:szCs w:val="21"/>
+          <w:shd w:val="clear" w:color="auto" w:fill="F8F8F8"/>
         </w:rPr>
       </w:pPr>
       <w:r>
@@ -1572,6 +1498,7 @@
         </w:rPr>
         <w:t xml:space="preserve"> </w:t>
       </w:r>
+      <w:proofErr w:type="spellStart"/>
       <w:r>
         <w:rPr>
           <w:rFonts w:ascii="Times New Roman" w:eastAsiaTheme="minorEastAsia" w:hAnsi="Times New Roman"/>
@@ -1580,9 +1507,49 @@
           <w:szCs w:val="21"/>
           <w:shd w:val="clear" w:color="auto" w:fill="F8F8F8"/>
         </w:rPr>
-        <w:t>qemu_v6.2.</w:t>
-      </w:r>
-      <w:proofErr w:type="gramStart"/>
+        <w:t>qemu.patch</w:t>
+      </w:r>
+      <w:proofErr w:type="spellEnd"/>
+    </w:p>
+    <w:p>
+      <w:pPr>
+        <w:pStyle w:val="HTML"/>
+        <w:widowControl/>
+        <w:pBdr>
+          <w:top w:val="single" w:sz="4" w:space="4" w:color="E7EAED"/>
+          <w:left w:val="single" w:sz="4" w:space="2" w:color="E7EAED"/>
+          <w:bottom w:val="single" w:sz="4" w:space="3" w:color="E7EAED"/>
+          <w:right w:val="single" w:sz="4" w:space="2" w:color="E7EAED"/>
+        </w:pBdr>
+        <w:shd w:val="clear" w:color="auto" w:fill="F8F8F8"/>
+        <w:rPr>
+          <w:rFonts w:ascii="Times New Roman" w:eastAsiaTheme="minorEastAsia" w:hAnsi="Times New Roman" w:hint="default"/>
+          <w:color w:val="333333"/>
+          <w:sz w:val="21"/>
+          <w:szCs w:val="21"/>
+          <w:shd w:val="clear" w:color="auto" w:fill="F8F8F8"/>
+        </w:rPr>
+      </w:pPr>
+      <w:r>
+        <w:rPr>
+          <w:rFonts w:ascii="Times New Roman" w:eastAsiaTheme="minorEastAsia" w:hAnsi="Times New Roman" w:hint="default"/>
+          <w:color w:val="333333"/>
+          <w:sz w:val="21"/>
+          <w:szCs w:val="21"/>
+          <w:shd w:val="clear" w:color="auto" w:fill="F8F8F8"/>
+        </w:rPr>
+        <w:t>patch -p0 &lt;</w:t>
+      </w:r>
+      <w:r>
+        <w:rPr>
+          <w:rFonts w:ascii="Times New Roman" w:eastAsiaTheme="minorEastAsia" w:hAnsi="Times New Roman" w:hint="default"/>
+          <w:color w:val="333333"/>
+          <w:sz w:val="21"/>
+          <w:szCs w:val="21"/>
+          <w:shd w:val="clear" w:color="auto" w:fill="F8F8F8"/>
+        </w:rPr>
+        <w:t xml:space="preserve"> </w:t>
+      </w:r>
       <w:r>
         <w:rPr>
           <w:rFonts w:ascii="Times New Roman" w:eastAsiaTheme="minorEastAsia" w:hAnsi="Times New Roman"/>
@@ -1591,9 +1558,28 @@
           <w:szCs w:val="21"/>
           <w:shd w:val="clear" w:color="auto" w:fill="F8F8F8"/>
         </w:rPr>
-        <w:t>0.patch</w:t>
-      </w:r>
-      <w:proofErr w:type="gramEnd"/>
+        <w:t>qemu</w:t>
+      </w:r>
+      <w:r>
+        <w:rPr>
+          <w:rFonts w:ascii="Times New Roman" w:eastAsiaTheme="minorEastAsia" w:hAnsi="Times New Roman" w:hint="default"/>
+          <w:color w:val="333333"/>
+          <w:sz w:val="21"/>
+          <w:szCs w:val="21"/>
+          <w:shd w:val="clear" w:color="auto" w:fill="F8F8F8"/>
+        </w:rPr>
+        <w:t>-2</w:t>
+      </w:r>
+      <w:r>
+        <w:rPr>
+          <w:rFonts w:ascii="Times New Roman" w:eastAsiaTheme="minorEastAsia" w:hAnsi="Times New Roman"/>
+          <w:color w:val="333333"/>
+          <w:sz w:val="21"/>
+          <w:szCs w:val="21"/>
+          <w:shd w:val="clear" w:color="auto" w:fill="F8F8F8"/>
+        </w:rPr>
+        <w:t>.patch</w:t>
+      </w:r>
     </w:p>
     <w:p>
       <w:pPr>
@@ -1826,7 +1812,6 @@
           <w:shd w:val="clear" w:color="auto" w:fill="F8F8F8"/>
         </w:rPr>
       </w:pPr>
-      <w:proofErr w:type="gramStart"/>
       <w:r>
         <w:rPr>
           <w:rFonts w:ascii="Times New Roman" w:eastAsiaTheme="minorEastAsia" w:hAnsi="Times New Roman"/>
@@ -1835,18 +1820,7 @@
           <w:szCs w:val="21"/>
           <w:shd w:val="clear" w:color="auto" w:fill="F8F8F8"/>
         </w:rPr>
-        <w:t>..</w:t>
-      </w:r>
-      <w:proofErr w:type="gramEnd"/>
-      <w:r>
-        <w:rPr>
-          <w:rFonts w:ascii="Times New Roman" w:eastAsiaTheme="minorEastAsia" w:hAnsi="Times New Roman"/>
-          <w:color w:val="333333"/>
-          <w:sz w:val="21"/>
-          <w:szCs w:val="21"/>
-          <w:shd w:val="clear" w:color="auto" w:fill="F8F8F8"/>
-        </w:rPr>
-        <w:t>/configure --target-list=aarch64-softmmu --disable-</w:t>
+        <w:t>../configure --target-list=aarch64-softmmu --disable-</w:t>
       </w:r>
       <w:proofErr w:type="spellStart"/>
       <w:r>
@@ -2173,29 +2147,7 @@
           <w:szCs w:val="21"/>
           <w:shd w:val="clear" w:color="auto" w:fill="F8F8F8"/>
         </w:rPr>
-        <w:t xml:space="preserve"> create -f qcow2 openEuler-</w:t>
-      </w:r>
-      <w:proofErr w:type="gramStart"/>
-      <w:r>
-        <w:rPr>
-          <w:rFonts w:ascii="Times New Roman" w:eastAsiaTheme="minorEastAsia" w:hAnsi="Times New Roman" w:hint="default"/>
-          <w:color w:val="333333"/>
-          <w:sz w:val="21"/>
-          <w:szCs w:val="21"/>
-          <w:shd w:val="clear" w:color="auto" w:fill="F8F8F8"/>
-        </w:rPr>
-        <w:t>image.qcow</w:t>
-      </w:r>
-      <w:proofErr w:type="gramEnd"/>
-      <w:r>
-        <w:rPr>
-          <w:rFonts w:ascii="Times New Roman" w:eastAsiaTheme="minorEastAsia" w:hAnsi="Times New Roman" w:hint="default"/>
-          <w:color w:val="333333"/>
-          <w:sz w:val="21"/>
-          <w:szCs w:val="21"/>
-          <w:shd w:val="clear" w:color="auto" w:fill="F8F8F8"/>
-        </w:rPr>
-        <w:t>2 50G</w:t>
+        <w:t xml:space="preserve"> create -f qcow2 openEuler-image.qcow2 50G</w:t>
       </w:r>
     </w:p>
     <w:p>
@@ -2279,7 +2231,6 @@
         <w:t xml:space="preserve">' </w:t>
       </w:r>
       <w:proofErr w:type="spellStart"/>
-      <w:proofErr w:type="gramStart"/>
       <w:r>
         <w:rPr>
           <w:rFonts w:ascii="Times New Roman" w:hAnsi="Times New Roman" w:cs="Times New Roman"/>
@@ -2291,7 +2242,6 @@
         <w:t>xmlns:qemu</w:t>
       </w:r>
       <w:proofErr w:type="spellEnd"/>
-      <w:proofErr w:type="gramEnd"/>
       <w:r>
         <w:rPr>
           <w:rFonts w:ascii="Times New Roman" w:hAnsi="Times New Roman" w:cs="Times New Roman"/>
@@ -2343,9 +2293,8 @@
           <w:szCs w:val="21"/>
           <w:shd w:val="clear" w:color="auto" w:fill="F8F8F8"/>
         </w:rPr>
-        <w:t xml:space="preserve">    </w:t>
-      </w:r>
-      <w:proofErr w:type="gramStart"/>
+        <w:t xml:space="preserve">    &lt;!-- </w:t>
+      </w:r>
       <w:r>
         <w:rPr>
           <w:rFonts w:ascii="Times New Roman" w:hAnsi="Times New Roman" w:cs="Times New Roman" w:hint="eastAsia"/>
@@ -2354,9 +2303,8 @@
           <w:szCs w:val="21"/>
           <w:shd w:val="clear" w:color="auto" w:fill="F8F8F8"/>
         </w:rPr>
-        <w:t>&lt;!--</w:t>
-      </w:r>
-      <w:proofErr w:type="gramEnd"/>
+        <w:t>虚拟机名称</w:t>
+      </w:r>
       <w:r>
         <w:rPr>
           <w:rFonts w:ascii="Times New Roman" w:hAnsi="Times New Roman" w:cs="Times New Roman" w:hint="eastAsia"/>
@@ -2365,6 +2313,491 @@
           <w:szCs w:val="21"/>
           <w:shd w:val="clear" w:color="auto" w:fill="F8F8F8"/>
         </w:rPr>
+        <w:t xml:space="preserve"> --&gt;</w:t>
+      </w:r>
+    </w:p>
+    <w:p>
+      <w:pPr>
+        <w:rPr>
+          <w:rFonts w:ascii="Times New Roman" w:hAnsi="Times New Roman" w:cs="Times New Roman"/>
+          <w:color w:val="333333"/>
+          <w:kern w:val="0"/>
+          <w:szCs w:val="21"/>
+          <w:shd w:val="clear" w:color="auto" w:fill="F8F8F8"/>
+        </w:rPr>
+      </w:pPr>
+      <w:r>
+        <w:rPr>
+          <w:rFonts w:ascii="Times New Roman" w:hAnsi="Times New Roman" w:cs="Times New Roman"/>
+          <w:color w:val="333333"/>
+          <w:kern w:val="0"/>
+          <w:szCs w:val="21"/>
+          <w:shd w:val="clear" w:color="auto" w:fill="F8F8F8"/>
+        </w:rPr>
+        <w:t xml:space="preserve">    &lt;name&gt;openEuler22&lt;/name&gt;</w:t>
+      </w:r>
+    </w:p>
+    <w:p>
+      <w:pPr>
+        <w:rPr>
+          <w:rFonts w:ascii="Times New Roman" w:hAnsi="Times New Roman" w:cs="Times New Roman"/>
+          <w:color w:val="333333"/>
+          <w:kern w:val="0"/>
+          <w:szCs w:val="21"/>
+          <w:shd w:val="clear" w:color="auto" w:fill="F8F8F8"/>
+        </w:rPr>
+      </w:pPr>
+      <w:r>
+        <w:rPr>
+          <w:rFonts w:ascii="Times New Roman" w:hAnsi="Times New Roman" w:cs="Times New Roman" w:hint="eastAsia"/>
+          <w:color w:val="333333"/>
+          <w:kern w:val="0"/>
+          <w:szCs w:val="21"/>
+          <w:shd w:val="clear" w:color="auto" w:fill="F8F8F8"/>
+        </w:rPr>
+        <w:t xml:space="preserve">    &lt;!-- </w:t>
+      </w:r>
+      <w:r>
+        <w:rPr>
+          <w:rFonts w:ascii="Times New Roman" w:hAnsi="Times New Roman" w:cs="Times New Roman" w:hint="eastAsia"/>
+          <w:color w:val="333333"/>
+          <w:kern w:val="0"/>
+          <w:szCs w:val="21"/>
+          <w:shd w:val="clear" w:color="auto" w:fill="F8F8F8"/>
+        </w:rPr>
+        <w:t>虚拟机内存</w:t>
+      </w:r>
+      <w:r>
+        <w:rPr>
+          <w:rFonts w:ascii="Times New Roman" w:hAnsi="Times New Roman" w:cs="Times New Roman" w:hint="eastAsia"/>
+          <w:color w:val="333333"/>
+          <w:kern w:val="0"/>
+          <w:szCs w:val="21"/>
+          <w:shd w:val="clear" w:color="auto" w:fill="F8F8F8"/>
+        </w:rPr>
+        <w:t xml:space="preserve"> --&gt;</w:t>
+      </w:r>
+    </w:p>
+    <w:p>
+      <w:pPr>
+        <w:rPr>
+          <w:rFonts w:ascii="Times New Roman" w:hAnsi="Times New Roman" w:cs="Times New Roman"/>
+          <w:color w:val="333333"/>
+          <w:kern w:val="0"/>
+          <w:szCs w:val="21"/>
+          <w:shd w:val="clear" w:color="auto" w:fill="F8F8F8"/>
+        </w:rPr>
+      </w:pPr>
+      <w:r>
+        <w:rPr>
+          <w:rFonts w:ascii="Times New Roman" w:hAnsi="Times New Roman" w:cs="Times New Roman"/>
+          <w:color w:val="333333"/>
+          <w:kern w:val="0"/>
+          <w:szCs w:val="21"/>
+          <w:shd w:val="clear" w:color="auto" w:fill="F8F8F8"/>
+        </w:rPr>
+        <w:lastRenderedPageBreak/>
+        <w:t xml:space="preserve">    &lt;memory unit='GiB'&gt;32&lt;/memory&gt;</w:t>
+      </w:r>
+    </w:p>
+    <w:p>
+      <w:pPr>
+        <w:rPr>
+          <w:rFonts w:ascii="Times New Roman" w:hAnsi="Times New Roman" w:cs="Times New Roman"/>
+          <w:color w:val="333333"/>
+          <w:kern w:val="0"/>
+          <w:szCs w:val="21"/>
+          <w:shd w:val="clear" w:color="auto" w:fill="F8F8F8"/>
+        </w:rPr>
+      </w:pPr>
+      <w:r>
+        <w:rPr>
+          <w:rFonts w:ascii="Times New Roman" w:hAnsi="Times New Roman" w:cs="Times New Roman" w:hint="eastAsia"/>
+          <w:color w:val="333333"/>
+          <w:kern w:val="0"/>
+          <w:szCs w:val="21"/>
+          <w:shd w:val="clear" w:color="auto" w:fill="F8F8F8"/>
+        </w:rPr>
+        <w:t xml:space="preserve">    &lt;!-- </w:t>
+      </w:r>
+      <w:r>
+        <w:rPr>
+          <w:rFonts w:ascii="Times New Roman" w:hAnsi="Times New Roman" w:cs="Times New Roman" w:hint="eastAsia"/>
+          <w:color w:val="333333"/>
+          <w:kern w:val="0"/>
+          <w:szCs w:val="21"/>
+          <w:shd w:val="clear" w:color="auto" w:fill="F8F8F8"/>
+        </w:rPr>
+        <w:t>虚拟处理器的个数</w:t>
+      </w:r>
+      <w:r>
+        <w:rPr>
+          <w:rFonts w:ascii="Times New Roman" w:hAnsi="Times New Roman" w:cs="Times New Roman" w:hint="eastAsia"/>
+          <w:color w:val="333333"/>
+          <w:kern w:val="0"/>
+          <w:szCs w:val="21"/>
+          <w:shd w:val="clear" w:color="auto" w:fill="F8F8F8"/>
+        </w:rPr>
+        <w:t xml:space="preserve"> --&gt;</w:t>
+      </w:r>
+    </w:p>
+    <w:p>
+      <w:pPr>
+        <w:rPr>
+          <w:rFonts w:ascii="Times New Roman" w:hAnsi="Times New Roman" w:cs="Times New Roman"/>
+          <w:color w:val="333333"/>
+          <w:kern w:val="0"/>
+          <w:szCs w:val="21"/>
+          <w:shd w:val="clear" w:color="auto" w:fill="F8F8F8"/>
+        </w:rPr>
+      </w:pPr>
+      <w:r>
+        <w:rPr>
+          <w:rFonts w:ascii="Times New Roman" w:hAnsi="Times New Roman" w:cs="Times New Roman"/>
+          <w:color w:val="333333"/>
+          <w:kern w:val="0"/>
+          <w:szCs w:val="21"/>
+          <w:shd w:val="clear" w:color="auto" w:fill="F8F8F8"/>
+        </w:rPr>
+        <w:t xml:space="preserve">    &lt;</w:t>
+      </w:r>
+      <w:proofErr w:type="spellStart"/>
+      <w:r>
+        <w:rPr>
+          <w:rFonts w:ascii="Times New Roman" w:hAnsi="Times New Roman" w:cs="Times New Roman"/>
+          <w:color w:val="333333"/>
+          <w:kern w:val="0"/>
+          <w:szCs w:val="21"/>
+          <w:shd w:val="clear" w:color="auto" w:fill="F8F8F8"/>
+        </w:rPr>
+        <w:t>vcpu</w:t>
+      </w:r>
+      <w:proofErr w:type="spellEnd"/>
+      <w:r>
+        <w:rPr>
+          <w:rFonts w:ascii="Times New Roman" w:hAnsi="Times New Roman" w:cs="Times New Roman"/>
+          <w:color w:val="333333"/>
+          <w:kern w:val="0"/>
+          <w:szCs w:val="21"/>
+          <w:shd w:val="clear" w:color="auto" w:fill="F8F8F8"/>
+        </w:rPr>
+        <w:t>&gt;16&lt;/</w:t>
+      </w:r>
+      <w:proofErr w:type="spellStart"/>
+      <w:r>
+        <w:rPr>
+          <w:rFonts w:ascii="Times New Roman" w:hAnsi="Times New Roman" w:cs="Times New Roman"/>
+          <w:color w:val="333333"/>
+          <w:kern w:val="0"/>
+          <w:szCs w:val="21"/>
+          <w:shd w:val="clear" w:color="auto" w:fill="F8F8F8"/>
+        </w:rPr>
+        <w:t>vcpu</w:t>
+      </w:r>
+      <w:proofErr w:type="spellEnd"/>
+      <w:r>
+        <w:rPr>
+          <w:rFonts w:ascii="Times New Roman" w:hAnsi="Times New Roman" w:cs="Times New Roman"/>
+          <w:color w:val="333333"/>
+          <w:kern w:val="0"/>
+          <w:szCs w:val="21"/>
+          <w:shd w:val="clear" w:color="auto" w:fill="F8F8F8"/>
+        </w:rPr>
+        <w:t>&gt;</w:t>
+      </w:r>
+    </w:p>
+    <w:p>
+      <w:pPr>
+        <w:rPr>
+          <w:rFonts w:ascii="Times New Roman" w:hAnsi="Times New Roman" w:cs="Times New Roman"/>
+          <w:color w:val="333333"/>
+          <w:kern w:val="0"/>
+          <w:szCs w:val="21"/>
+          <w:shd w:val="clear" w:color="auto" w:fill="F8F8F8"/>
+        </w:rPr>
+      </w:pPr>
+      <w:r>
+        <w:rPr>
+          <w:rFonts w:ascii="Times New Roman" w:hAnsi="Times New Roman" w:cs="Times New Roman"/>
+          <w:color w:val="333333"/>
+          <w:kern w:val="0"/>
+          <w:szCs w:val="21"/>
+          <w:shd w:val="clear" w:color="auto" w:fill="F8F8F8"/>
+        </w:rPr>
+        <w:t xml:space="preserve">    &lt;</w:t>
+      </w:r>
+      <w:proofErr w:type="spellStart"/>
+      <w:r>
+        <w:rPr>
+          <w:rFonts w:ascii="Times New Roman" w:hAnsi="Times New Roman" w:cs="Times New Roman"/>
+          <w:color w:val="333333"/>
+          <w:kern w:val="0"/>
+          <w:szCs w:val="21"/>
+          <w:shd w:val="clear" w:color="auto" w:fill="F8F8F8"/>
+        </w:rPr>
+        <w:t>os</w:t>
+      </w:r>
+      <w:proofErr w:type="spellEnd"/>
+      <w:r>
+        <w:rPr>
+          <w:rFonts w:ascii="Times New Roman" w:hAnsi="Times New Roman" w:cs="Times New Roman"/>
+          <w:color w:val="333333"/>
+          <w:kern w:val="0"/>
+          <w:szCs w:val="21"/>
+          <w:shd w:val="clear" w:color="auto" w:fill="F8F8F8"/>
+        </w:rPr>
+        <w:t>&gt;</w:t>
+      </w:r>
+    </w:p>
+    <w:p>
+      <w:pPr>
+        <w:rPr>
+          <w:rFonts w:ascii="Times New Roman" w:hAnsi="Times New Roman" w:cs="Times New Roman"/>
+          <w:color w:val="333333"/>
+          <w:kern w:val="0"/>
+          <w:szCs w:val="21"/>
+          <w:shd w:val="clear" w:color="auto" w:fill="F8F8F8"/>
+        </w:rPr>
+      </w:pPr>
+      <w:r>
+        <w:rPr>
+          <w:rFonts w:ascii="Times New Roman" w:hAnsi="Times New Roman" w:cs="Times New Roman"/>
+          <w:color w:val="333333"/>
+          <w:kern w:val="0"/>
+          <w:szCs w:val="21"/>
+          <w:shd w:val="clear" w:color="auto" w:fill="F8F8F8"/>
+        </w:rPr>
+        <w:t xml:space="preserve">        &lt;type arch='aarch64' machine='</w:t>
+      </w:r>
+      <w:proofErr w:type="spellStart"/>
+      <w:r>
+        <w:rPr>
+          <w:rFonts w:ascii="Times New Roman" w:hAnsi="Times New Roman" w:cs="Times New Roman"/>
+          <w:color w:val="333333"/>
+          <w:kern w:val="0"/>
+          <w:szCs w:val="21"/>
+          <w:shd w:val="clear" w:color="auto" w:fill="F8F8F8"/>
+        </w:rPr>
+        <w:t>virt</w:t>
+      </w:r>
+      <w:proofErr w:type="spellEnd"/>
+      <w:r>
+        <w:rPr>
+          <w:rFonts w:ascii="Times New Roman" w:hAnsi="Times New Roman" w:cs="Times New Roman"/>
+          <w:color w:val="333333"/>
+          <w:kern w:val="0"/>
+          <w:szCs w:val="21"/>
+          <w:shd w:val="clear" w:color="auto" w:fill="F8F8F8"/>
+        </w:rPr>
+        <w:t>'&gt;</w:t>
+      </w:r>
+      <w:proofErr w:type="spellStart"/>
+      <w:r>
+        <w:rPr>
+          <w:rFonts w:ascii="Times New Roman" w:hAnsi="Times New Roman" w:cs="Times New Roman"/>
+          <w:color w:val="333333"/>
+          <w:kern w:val="0"/>
+          <w:szCs w:val="21"/>
+          <w:shd w:val="clear" w:color="auto" w:fill="F8F8F8"/>
+        </w:rPr>
+        <w:t>hvm</w:t>
+      </w:r>
+      <w:proofErr w:type="spellEnd"/>
+      <w:r>
+        <w:rPr>
+          <w:rFonts w:ascii="Times New Roman" w:hAnsi="Times New Roman" w:cs="Times New Roman"/>
+          <w:color w:val="333333"/>
+          <w:kern w:val="0"/>
+          <w:szCs w:val="21"/>
+          <w:shd w:val="clear" w:color="auto" w:fill="F8F8F8"/>
+        </w:rPr>
+        <w:t>&lt;/type&gt;</w:t>
+      </w:r>
+    </w:p>
+    <w:p>
+      <w:pPr>
+        <w:rPr>
+          <w:rFonts w:ascii="Times New Roman" w:hAnsi="Times New Roman" w:cs="Times New Roman"/>
+          <w:color w:val="333333"/>
+          <w:kern w:val="0"/>
+          <w:szCs w:val="21"/>
+          <w:shd w:val="clear" w:color="auto" w:fill="F8F8F8"/>
+        </w:rPr>
+      </w:pPr>
+      <w:r>
+        <w:rPr>
+          <w:rFonts w:ascii="Times New Roman" w:hAnsi="Times New Roman" w:cs="Times New Roman" w:hint="eastAsia"/>
+          <w:color w:val="333333"/>
+          <w:kern w:val="0"/>
+          <w:szCs w:val="21"/>
+          <w:shd w:val="clear" w:color="auto" w:fill="F8F8F8"/>
+        </w:rPr>
+        <w:t xml:space="preserve">        &lt;!-- </w:t>
+      </w:r>
+      <w:r>
+        <w:rPr>
+          <w:rFonts w:ascii="Times New Roman" w:hAnsi="Times New Roman" w:cs="Times New Roman" w:hint="eastAsia"/>
+          <w:color w:val="333333"/>
+          <w:kern w:val="0"/>
+          <w:szCs w:val="21"/>
+          <w:shd w:val="clear" w:color="auto" w:fill="F8F8F8"/>
+        </w:rPr>
+        <w:t>这里是</w:t>
+      </w:r>
+      <w:r>
+        <w:rPr>
+          <w:rFonts w:ascii="Times New Roman" w:hAnsi="Times New Roman" w:cs="Times New Roman" w:hint="eastAsia"/>
+          <w:color w:val="333333"/>
+          <w:kern w:val="0"/>
+          <w:szCs w:val="21"/>
+          <w:shd w:val="clear" w:color="auto" w:fill="F8F8F8"/>
+        </w:rPr>
+        <w:t>arm</w:t>
+      </w:r>
+      <w:r>
+        <w:rPr>
+          <w:rFonts w:ascii="Times New Roman" w:hAnsi="Times New Roman" w:cs="Times New Roman" w:hint="eastAsia"/>
+          <w:color w:val="333333"/>
+          <w:kern w:val="0"/>
+          <w:szCs w:val="21"/>
+          <w:shd w:val="clear" w:color="auto" w:fill="F8F8F8"/>
+        </w:rPr>
+        <w:t>架构的</w:t>
+      </w:r>
+      <w:r>
+        <w:rPr>
+          <w:rFonts w:ascii="Times New Roman" w:hAnsi="Times New Roman" w:cs="Times New Roman" w:hint="eastAsia"/>
+          <w:color w:val="333333"/>
+          <w:kern w:val="0"/>
+          <w:szCs w:val="21"/>
+          <w:shd w:val="clear" w:color="auto" w:fill="F8F8F8"/>
+        </w:rPr>
+        <w:t xml:space="preserve"> --&gt;</w:t>
+      </w:r>
+    </w:p>
+    <w:p>
+      <w:pPr>
+        <w:rPr>
+          <w:rFonts w:ascii="Times New Roman" w:hAnsi="Times New Roman" w:cs="Times New Roman"/>
+          <w:color w:val="333333"/>
+          <w:kern w:val="0"/>
+          <w:szCs w:val="21"/>
+          <w:shd w:val="clear" w:color="auto" w:fill="F8F8F8"/>
+        </w:rPr>
+      </w:pPr>
+      <w:r>
+        <w:rPr>
+          <w:rFonts w:ascii="Times New Roman" w:hAnsi="Times New Roman" w:cs="Times New Roman"/>
+          <w:color w:val="333333"/>
+          <w:kern w:val="0"/>
+          <w:szCs w:val="21"/>
+          <w:shd w:val="clear" w:color="auto" w:fill="F8F8F8"/>
+        </w:rPr>
+        <w:t xml:space="preserve">        &lt;loader </w:t>
+      </w:r>
+      <w:proofErr w:type="spellStart"/>
+      <w:r>
+        <w:rPr>
+          <w:rFonts w:ascii="Times New Roman" w:hAnsi="Times New Roman" w:cs="Times New Roman"/>
+          <w:color w:val="333333"/>
+          <w:kern w:val="0"/>
+          <w:szCs w:val="21"/>
+          <w:shd w:val="clear" w:color="auto" w:fill="F8F8F8"/>
+        </w:rPr>
+        <w:t>readonly</w:t>
+      </w:r>
+      <w:proofErr w:type="spellEnd"/>
+      <w:r>
+        <w:rPr>
+          <w:rFonts w:ascii="Times New Roman" w:hAnsi="Times New Roman" w:cs="Times New Roman"/>
+          <w:color w:val="333333"/>
+          <w:kern w:val="0"/>
+          <w:szCs w:val="21"/>
+          <w:shd w:val="clear" w:color="auto" w:fill="F8F8F8"/>
+        </w:rPr>
+        <w:t>='yes' type='pflash'&gt;/usr/share/edk2/aarch64/QEMU_EFI-pflash.raw&lt;/loader&gt;</w:t>
+      </w:r>
+    </w:p>
+    <w:p>
+      <w:pPr>
+        <w:rPr>
+          <w:rFonts w:ascii="Times New Roman" w:hAnsi="Times New Roman" w:cs="Times New Roman"/>
+          <w:color w:val="333333"/>
+          <w:kern w:val="0"/>
+          <w:szCs w:val="21"/>
+          <w:shd w:val="clear" w:color="auto" w:fill="F8F8F8"/>
+        </w:rPr>
+      </w:pPr>
+      <w:r>
+        <w:rPr>
+          <w:rFonts w:ascii="Times New Roman" w:hAnsi="Times New Roman" w:cs="Times New Roman" w:hint="eastAsia"/>
+          <w:color w:val="333333"/>
+          <w:kern w:val="0"/>
+          <w:szCs w:val="21"/>
+          <w:shd w:val="clear" w:color="auto" w:fill="F8F8F8"/>
+        </w:rPr>
+        <w:t xml:space="preserve">        &lt;!-- </w:t>
+      </w:r>
+      <w:r>
+        <w:rPr>
+          <w:rFonts w:ascii="Times New Roman" w:hAnsi="Times New Roman" w:cs="Times New Roman" w:hint="eastAsia"/>
+          <w:color w:val="333333"/>
+          <w:kern w:val="0"/>
+          <w:szCs w:val="21"/>
+          <w:shd w:val="clear" w:color="auto" w:fill="F8F8F8"/>
+        </w:rPr>
+        <w:t>指定</w:t>
+      </w:r>
+      <w:proofErr w:type="spellStart"/>
+      <w:r>
+        <w:rPr>
+          <w:rFonts w:ascii="Times New Roman" w:hAnsi="Times New Roman" w:cs="Times New Roman" w:hint="eastAsia"/>
+          <w:color w:val="333333"/>
+          <w:kern w:val="0"/>
+          <w:szCs w:val="21"/>
+          <w:shd w:val="clear" w:color="auto" w:fill="F8F8F8"/>
+        </w:rPr>
+        <w:t>nvram</w:t>
+      </w:r>
+      <w:proofErr w:type="spellEnd"/>
+      <w:r>
+        <w:rPr>
+          <w:rFonts w:ascii="Times New Roman" w:hAnsi="Times New Roman" w:cs="Times New Roman" w:hint="eastAsia"/>
+          <w:color w:val="333333"/>
+          <w:kern w:val="0"/>
+          <w:szCs w:val="21"/>
+          <w:shd w:val="clear" w:color="auto" w:fill="F8F8F8"/>
+        </w:rPr>
+        <w:t>文件路径，用于存储</w:t>
+      </w:r>
+      <w:r>
+        <w:rPr>
+          <w:rFonts w:ascii="Times New Roman" w:hAnsi="Times New Roman" w:cs="Times New Roman" w:hint="eastAsia"/>
+          <w:color w:val="333333"/>
+          <w:kern w:val="0"/>
+          <w:szCs w:val="21"/>
+          <w:shd w:val="clear" w:color="auto" w:fill="F8F8F8"/>
+        </w:rPr>
+        <w:t>UEFI</w:t>
+      </w:r>
+      <w:r>
+        <w:rPr>
+          <w:rFonts w:ascii="Times New Roman" w:hAnsi="Times New Roman" w:cs="Times New Roman" w:hint="eastAsia"/>
+          <w:color w:val="333333"/>
+          <w:kern w:val="0"/>
+          <w:szCs w:val="21"/>
+          <w:shd w:val="clear" w:color="auto" w:fill="F8F8F8"/>
+        </w:rPr>
+        <w:t>启动配置</w:t>
+      </w:r>
+      <w:r>
+        <w:rPr>
+          <w:rFonts w:ascii="Times New Roman" w:hAnsi="Times New Roman" w:cs="Times New Roman" w:hint="eastAsia"/>
+          <w:color w:val="333333"/>
+          <w:kern w:val="0"/>
+          <w:szCs w:val="21"/>
+          <w:shd w:val="clear" w:color="auto" w:fill="F8F8F8"/>
+        </w:rPr>
         <w:t xml:space="preserve"> </w:t>
       </w:r>
       <w:r>
@@ -2375,7 +2808,7 @@
           <w:szCs w:val="21"/>
           <w:shd w:val="clear" w:color="auto" w:fill="F8F8F8"/>
         </w:rPr>
-        <w:t>虚拟机名称</w:t>
+        <w:t>保证文件名不冲突即可</w:t>
       </w:r>
       <w:r>
         <w:rPr>
@@ -2406,7 +2839,720 @@
           <w:szCs w:val="21"/>
           <w:shd w:val="clear" w:color="auto" w:fill="F8F8F8"/>
         </w:rPr>
-        <w:t xml:space="preserve">    &lt;name&gt;openEuler22&lt;/name&gt;</w:t>
+        <w:t xml:space="preserve">        &lt;</w:t>
+      </w:r>
+      <w:proofErr w:type="spellStart"/>
+      <w:r>
+        <w:rPr>
+          <w:rFonts w:ascii="Times New Roman" w:hAnsi="Times New Roman" w:cs="Times New Roman"/>
+          <w:color w:val="333333"/>
+          <w:kern w:val="0"/>
+          <w:szCs w:val="21"/>
+          <w:shd w:val="clear" w:color="auto" w:fill="F8F8F8"/>
+        </w:rPr>
+        <w:t>nvram</w:t>
+      </w:r>
+      <w:proofErr w:type="spellEnd"/>
+      <w:r>
+        <w:rPr>
+          <w:rFonts w:ascii="Times New Roman" w:hAnsi="Times New Roman" w:cs="Times New Roman"/>
+          <w:color w:val="333333"/>
+          <w:kern w:val="0"/>
+          <w:szCs w:val="21"/>
+          <w:shd w:val="clear" w:color="auto" w:fill="F8F8F8"/>
+        </w:rPr>
+        <w:t>&gt;/var/lib/</w:t>
+      </w:r>
+      <w:proofErr w:type="spellStart"/>
+      <w:r>
+        <w:rPr>
+          <w:rFonts w:ascii="Times New Roman" w:hAnsi="Times New Roman" w:cs="Times New Roman"/>
+          <w:color w:val="333333"/>
+          <w:kern w:val="0"/>
+          <w:szCs w:val="21"/>
+          <w:shd w:val="clear" w:color="auto" w:fill="F8F8F8"/>
+        </w:rPr>
+        <w:t>libvirt</w:t>
+      </w:r>
+      <w:proofErr w:type="spellEnd"/>
+      <w:r>
+        <w:rPr>
+          <w:rFonts w:ascii="Times New Roman" w:hAnsi="Times New Roman" w:cs="Times New Roman"/>
+          <w:color w:val="333333"/>
+          <w:kern w:val="0"/>
+          <w:szCs w:val="21"/>
+          <w:shd w:val="clear" w:color="auto" w:fill="F8F8F8"/>
+        </w:rPr>
+        <w:t>/</w:t>
+      </w:r>
+      <w:proofErr w:type="spellStart"/>
+      <w:r>
+        <w:rPr>
+          <w:rFonts w:ascii="Times New Roman" w:hAnsi="Times New Roman" w:cs="Times New Roman"/>
+          <w:color w:val="333333"/>
+          <w:kern w:val="0"/>
+          <w:szCs w:val="21"/>
+          <w:shd w:val="clear" w:color="auto" w:fill="F8F8F8"/>
+        </w:rPr>
+        <w:t>qemu</w:t>
+      </w:r>
+      <w:proofErr w:type="spellEnd"/>
+      <w:r>
+        <w:rPr>
+          <w:rFonts w:ascii="Times New Roman" w:hAnsi="Times New Roman" w:cs="Times New Roman"/>
+          <w:color w:val="333333"/>
+          <w:kern w:val="0"/>
+          <w:szCs w:val="21"/>
+          <w:shd w:val="clear" w:color="auto" w:fill="F8F8F8"/>
+        </w:rPr>
+        <w:t>/</w:t>
+      </w:r>
+      <w:proofErr w:type="spellStart"/>
+      <w:r>
+        <w:rPr>
+          <w:rFonts w:ascii="Times New Roman" w:hAnsi="Times New Roman" w:cs="Times New Roman"/>
+          <w:color w:val="333333"/>
+          <w:kern w:val="0"/>
+          <w:szCs w:val="21"/>
+          <w:shd w:val="clear" w:color="auto" w:fill="F8F8F8"/>
+        </w:rPr>
+        <w:t>nvram</w:t>
+      </w:r>
+      <w:proofErr w:type="spellEnd"/>
+      <w:r>
+        <w:rPr>
+          <w:rFonts w:ascii="Times New Roman" w:hAnsi="Times New Roman" w:cs="Times New Roman"/>
+          <w:color w:val="333333"/>
+          <w:kern w:val="0"/>
+          <w:szCs w:val="21"/>
+          <w:shd w:val="clear" w:color="auto" w:fill="F8F8F8"/>
+        </w:rPr>
+        <w:t>/</w:t>
+      </w:r>
+      <w:proofErr w:type="spellStart"/>
+      <w:r>
+        <w:rPr>
+          <w:rFonts w:ascii="Times New Roman" w:hAnsi="Times New Roman" w:cs="Times New Roman"/>
+          <w:color w:val="333333"/>
+          <w:kern w:val="0"/>
+          <w:szCs w:val="21"/>
+          <w:shd w:val="clear" w:color="auto" w:fill="F8F8F8"/>
+        </w:rPr>
+        <w:t>openEulerVM.fd</w:t>
+      </w:r>
+      <w:proofErr w:type="spellEnd"/>
+      <w:r>
+        <w:rPr>
+          <w:rFonts w:ascii="Times New Roman" w:hAnsi="Times New Roman" w:cs="Times New Roman"/>
+          <w:color w:val="333333"/>
+          <w:kern w:val="0"/>
+          <w:szCs w:val="21"/>
+          <w:shd w:val="clear" w:color="auto" w:fill="F8F8F8"/>
+        </w:rPr>
+        <w:t>&lt;/</w:t>
+      </w:r>
+      <w:proofErr w:type="spellStart"/>
+      <w:r>
+        <w:rPr>
+          <w:rFonts w:ascii="Times New Roman" w:hAnsi="Times New Roman" w:cs="Times New Roman"/>
+          <w:color w:val="333333"/>
+          <w:kern w:val="0"/>
+          <w:szCs w:val="21"/>
+          <w:shd w:val="clear" w:color="auto" w:fill="F8F8F8"/>
+        </w:rPr>
+        <w:t>nvram</w:t>
+      </w:r>
+      <w:proofErr w:type="spellEnd"/>
+      <w:r>
+        <w:rPr>
+          <w:rFonts w:ascii="Times New Roman" w:hAnsi="Times New Roman" w:cs="Times New Roman"/>
+          <w:color w:val="333333"/>
+          <w:kern w:val="0"/>
+          <w:szCs w:val="21"/>
+          <w:shd w:val="clear" w:color="auto" w:fill="F8F8F8"/>
+        </w:rPr>
+        <w:t>&gt;</w:t>
+      </w:r>
+    </w:p>
+    <w:p>
+      <w:pPr>
+        <w:rPr>
+          <w:rFonts w:ascii="Times New Roman" w:hAnsi="Times New Roman" w:cs="Times New Roman"/>
+          <w:color w:val="333333"/>
+          <w:kern w:val="0"/>
+          <w:szCs w:val="21"/>
+          <w:shd w:val="clear" w:color="auto" w:fill="F8F8F8"/>
+        </w:rPr>
+      </w:pPr>
+      <w:r>
+        <w:rPr>
+          <w:rFonts w:ascii="Times New Roman" w:hAnsi="Times New Roman" w:cs="Times New Roman"/>
+          <w:color w:val="333333"/>
+          <w:kern w:val="0"/>
+          <w:szCs w:val="21"/>
+          <w:shd w:val="clear" w:color="auto" w:fill="F8F8F8"/>
+        </w:rPr>
+        <w:t xml:space="preserve">    &lt;/</w:t>
+      </w:r>
+      <w:proofErr w:type="spellStart"/>
+      <w:r>
+        <w:rPr>
+          <w:rFonts w:ascii="Times New Roman" w:hAnsi="Times New Roman" w:cs="Times New Roman"/>
+          <w:color w:val="333333"/>
+          <w:kern w:val="0"/>
+          <w:szCs w:val="21"/>
+          <w:shd w:val="clear" w:color="auto" w:fill="F8F8F8"/>
+        </w:rPr>
+        <w:t>os</w:t>
+      </w:r>
+      <w:proofErr w:type="spellEnd"/>
+      <w:r>
+        <w:rPr>
+          <w:rFonts w:ascii="Times New Roman" w:hAnsi="Times New Roman" w:cs="Times New Roman"/>
+          <w:color w:val="333333"/>
+          <w:kern w:val="0"/>
+          <w:szCs w:val="21"/>
+          <w:shd w:val="clear" w:color="auto" w:fill="F8F8F8"/>
+        </w:rPr>
+        <w:t>&gt;</w:t>
+      </w:r>
+    </w:p>
+    <w:p>
+      <w:pPr>
+        <w:rPr>
+          <w:rFonts w:ascii="Times New Roman" w:hAnsi="Times New Roman" w:cs="Times New Roman"/>
+          <w:color w:val="333333"/>
+          <w:kern w:val="0"/>
+          <w:szCs w:val="21"/>
+          <w:shd w:val="clear" w:color="auto" w:fill="F8F8F8"/>
+        </w:rPr>
+      </w:pPr>
+      <w:r>
+        <w:rPr>
+          <w:rFonts w:ascii="Times New Roman" w:hAnsi="Times New Roman" w:cs="Times New Roman"/>
+          <w:color w:val="333333"/>
+          <w:kern w:val="0"/>
+          <w:szCs w:val="21"/>
+          <w:shd w:val="clear" w:color="auto" w:fill="F8F8F8"/>
+        </w:rPr>
+        <w:t xml:space="preserve">    &lt;features&gt;</w:t>
+      </w:r>
+    </w:p>
+    <w:p>
+      <w:pPr>
+        <w:rPr>
+          <w:rFonts w:ascii="Times New Roman" w:hAnsi="Times New Roman" w:cs="Times New Roman"/>
+          <w:color w:val="333333"/>
+          <w:kern w:val="0"/>
+          <w:szCs w:val="21"/>
+          <w:shd w:val="clear" w:color="auto" w:fill="F8F8F8"/>
+        </w:rPr>
+      </w:pPr>
+      <w:r>
+        <w:rPr>
+          <w:rFonts w:ascii="Times New Roman" w:hAnsi="Times New Roman" w:cs="Times New Roman"/>
+          <w:color w:val="333333"/>
+          <w:kern w:val="0"/>
+          <w:szCs w:val="21"/>
+          <w:shd w:val="clear" w:color="auto" w:fill="F8F8F8"/>
+        </w:rPr>
+        <w:t xml:space="preserve">        &lt;</w:t>
+      </w:r>
+      <w:proofErr w:type="spellStart"/>
+      <w:r>
+        <w:rPr>
+          <w:rFonts w:ascii="Times New Roman" w:hAnsi="Times New Roman" w:cs="Times New Roman"/>
+          <w:color w:val="333333"/>
+          <w:kern w:val="0"/>
+          <w:szCs w:val="21"/>
+          <w:shd w:val="clear" w:color="auto" w:fill="F8F8F8"/>
+        </w:rPr>
+        <w:t>acpi</w:t>
+      </w:r>
+      <w:proofErr w:type="spellEnd"/>
+      <w:r>
+        <w:rPr>
+          <w:rFonts w:ascii="Times New Roman" w:hAnsi="Times New Roman" w:cs="Times New Roman"/>
+          <w:color w:val="333333"/>
+          <w:kern w:val="0"/>
+          <w:szCs w:val="21"/>
+          <w:shd w:val="clear" w:color="auto" w:fill="F8F8F8"/>
+        </w:rPr>
+        <w:t>/&gt;</w:t>
+      </w:r>
+    </w:p>
+    <w:p>
+      <w:pPr>
+        <w:rPr>
+          <w:rFonts w:ascii="Times New Roman" w:hAnsi="Times New Roman" w:cs="Times New Roman"/>
+          <w:color w:val="333333"/>
+          <w:kern w:val="0"/>
+          <w:szCs w:val="21"/>
+          <w:shd w:val="clear" w:color="auto" w:fill="F8F8F8"/>
+        </w:rPr>
+      </w:pPr>
+      <w:r>
+        <w:rPr>
+          <w:rFonts w:ascii="Times New Roman" w:hAnsi="Times New Roman" w:cs="Times New Roman"/>
+          <w:color w:val="333333"/>
+          <w:kern w:val="0"/>
+          <w:szCs w:val="21"/>
+          <w:shd w:val="clear" w:color="auto" w:fill="F8F8F8"/>
+        </w:rPr>
+        <w:t xml:space="preserve">        &lt;</w:t>
+      </w:r>
+      <w:proofErr w:type="spellStart"/>
+      <w:r>
+        <w:rPr>
+          <w:rFonts w:ascii="Times New Roman" w:hAnsi="Times New Roman" w:cs="Times New Roman"/>
+          <w:color w:val="333333"/>
+          <w:kern w:val="0"/>
+          <w:szCs w:val="21"/>
+          <w:shd w:val="clear" w:color="auto" w:fill="F8F8F8"/>
+        </w:rPr>
+        <w:t>gic</w:t>
+      </w:r>
+      <w:proofErr w:type="spellEnd"/>
+      <w:r>
+        <w:rPr>
+          <w:rFonts w:ascii="Times New Roman" w:hAnsi="Times New Roman" w:cs="Times New Roman"/>
+          <w:color w:val="333333"/>
+          <w:kern w:val="0"/>
+          <w:szCs w:val="21"/>
+          <w:shd w:val="clear" w:color="auto" w:fill="F8F8F8"/>
+        </w:rPr>
+        <w:t xml:space="preserve"> version='3'/&gt;</w:t>
+      </w:r>
+    </w:p>
+    <w:p>
+      <w:pPr>
+        <w:rPr>
+          <w:rFonts w:ascii="Times New Roman" w:hAnsi="Times New Roman" w:cs="Times New Roman"/>
+          <w:color w:val="333333"/>
+          <w:kern w:val="0"/>
+          <w:szCs w:val="21"/>
+          <w:shd w:val="clear" w:color="auto" w:fill="F8F8F8"/>
+        </w:rPr>
+      </w:pPr>
+      <w:r>
+        <w:rPr>
+          <w:rFonts w:ascii="Times New Roman" w:hAnsi="Times New Roman" w:cs="Times New Roman"/>
+          <w:color w:val="333333"/>
+          <w:kern w:val="0"/>
+          <w:szCs w:val="21"/>
+          <w:shd w:val="clear" w:color="auto" w:fill="F8F8F8"/>
+        </w:rPr>
+        <w:t xml:space="preserve">    &lt;/features&gt;</w:t>
+      </w:r>
+    </w:p>
+    <w:p>
+      <w:pPr>
+        <w:rPr>
+          <w:rFonts w:ascii="Times New Roman" w:hAnsi="Times New Roman" w:cs="Times New Roman"/>
+          <w:color w:val="333333"/>
+          <w:kern w:val="0"/>
+          <w:szCs w:val="21"/>
+          <w:shd w:val="clear" w:color="auto" w:fill="F8F8F8"/>
+        </w:rPr>
+      </w:pPr>
+      <w:r>
+        <w:rPr>
+          <w:rFonts w:ascii="Times New Roman" w:hAnsi="Times New Roman" w:cs="Times New Roman"/>
+          <w:color w:val="333333"/>
+          <w:kern w:val="0"/>
+          <w:szCs w:val="21"/>
+          <w:shd w:val="clear" w:color="auto" w:fill="F8F8F8"/>
+        </w:rPr>
+        <w:t xml:space="preserve">    &lt;</w:t>
+      </w:r>
+      <w:proofErr w:type="spellStart"/>
+      <w:r>
+        <w:rPr>
+          <w:rFonts w:ascii="Times New Roman" w:hAnsi="Times New Roman" w:cs="Times New Roman"/>
+          <w:color w:val="333333"/>
+          <w:kern w:val="0"/>
+          <w:szCs w:val="21"/>
+          <w:shd w:val="clear" w:color="auto" w:fill="F8F8F8"/>
+        </w:rPr>
+        <w:t>cpu</w:t>
+      </w:r>
+      <w:proofErr w:type="spellEnd"/>
+      <w:r>
+        <w:rPr>
+          <w:rFonts w:ascii="Times New Roman" w:hAnsi="Times New Roman" w:cs="Times New Roman"/>
+          <w:color w:val="333333"/>
+          <w:kern w:val="0"/>
+          <w:szCs w:val="21"/>
+          <w:shd w:val="clear" w:color="auto" w:fill="F8F8F8"/>
+        </w:rPr>
+        <w:t xml:space="preserve"> mode='host-passthrough'&gt;</w:t>
+      </w:r>
+    </w:p>
+    <w:p>
+      <w:pPr>
+        <w:rPr>
+          <w:rFonts w:ascii="Times New Roman" w:hAnsi="Times New Roman" w:cs="Times New Roman"/>
+          <w:color w:val="333333"/>
+          <w:kern w:val="0"/>
+          <w:szCs w:val="21"/>
+          <w:shd w:val="clear" w:color="auto" w:fill="F8F8F8"/>
+        </w:rPr>
+      </w:pPr>
+      <w:r>
+        <w:rPr>
+          <w:rFonts w:ascii="Times New Roman" w:hAnsi="Times New Roman" w:cs="Times New Roman"/>
+          <w:color w:val="333333"/>
+          <w:kern w:val="0"/>
+          <w:szCs w:val="21"/>
+          <w:shd w:val="clear" w:color="auto" w:fill="F8F8F8"/>
+        </w:rPr>
+        <w:t xml:space="preserve">    &lt;/</w:t>
+      </w:r>
+      <w:proofErr w:type="spellStart"/>
+      <w:r>
+        <w:rPr>
+          <w:rFonts w:ascii="Times New Roman" w:hAnsi="Times New Roman" w:cs="Times New Roman"/>
+          <w:color w:val="333333"/>
+          <w:kern w:val="0"/>
+          <w:szCs w:val="21"/>
+          <w:shd w:val="clear" w:color="auto" w:fill="F8F8F8"/>
+        </w:rPr>
+        <w:t>cpu</w:t>
+      </w:r>
+      <w:proofErr w:type="spellEnd"/>
+      <w:r>
+        <w:rPr>
+          <w:rFonts w:ascii="Times New Roman" w:hAnsi="Times New Roman" w:cs="Times New Roman"/>
+          <w:color w:val="333333"/>
+          <w:kern w:val="0"/>
+          <w:szCs w:val="21"/>
+          <w:shd w:val="clear" w:color="auto" w:fill="F8F8F8"/>
+        </w:rPr>
+        <w:t>&gt;</w:t>
+      </w:r>
+    </w:p>
+    <w:p>
+      <w:pPr>
+        <w:rPr>
+          <w:rFonts w:ascii="Times New Roman" w:hAnsi="Times New Roman" w:cs="Times New Roman"/>
+          <w:color w:val="333333"/>
+          <w:kern w:val="0"/>
+          <w:szCs w:val="21"/>
+          <w:shd w:val="clear" w:color="auto" w:fill="F8F8F8"/>
+        </w:rPr>
+      </w:pPr>
+      <w:r>
+        <w:rPr>
+          <w:rFonts w:ascii="Times New Roman" w:hAnsi="Times New Roman" w:cs="Times New Roman"/>
+          <w:color w:val="333333"/>
+          <w:kern w:val="0"/>
+          <w:szCs w:val="21"/>
+          <w:shd w:val="clear" w:color="auto" w:fill="F8F8F8"/>
+        </w:rPr>
+        <w:t xml:space="preserve">    &lt;</w:t>
+      </w:r>
+      <w:proofErr w:type="spellStart"/>
+      <w:r>
+        <w:rPr>
+          <w:rFonts w:ascii="Times New Roman" w:hAnsi="Times New Roman" w:cs="Times New Roman"/>
+          <w:color w:val="333333"/>
+          <w:kern w:val="0"/>
+          <w:szCs w:val="21"/>
+          <w:shd w:val="clear" w:color="auto" w:fill="F8F8F8"/>
+        </w:rPr>
+        <w:t>iothreads</w:t>
+      </w:r>
+      <w:proofErr w:type="spellEnd"/>
+      <w:r>
+        <w:rPr>
+          <w:rFonts w:ascii="Times New Roman" w:hAnsi="Times New Roman" w:cs="Times New Roman"/>
+          <w:color w:val="333333"/>
+          <w:kern w:val="0"/>
+          <w:szCs w:val="21"/>
+          <w:shd w:val="clear" w:color="auto" w:fill="F8F8F8"/>
+        </w:rPr>
+        <w:t>&gt;1&lt;/</w:t>
+      </w:r>
+      <w:proofErr w:type="spellStart"/>
+      <w:r>
+        <w:rPr>
+          <w:rFonts w:ascii="Times New Roman" w:hAnsi="Times New Roman" w:cs="Times New Roman"/>
+          <w:color w:val="333333"/>
+          <w:kern w:val="0"/>
+          <w:szCs w:val="21"/>
+          <w:shd w:val="clear" w:color="auto" w:fill="F8F8F8"/>
+        </w:rPr>
+        <w:t>iothreads</w:t>
+      </w:r>
+      <w:proofErr w:type="spellEnd"/>
+      <w:r>
+        <w:rPr>
+          <w:rFonts w:ascii="Times New Roman" w:hAnsi="Times New Roman" w:cs="Times New Roman"/>
+          <w:color w:val="333333"/>
+          <w:kern w:val="0"/>
+          <w:szCs w:val="21"/>
+          <w:shd w:val="clear" w:color="auto" w:fill="F8F8F8"/>
+        </w:rPr>
+        <w:t>&gt;</w:t>
+      </w:r>
+    </w:p>
+    <w:p>
+      <w:pPr>
+        <w:rPr>
+          <w:rFonts w:ascii="Times New Roman" w:hAnsi="Times New Roman" w:cs="Times New Roman"/>
+          <w:color w:val="333333"/>
+          <w:kern w:val="0"/>
+          <w:szCs w:val="21"/>
+          <w:shd w:val="clear" w:color="auto" w:fill="F8F8F8"/>
+        </w:rPr>
+      </w:pPr>
+      <w:r>
+        <w:rPr>
+          <w:rFonts w:ascii="Times New Roman" w:hAnsi="Times New Roman" w:cs="Times New Roman"/>
+          <w:color w:val="333333"/>
+          <w:kern w:val="0"/>
+          <w:szCs w:val="21"/>
+          <w:shd w:val="clear" w:color="auto" w:fill="F8F8F8"/>
+        </w:rPr>
+        <w:t xml:space="preserve">    &lt;clock offset='</w:t>
+      </w:r>
+      <w:proofErr w:type="spellStart"/>
+      <w:r>
+        <w:rPr>
+          <w:rFonts w:ascii="Times New Roman" w:hAnsi="Times New Roman" w:cs="Times New Roman"/>
+          <w:color w:val="333333"/>
+          <w:kern w:val="0"/>
+          <w:szCs w:val="21"/>
+          <w:shd w:val="clear" w:color="auto" w:fill="F8F8F8"/>
+        </w:rPr>
+        <w:t>utc</w:t>
+      </w:r>
+      <w:proofErr w:type="spellEnd"/>
+      <w:r>
+        <w:rPr>
+          <w:rFonts w:ascii="Times New Roman" w:hAnsi="Times New Roman" w:cs="Times New Roman"/>
+          <w:color w:val="333333"/>
+          <w:kern w:val="0"/>
+          <w:szCs w:val="21"/>
+          <w:shd w:val="clear" w:color="auto" w:fill="F8F8F8"/>
+        </w:rPr>
+        <w:t>'/&gt;</w:t>
+      </w:r>
+    </w:p>
+    <w:p>
+      <w:pPr>
+        <w:rPr>
+          <w:rFonts w:ascii="Times New Roman" w:hAnsi="Times New Roman" w:cs="Times New Roman"/>
+          <w:color w:val="333333"/>
+          <w:kern w:val="0"/>
+          <w:szCs w:val="21"/>
+          <w:shd w:val="clear" w:color="auto" w:fill="F8F8F8"/>
+        </w:rPr>
+      </w:pPr>
+      <w:r>
+        <w:rPr>
+          <w:rFonts w:ascii="Times New Roman" w:hAnsi="Times New Roman" w:cs="Times New Roman"/>
+          <w:color w:val="333333"/>
+          <w:kern w:val="0"/>
+          <w:szCs w:val="21"/>
+          <w:shd w:val="clear" w:color="auto" w:fill="F8F8F8"/>
+        </w:rPr>
+        <w:t xml:space="preserve">    &lt;</w:t>
+      </w:r>
+      <w:proofErr w:type="spellStart"/>
+      <w:r>
+        <w:rPr>
+          <w:rFonts w:ascii="Times New Roman" w:hAnsi="Times New Roman" w:cs="Times New Roman"/>
+          <w:color w:val="333333"/>
+          <w:kern w:val="0"/>
+          <w:szCs w:val="21"/>
+          <w:shd w:val="clear" w:color="auto" w:fill="F8F8F8"/>
+        </w:rPr>
+        <w:t>on_poweroff</w:t>
+      </w:r>
+      <w:proofErr w:type="spellEnd"/>
+      <w:r>
+        <w:rPr>
+          <w:rFonts w:ascii="Times New Roman" w:hAnsi="Times New Roman" w:cs="Times New Roman"/>
+          <w:color w:val="333333"/>
+          <w:kern w:val="0"/>
+          <w:szCs w:val="21"/>
+          <w:shd w:val="clear" w:color="auto" w:fill="F8F8F8"/>
+        </w:rPr>
+        <w:t>&gt;destroy&lt;/</w:t>
+      </w:r>
+      <w:proofErr w:type="spellStart"/>
+      <w:r>
+        <w:rPr>
+          <w:rFonts w:ascii="Times New Roman" w:hAnsi="Times New Roman" w:cs="Times New Roman"/>
+          <w:color w:val="333333"/>
+          <w:kern w:val="0"/>
+          <w:szCs w:val="21"/>
+          <w:shd w:val="clear" w:color="auto" w:fill="F8F8F8"/>
+        </w:rPr>
+        <w:t>on_poweroff</w:t>
+      </w:r>
+      <w:proofErr w:type="spellEnd"/>
+      <w:r>
+        <w:rPr>
+          <w:rFonts w:ascii="Times New Roman" w:hAnsi="Times New Roman" w:cs="Times New Roman"/>
+          <w:color w:val="333333"/>
+          <w:kern w:val="0"/>
+          <w:szCs w:val="21"/>
+          <w:shd w:val="clear" w:color="auto" w:fill="F8F8F8"/>
+        </w:rPr>
+        <w:t>&gt;</w:t>
+      </w:r>
+    </w:p>
+    <w:p>
+      <w:pPr>
+        <w:rPr>
+          <w:rFonts w:ascii="Times New Roman" w:hAnsi="Times New Roman" w:cs="Times New Roman"/>
+          <w:color w:val="333333"/>
+          <w:kern w:val="0"/>
+          <w:szCs w:val="21"/>
+          <w:shd w:val="clear" w:color="auto" w:fill="F8F8F8"/>
+        </w:rPr>
+      </w:pPr>
+      <w:r>
+        <w:rPr>
+          <w:rFonts w:ascii="Times New Roman" w:hAnsi="Times New Roman" w:cs="Times New Roman"/>
+          <w:color w:val="333333"/>
+          <w:kern w:val="0"/>
+          <w:szCs w:val="21"/>
+          <w:shd w:val="clear" w:color="auto" w:fill="F8F8F8"/>
+        </w:rPr>
+        <w:t xml:space="preserve">    &lt;</w:t>
+      </w:r>
+      <w:proofErr w:type="spellStart"/>
+      <w:r>
+        <w:rPr>
+          <w:rFonts w:ascii="Times New Roman" w:hAnsi="Times New Roman" w:cs="Times New Roman"/>
+          <w:color w:val="333333"/>
+          <w:kern w:val="0"/>
+          <w:szCs w:val="21"/>
+          <w:shd w:val="clear" w:color="auto" w:fill="F8F8F8"/>
+        </w:rPr>
+        <w:t>on_reboot</w:t>
+      </w:r>
+      <w:proofErr w:type="spellEnd"/>
+      <w:r>
+        <w:rPr>
+          <w:rFonts w:ascii="Times New Roman" w:hAnsi="Times New Roman" w:cs="Times New Roman"/>
+          <w:color w:val="333333"/>
+          <w:kern w:val="0"/>
+          <w:szCs w:val="21"/>
+          <w:shd w:val="clear" w:color="auto" w:fill="F8F8F8"/>
+        </w:rPr>
+        <w:t>&gt;restart&lt;/</w:t>
+      </w:r>
+      <w:proofErr w:type="spellStart"/>
+      <w:r>
+        <w:rPr>
+          <w:rFonts w:ascii="Times New Roman" w:hAnsi="Times New Roman" w:cs="Times New Roman"/>
+          <w:color w:val="333333"/>
+          <w:kern w:val="0"/>
+          <w:szCs w:val="21"/>
+          <w:shd w:val="clear" w:color="auto" w:fill="F8F8F8"/>
+        </w:rPr>
+        <w:t>on_reboot</w:t>
+      </w:r>
+      <w:proofErr w:type="spellEnd"/>
+      <w:r>
+        <w:rPr>
+          <w:rFonts w:ascii="Times New Roman" w:hAnsi="Times New Roman" w:cs="Times New Roman"/>
+          <w:color w:val="333333"/>
+          <w:kern w:val="0"/>
+          <w:szCs w:val="21"/>
+          <w:shd w:val="clear" w:color="auto" w:fill="F8F8F8"/>
+        </w:rPr>
+        <w:t>&gt;</w:t>
+      </w:r>
+    </w:p>
+    <w:p>
+      <w:pPr>
+        <w:rPr>
+          <w:rFonts w:ascii="Times New Roman" w:hAnsi="Times New Roman" w:cs="Times New Roman"/>
+          <w:color w:val="333333"/>
+          <w:kern w:val="0"/>
+          <w:szCs w:val="21"/>
+          <w:shd w:val="clear" w:color="auto" w:fill="F8F8F8"/>
+        </w:rPr>
+      </w:pPr>
+      <w:r>
+        <w:rPr>
+          <w:rFonts w:ascii="Times New Roman" w:hAnsi="Times New Roman" w:cs="Times New Roman"/>
+          <w:color w:val="333333"/>
+          <w:kern w:val="0"/>
+          <w:szCs w:val="21"/>
+          <w:shd w:val="clear" w:color="auto" w:fill="F8F8F8"/>
+        </w:rPr>
+        <w:t xml:space="preserve">    &lt;</w:t>
+      </w:r>
+      <w:proofErr w:type="spellStart"/>
+      <w:r>
+        <w:rPr>
+          <w:rFonts w:ascii="Times New Roman" w:hAnsi="Times New Roman" w:cs="Times New Roman"/>
+          <w:color w:val="333333"/>
+          <w:kern w:val="0"/>
+          <w:szCs w:val="21"/>
+          <w:shd w:val="clear" w:color="auto" w:fill="F8F8F8"/>
+        </w:rPr>
+        <w:t>on_crash</w:t>
+      </w:r>
+      <w:proofErr w:type="spellEnd"/>
+      <w:r>
+        <w:rPr>
+          <w:rFonts w:ascii="Times New Roman" w:hAnsi="Times New Roman" w:cs="Times New Roman"/>
+          <w:color w:val="333333"/>
+          <w:kern w:val="0"/>
+          <w:szCs w:val="21"/>
+          <w:shd w:val="clear" w:color="auto" w:fill="F8F8F8"/>
+        </w:rPr>
+        <w:t>&gt;restart&lt;/</w:t>
+      </w:r>
+      <w:proofErr w:type="spellStart"/>
+      <w:r>
+        <w:rPr>
+          <w:rFonts w:ascii="Times New Roman" w:hAnsi="Times New Roman" w:cs="Times New Roman"/>
+          <w:color w:val="333333"/>
+          <w:kern w:val="0"/>
+          <w:szCs w:val="21"/>
+          <w:shd w:val="clear" w:color="auto" w:fill="F8F8F8"/>
+        </w:rPr>
+        <w:t>on_crash</w:t>
+      </w:r>
+      <w:proofErr w:type="spellEnd"/>
+      <w:r>
+        <w:rPr>
+          <w:rFonts w:ascii="Times New Roman" w:hAnsi="Times New Roman" w:cs="Times New Roman"/>
+          <w:color w:val="333333"/>
+          <w:kern w:val="0"/>
+          <w:szCs w:val="21"/>
+          <w:shd w:val="clear" w:color="auto" w:fill="F8F8F8"/>
+        </w:rPr>
+        <w:t>&gt;</w:t>
+      </w:r>
+    </w:p>
+    <w:p>
+      <w:pPr>
+        <w:rPr>
+          <w:rFonts w:ascii="Times New Roman" w:hAnsi="Times New Roman" w:cs="Times New Roman"/>
+          <w:color w:val="333333"/>
+          <w:kern w:val="0"/>
+          <w:szCs w:val="21"/>
+          <w:shd w:val="clear" w:color="auto" w:fill="F8F8F8"/>
+        </w:rPr>
+      </w:pPr>
+      <w:r>
+        <w:rPr>
+          <w:rFonts w:ascii="Times New Roman" w:hAnsi="Times New Roman" w:cs="Times New Roman"/>
+          <w:color w:val="333333"/>
+          <w:kern w:val="0"/>
+          <w:szCs w:val="21"/>
+          <w:shd w:val="clear" w:color="auto" w:fill="F8F8F8"/>
+        </w:rPr>
+        <w:t xml:space="preserve">    &lt;devices&gt;</w:t>
       </w:r>
     </w:p>
     <w:p>
@@ -2427,9 +3573,9 @@
           <w:szCs w:val="21"/>
           <w:shd w:val="clear" w:color="auto" w:fill="F8F8F8"/>
         </w:rPr>
-        <w:t xml:space="preserve">    </w:t>
-      </w:r>
-      <w:proofErr w:type="gramStart"/>
+        <w:tab/>
+        <w:t xml:space="preserve">&lt;!-- </w:t>
+      </w:r>
       <w:r>
         <w:rPr>
           <w:rFonts w:ascii="Times New Roman" w:hAnsi="Times New Roman" w:cs="Times New Roman" w:hint="eastAsia"/>
@@ -2438,9 +3584,9 @@
           <w:szCs w:val="21"/>
           <w:shd w:val="clear" w:color="auto" w:fill="F8F8F8"/>
         </w:rPr>
-        <w:t>&lt;!--</w:t>
-      </w:r>
-      <w:proofErr w:type="gramEnd"/>
+        <w:t>创建软链接指向编译</w:t>
+      </w:r>
+      <w:proofErr w:type="spellStart"/>
       <w:r>
         <w:rPr>
           <w:rFonts w:ascii="Times New Roman" w:hAnsi="Times New Roman" w:cs="Times New Roman" w:hint="eastAsia"/>
@@ -2449,8 +3595,9 @@
           <w:szCs w:val="21"/>
           <w:shd w:val="clear" w:color="auto" w:fill="F8F8F8"/>
         </w:rPr>
-        <w:t xml:space="preserve"> </w:t>
-      </w:r>
+        <w:t>qemu</w:t>
+      </w:r>
+      <w:proofErr w:type="spellEnd"/>
       <w:r>
         <w:rPr>
           <w:rFonts w:ascii="Times New Roman" w:hAnsi="Times New Roman" w:cs="Times New Roman" w:hint="eastAsia"/>
@@ -2459,7 +3606,7 @@
           <w:szCs w:val="21"/>
           <w:shd w:val="clear" w:color="auto" w:fill="F8F8F8"/>
         </w:rPr>
-        <w:t>虚拟机内存</w:t>
+        <w:t>后</w:t>
       </w:r>
       <w:r>
         <w:rPr>
@@ -2469,6 +3616,174 @@
           <w:szCs w:val="21"/>
           <w:shd w:val="clear" w:color="auto" w:fill="F8F8F8"/>
         </w:rPr>
+        <w:t>build</w:t>
+      </w:r>
+      <w:r>
+        <w:rPr>
+          <w:rFonts w:ascii="Times New Roman" w:hAnsi="Times New Roman" w:cs="Times New Roman" w:hint="eastAsia"/>
+          <w:color w:val="333333"/>
+          <w:kern w:val="0"/>
+          <w:szCs w:val="21"/>
+          <w:shd w:val="clear" w:color="auto" w:fill="F8F8F8"/>
+        </w:rPr>
+        <w:t>目录下的</w:t>
+      </w:r>
+      <w:r>
+        <w:rPr>
+          <w:rFonts w:ascii="Times New Roman" w:hAnsi="Times New Roman" w:cs="Times New Roman" w:hint="eastAsia"/>
+          <w:color w:val="333333"/>
+          <w:kern w:val="0"/>
+          <w:szCs w:val="21"/>
+          <w:shd w:val="clear" w:color="auto" w:fill="F8F8F8"/>
+        </w:rPr>
+        <w:t>qemu-system-aarch64 --&gt;</w:t>
+      </w:r>
+    </w:p>
+    <w:p>
+      <w:pPr>
+        <w:rPr>
+          <w:rFonts w:ascii="Times New Roman" w:hAnsi="Times New Roman" w:cs="Times New Roman"/>
+          <w:color w:val="333333"/>
+          <w:kern w:val="0"/>
+          <w:szCs w:val="21"/>
+          <w:shd w:val="clear" w:color="auto" w:fill="F8F8F8"/>
+        </w:rPr>
+      </w:pPr>
+      <w:r>
+        <w:rPr>
+          <w:rFonts w:ascii="Times New Roman" w:hAnsi="Times New Roman" w:cs="Times New Roman"/>
+          <w:color w:val="333333"/>
+          <w:kern w:val="0"/>
+          <w:szCs w:val="21"/>
+          <w:shd w:val="clear" w:color="auto" w:fill="F8F8F8"/>
+        </w:rPr>
+        <w:t xml:space="preserve">        &lt;emulator&gt;/home/z50040113/target/qemu-after/build/aarch64-softmmu/qemu-system-aarch64&lt;/emulator&gt;</w:t>
+      </w:r>
+    </w:p>
+    <w:p>
+      <w:pPr>
+        <w:rPr>
+          <w:rFonts w:ascii="Times New Roman" w:hAnsi="Times New Roman" w:cs="Times New Roman"/>
+          <w:color w:val="333333"/>
+          <w:kern w:val="0"/>
+          <w:szCs w:val="21"/>
+          <w:shd w:val="clear" w:color="auto" w:fill="F8F8F8"/>
+        </w:rPr>
+      </w:pPr>
+      <w:r>
+        <w:rPr>
+          <w:rFonts w:ascii="Times New Roman" w:hAnsi="Times New Roman" w:cs="Times New Roman"/>
+          <w:color w:val="333333"/>
+          <w:kern w:val="0"/>
+          <w:szCs w:val="21"/>
+          <w:shd w:val="clear" w:color="auto" w:fill="F8F8F8"/>
+        </w:rPr>
+        <w:t xml:space="preserve">        &lt;disk type='file' device='disk'&gt;</w:t>
+      </w:r>
+    </w:p>
+    <w:p>
+      <w:pPr>
+        <w:rPr>
+          <w:rFonts w:ascii="Times New Roman" w:hAnsi="Times New Roman" w:cs="Times New Roman"/>
+          <w:color w:val="333333"/>
+          <w:kern w:val="0"/>
+          <w:szCs w:val="21"/>
+          <w:shd w:val="clear" w:color="auto" w:fill="F8F8F8"/>
+        </w:rPr>
+      </w:pPr>
+      <w:r>
+        <w:rPr>
+          <w:rFonts w:ascii="Times New Roman" w:hAnsi="Times New Roman" w:cs="Times New Roman"/>
+          <w:color w:val="333333"/>
+          <w:kern w:val="0"/>
+          <w:szCs w:val="21"/>
+          <w:shd w:val="clear" w:color="auto" w:fill="F8F8F8"/>
+        </w:rPr>
+        <w:t xml:space="preserve">            &lt;driver name='</w:t>
+      </w:r>
+      <w:proofErr w:type="spellStart"/>
+      <w:r>
+        <w:rPr>
+          <w:rFonts w:ascii="Times New Roman" w:hAnsi="Times New Roman" w:cs="Times New Roman"/>
+          <w:color w:val="333333"/>
+          <w:kern w:val="0"/>
+          <w:szCs w:val="21"/>
+          <w:shd w:val="clear" w:color="auto" w:fill="F8F8F8"/>
+        </w:rPr>
+        <w:t>qemu</w:t>
+      </w:r>
+      <w:proofErr w:type="spellEnd"/>
+      <w:r>
+        <w:rPr>
+          <w:rFonts w:ascii="Times New Roman" w:hAnsi="Times New Roman" w:cs="Times New Roman"/>
+          <w:color w:val="333333"/>
+          <w:kern w:val="0"/>
+          <w:szCs w:val="21"/>
+          <w:shd w:val="clear" w:color="auto" w:fill="F8F8F8"/>
+        </w:rPr>
+        <w:t xml:space="preserve">' type='qcow2' </w:t>
+      </w:r>
+      <w:proofErr w:type="spellStart"/>
+      <w:r>
+        <w:rPr>
+          <w:rFonts w:ascii="Times New Roman" w:hAnsi="Times New Roman" w:cs="Times New Roman"/>
+          <w:color w:val="333333"/>
+          <w:kern w:val="0"/>
+          <w:szCs w:val="21"/>
+          <w:shd w:val="clear" w:color="auto" w:fill="F8F8F8"/>
+        </w:rPr>
+        <w:t>iothread</w:t>
+      </w:r>
+      <w:proofErr w:type="spellEnd"/>
+      <w:r>
+        <w:rPr>
+          <w:rFonts w:ascii="Times New Roman" w:hAnsi="Times New Roman" w:cs="Times New Roman"/>
+          <w:color w:val="333333"/>
+          <w:kern w:val="0"/>
+          <w:szCs w:val="21"/>
+          <w:shd w:val="clear" w:color="auto" w:fill="F8F8F8"/>
+        </w:rPr>
+        <w:t>="1"/&gt;</w:t>
+      </w:r>
+    </w:p>
+    <w:p>
+      <w:pPr>
+        <w:rPr>
+          <w:rFonts w:ascii="Times New Roman" w:hAnsi="Times New Roman" w:cs="Times New Roman"/>
+          <w:color w:val="333333"/>
+          <w:kern w:val="0"/>
+          <w:szCs w:val="21"/>
+          <w:shd w:val="clear" w:color="auto" w:fill="F8F8F8"/>
+        </w:rPr>
+      </w:pPr>
+      <w:r>
+        <w:rPr>
+          <w:rFonts w:ascii="Times New Roman" w:hAnsi="Times New Roman" w:cs="Times New Roman" w:hint="eastAsia"/>
+          <w:color w:val="333333"/>
+          <w:kern w:val="0"/>
+          <w:szCs w:val="21"/>
+          <w:shd w:val="clear" w:color="auto" w:fill="F8F8F8"/>
+        </w:rPr>
+        <w:t xml:space="preserve">            &lt;!-- </w:t>
+      </w:r>
+      <w:r>
+        <w:rPr>
+          <w:rFonts w:ascii="Times New Roman" w:hAnsi="Times New Roman" w:cs="Times New Roman" w:hint="eastAsia"/>
+          <w:color w:val="333333"/>
+          <w:kern w:val="0"/>
+          <w:szCs w:val="21"/>
+          <w:shd w:val="clear" w:color="auto" w:fill="F8F8F8"/>
+        </w:rPr>
+        <w:t>镜像路径</w:t>
+      </w:r>
+      <w:r>
+        <w:rPr>
+          <w:rFonts w:ascii="Times New Roman" w:hAnsi="Times New Roman" w:cs="Times New Roman" w:hint="eastAsia"/>
+          <w:color w:val="333333"/>
+          <w:kern w:val="0"/>
+          <w:szCs w:val="21"/>
+          <w:shd w:val="clear" w:color="auto" w:fill="F8F8F8"/>
+        </w:rPr>
         <w:t xml:space="preserve"> --&gt;</w:t>
       </w:r>
     </w:p>
@@ -2490,7 +3805,200 @@
           <w:szCs w:val="21"/>
           <w:shd w:val="clear" w:color="auto" w:fill="F8F8F8"/>
         </w:rPr>
-        <w:t xml:space="preserve">    &lt;memory unit='GiB'&gt;32&lt;/memory&gt;</w:t>
+        <w:t xml:space="preserve">            &lt;source file='/home/z50040113/target/openEuler-image.qcow2'/&gt;</w:t>
+      </w:r>
+    </w:p>
+    <w:p>
+      <w:pPr>
+        <w:rPr>
+          <w:rFonts w:ascii="Times New Roman" w:hAnsi="Times New Roman" w:cs="Times New Roman"/>
+          <w:color w:val="333333"/>
+          <w:kern w:val="0"/>
+          <w:szCs w:val="21"/>
+          <w:shd w:val="clear" w:color="auto" w:fill="F8F8F8"/>
+        </w:rPr>
+      </w:pPr>
+      <w:r>
+        <w:rPr>
+          <w:rFonts w:ascii="Times New Roman" w:hAnsi="Times New Roman" w:cs="Times New Roman"/>
+          <w:color w:val="333333"/>
+          <w:kern w:val="0"/>
+          <w:szCs w:val="21"/>
+          <w:shd w:val="clear" w:color="auto" w:fill="F8F8F8"/>
+        </w:rPr>
+        <w:t xml:space="preserve">            &lt;target dev='</w:t>
+      </w:r>
+      <w:proofErr w:type="spellStart"/>
+      <w:r>
+        <w:rPr>
+          <w:rFonts w:ascii="Times New Roman" w:hAnsi="Times New Roman" w:cs="Times New Roman"/>
+          <w:color w:val="333333"/>
+          <w:kern w:val="0"/>
+          <w:szCs w:val="21"/>
+          <w:shd w:val="clear" w:color="auto" w:fill="F8F8F8"/>
+        </w:rPr>
+        <w:t>vda</w:t>
+      </w:r>
+      <w:proofErr w:type="spellEnd"/>
+      <w:r>
+        <w:rPr>
+          <w:rFonts w:ascii="Times New Roman" w:hAnsi="Times New Roman" w:cs="Times New Roman"/>
+          <w:color w:val="333333"/>
+          <w:kern w:val="0"/>
+          <w:szCs w:val="21"/>
+          <w:shd w:val="clear" w:color="auto" w:fill="F8F8F8"/>
+        </w:rPr>
+        <w:t>' bus='</w:t>
+      </w:r>
+      <w:proofErr w:type="spellStart"/>
+      <w:r>
+        <w:rPr>
+          <w:rFonts w:ascii="Times New Roman" w:hAnsi="Times New Roman" w:cs="Times New Roman"/>
+          <w:color w:val="333333"/>
+          <w:kern w:val="0"/>
+          <w:szCs w:val="21"/>
+          <w:shd w:val="clear" w:color="auto" w:fill="F8F8F8"/>
+        </w:rPr>
+        <w:t>virtio</w:t>
+      </w:r>
+      <w:proofErr w:type="spellEnd"/>
+      <w:r>
+        <w:rPr>
+          <w:rFonts w:ascii="Times New Roman" w:hAnsi="Times New Roman" w:cs="Times New Roman"/>
+          <w:color w:val="333333"/>
+          <w:kern w:val="0"/>
+          <w:szCs w:val="21"/>
+          <w:shd w:val="clear" w:color="auto" w:fill="F8F8F8"/>
+        </w:rPr>
+        <w:t>'/&gt;</w:t>
+      </w:r>
+    </w:p>
+    <w:p>
+      <w:pPr>
+        <w:rPr>
+          <w:rFonts w:ascii="Times New Roman" w:hAnsi="Times New Roman" w:cs="Times New Roman"/>
+          <w:color w:val="333333"/>
+          <w:kern w:val="0"/>
+          <w:szCs w:val="21"/>
+          <w:shd w:val="clear" w:color="auto" w:fill="F8F8F8"/>
+        </w:rPr>
+      </w:pPr>
+      <w:r>
+        <w:rPr>
+          <w:rFonts w:ascii="Times New Roman" w:hAnsi="Times New Roman" w:cs="Times New Roman"/>
+          <w:color w:val="333333"/>
+          <w:kern w:val="0"/>
+          <w:szCs w:val="21"/>
+          <w:shd w:val="clear" w:color="auto" w:fill="F8F8F8"/>
+        </w:rPr>
+        <w:t xml:space="preserve">            &lt;boot order='1'/&gt;</w:t>
+      </w:r>
+    </w:p>
+    <w:p>
+      <w:pPr>
+        <w:rPr>
+          <w:rFonts w:ascii="Times New Roman" w:hAnsi="Times New Roman" w:cs="Times New Roman"/>
+          <w:color w:val="333333"/>
+          <w:kern w:val="0"/>
+          <w:szCs w:val="21"/>
+          <w:shd w:val="clear" w:color="auto" w:fill="F8F8F8"/>
+        </w:rPr>
+      </w:pPr>
+      <w:r>
+        <w:rPr>
+          <w:rFonts w:ascii="Times New Roman" w:hAnsi="Times New Roman" w:cs="Times New Roman"/>
+          <w:color w:val="333333"/>
+          <w:kern w:val="0"/>
+          <w:szCs w:val="21"/>
+          <w:shd w:val="clear" w:color="auto" w:fill="F8F8F8"/>
+        </w:rPr>
+        <w:t xml:space="preserve">        &lt;/disk&gt;</w:t>
+      </w:r>
+    </w:p>
+    <w:p>
+      <w:pPr>
+        <w:rPr>
+          <w:rFonts w:ascii="Times New Roman" w:hAnsi="Times New Roman" w:cs="Times New Roman"/>
+          <w:color w:val="333333"/>
+          <w:kern w:val="0"/>
+          <w:szCs w:val="21"/>
+          <w:shd w:val="clear" w:color="auto" w:fill="F8F8F8"/>
+        </w:rPr>
+      </w:pPr>
+      <w:r>
+        <w:rPr>
+          <w:rFonts w:ascii="Times New Roman" w:hAnsi="Times New Roman" w:cs="Times New Roman"/>
+          <w:color w:val="333333"/>
+          <w:kern w:val="0"/>
+          <w:szCs w:val="21"/>
+          <w:shd w:val="clear" w:color="auto" w:fill="F8F8F8"/>
+        </w:rPr>
+        <w:t xml:space="preserve">        &lt;disk type='file' device='</w:t>
+      </w:r>
+      <w:proofErr w:type="spellStart"/>
+      <w:r>
+        <w:rPr>
+          <w:rFonts w:ascii="Times New Roman" w:hAnsi="Times New Roman" w:cs="Times New Roman"/>
+          <w:color w:val="333333"/>
+          <w:kern w:val="0"/>
+          <w:szCs w:val="21"/>
+          <w:shd w:val="clear" w:color="auto" w:fill="F8F8F8"/>
+        </w:rPr>
+        <w:t>cdrom</w:t>
+      </w:r>
+      <w:proofErr w:type="spellEnd"/>
+      <w:r>
+        <w:rPr>
+          <w:rFonts w:ascii="Times New Roman" w:hAnsi="Times New Roman" w:cs="Times New Roman"/>
+          <w:color w:val="333333"/>
+          <w:kern w:val="0"/>
+          <w:szCs w:val="21"/>
+          <w:shd w:val="clear" w:color="auto" w:fill="F8F8F8"/>
+        </w:rPr>
+        <w:t>'&gt;</w:t>
+      </w:r>
+    </w:p>
+    <w:p>
+      <w:pPr>
+        <w:rPr>
+          <w:rFonts w:ascii="Times New Roman" w:hAnsi="Times New Roman" w:cs="Times New Roman"/>
+          <w:color w:val="333333"/>
+          <w:kern w:val="0"/>
+          <w:szCs w:val="21"/>
+          <w:shd w:val="clear" w:color="auto" w:fill="F8F8F8"/>
+        </w:rPr>
+      </w:pPr>
+      <w:r>
+        <w:rPr>
+          <w:rFonts w:ascii="Times New Roman" w:hAnsi="Times New Roman" w:cs="Times New Roman"/>
+          <w:color w:val="333333"/>
+          <w:kern w:val="0"/>
+          <w:szCs w:val="21"/>
+          <w:shd w:val="clear" w:color="auto" w:fill="F8F8F8"/>
+        </w:rPr>
+        <w:t xml:space="preserve">            &lt;driver name='</w:t>
+      </w:r>
+      <w:proofErr w:type="spellStart"/>
+      <w:r>
+        <w:rPr>
+          <w:rFonts w:ascii="Times New Roman" w:hAnsi="Times New Roman" w:cs="Times New Roman"/>
+          <w:color w:val="333333"/>
+          <w:kern w:val="0"/>
+          <w:szCs w:val="21"/>
+          <w:shd w:val="clear" w:color="auto" w:fill="F8F8F8"/>
+        </w:rPr>
+        <w:t>qemu</w:t>
+      </w:r>
+      <w:proofErr w:type="spellEnd"/>
+      <w:r>
+        <w:rPr>
+          <w:rFonts w:ascii="Times New Roman" w:hAnsi="Times New Roman" w:cs="Times New Roman"/>
+          <w:color w:val="333333"/>
+          <w:kern w:val="0"/>
+          <w:szCs w:val="21"/>
+          <w:shd w:val="clear" w:color="auto" w:fill="F8F8F8"/>
+        </w:rPr>
+        <w:t>' type='raw'/&gt;</w:t>
       </w:r>
     </w:p>
     <w:p>
@@ -2511,10 +4019,242 @@
           <w:szCs w:val="21"/>
           <w:shd w:val="clear" w:color="auto" w:fill="F8F8F8"/>
         </w:rPr>
+        <w:t xml:space="preserve">            &lt;!-- </w:t>
+      </w:r>
+      <w:r>
+        <w:rPr>
+          <w:rFonts w:ascii="Times New Roman" w:hAnsi="Times New Roman" w:cs="Times New Roman" w:hint="eastAsia"/>
+          <w:color w:val="333333"/>
+          <w:kern w:val="0"/>
+          <w:szCs w:val="21"/>
+          <w:shd w:val="clear" w:color="auto" w:fill="F8F8F8"/>
+        </w:rPr>
+        <w:t>安装系统所需光驱</w:t>
+      </w:r>
+      <w:r>
+        <w:rPr>
+          <w:rFonts w:ascii="Times New Roman" w:hAnsi="Times New Roman" w:cs="Times New Roman" w:hint="eastAsia"/>
+          <w:color w:val="333333"/>
+          <w:kern w:val="0"/>
+          <w:szCs w:val="21"/>
+          <w:shd w:val="clear" w:color="auto" w:fill="F8F8F8"/>
+        </w:rPr>
+        <w:t xml:space="preserve"> --&gt;</w:t>
+      </w:r>
+    </w:p>
+    <w:p>
+      <w:pPr>
+        <w:rPr>
+          <w:rFonts w:ascii="Times New Roman" w:hAnsi="Times New Roman" w:cs="Times New Roman"/>
+          <w:color w:val="333333"/>
+          <w:kern w:val="0"/>
+          <w:szCs w:val="21"/>
+          <w:shd w:val="clear" w:color="auto" w:fill="F8F8F8"/>
+        </w:rPr>
+      </w:pPr>
+      <w:r>
+        <w:rPr>
+          <w:rFonts w:ascii="Times New Roman" w:hAnsi="Times New Roman" w:cs="Times New Roman"/>
+          <w:color w:val="333333"/>
+          <w:kern w:val="0"/>
+          <w:szCs w:val="21"/>
+          <w:shd w:val="clear" w:color="auto" w:fill="F8F8F8"/>
+        </w:rPr>
+        <w:t xml:space="preserve">            &lt;source file='/home/z50040113/target/openEuler-22.03-LTS-SP1-aarch64-dvd.iso'/&gt;</w:t>
+      </w:r>
+    </w:p>
+    <w:p>
+      <w:pPr>
+        <w:rPr>
+          <w:rFonts w:ascii="Times New Roman" w:hAnsi="Times New Roman" w:cs="Times New Roman"/>
+          <w:color w:val="333333"/>
+          <w:kern w:val="0"/>
+          <w:szCs w:val="21"/>
+          <w:shd w:val="clear" w:color="auto" w:fill="F8F8F8"/>
+        </w:rPr>
+      </w:pPr>
+      <w:r>
+        <w:rPr>
+          <w:rFonts w:ascii="Times New Roman" w:hAnsi="Times New Roman" w:cs="Times New Roman"/>
+          <w:color w:val="333333"/>
+          <w:kern w:val="0"/>
+          <w:szCs w:val="21"/>
+          <w:shd w:val="clear" w:color="auto" w:fill="F8F8F8"/>
+        </w:rPr>
+        <w:t xml:space="preserve">            &lt;</w:t>
+      </w:r>
+      <w:proofErr w:type="spellStart"/>
+      <w:r>
+        <w:rPr>
+          <w:rFonts w:ascii="Times New Roman" w:hAnsi="Times New Roman" w:cs="Times New Roman"/>
+          <w:color w:val="333333"/>
+          <w:kern w:val="0"/>
+          <w:szCs w:val="21"/>
+          <w:shd w:val="clear" w:color="auto" w:fill="F8F8F8"/>
+        </w:rPr>
+        <w:t>readonly</w:t>
+      </w:r>
+      <w:proofErr w:type="spellEnd"/>
+      <w:r>
+        <w:rPr>
+          <w:rFonts w:ascii="Times New Roman" w:hAnsi="Times New Roman" w:cs="Times New Roman"/>
+          <w:color w:val="333333"/>
+          <w:kern w:val="0"/>
+          <w:szCs w:val="21"/>
+          <w:shd w:val="clear" w:color="auto" w:fill="F8F8F8"/>
+        </w:rPr>
+        <w:t>/&gt;</w:t>
+      </w:r>
+    </w:p>
+    <w:p>
+      <w:pPr>
+        <w:rPr>
+          <w:rFonts w:ascii="Times New Roman" w:hAnsi="Times New Roman" w:cs="Times New Roman"/>
+          <w:color w:val="333333"/>
+          <w:kern w:val="0"/>
+          <w:szCs w:val="21"/>
+          <w:shd w:val="clear" w:color="auto" w:fill="F8F8F8"/>
+        </w:rPr>
+      </w:pPr>
+      <w:r>
+        <w:rPr>
+          <w:rFonts w:ascii="Times New Roman" w:hAnsi="Times New Roman" w:cs="Times New Roman"/>
+          <w:color w:val="333333"/>
+          <w:kern w:val="0"/>
+          <w:szCs w:val="21"/>
+          <w:shd w:val="clear" w:color="auto" w:fill="F8F8F8"/>
+        </w:rPr>
+        <w:t xml:space="preserve">            &lt;target dev='</w:t>
+      </w:r>
+      <w:proofErr w:type="spellStart"/>
+      <w:r>
+        <w:rPr>
+          <w:rFonts w:ascii="Times New Roman" w:hAnsi="Times New Roman" w:cs="Times New Roman"/>
+          <w:color w:val="333333"/>
+          <w:kern w:val="0"/>
+          <w:szCs w:val="21"/>
+          <w:shd w:val="clear" w:color="auto" w:fill="F8F8F8"/>
+        </w:rPr>
+        <w:t>sdb</w:t>
+      </w:r>
+      <w:proofErr w:type="spellEnd"/>
+      <w:r>
+        <w:rPr>
+          <w:rFonts w:ascii="Times New Roman" w:hAnsi="Times New Roman" w:cs="Times New Roman"/>
+          <w:color w:val="333333"/>
+          <w:kern w:val="0"/>
+          <w:szCs w:val="21"/>
+          <w:shd w:val="clear" w:color="auto" w:fill="F8F8F8"/>
+        </w:rPr>
+        <w:t>' bus='</w:t>
+      </w:r>
+      <w:proofErr w:type="spellStart"/>
+      <w:r>
+        <w:rPr>
+          <w:rFonts w:ascii="Times New Roman" w:hAnsi="Times New Roman" w:cs="Times New Roman"/>
+          <w:color w:val="333333"/>
+          <w:kern w:val="0"/>
+          <w:szCs w:val="21"/>
+          <w:shd w:val="clear" w:color="auto" w:fill="F8F8F8"/>
+        </w:rPr>
+        <w:t>scsi</w:t>
+      </w:r>
+      <w:proofErr w:type="spellEnd"/>
+      <w:r>
+        <w:rPr>
+          <w:rFonts w:ascii="Times New Roman" w:hAnsi="Times New Roman" w:cs="Times New Roman"/>
+          <w:color w:val="333333"/>
+          <w:kern w:val="0"/>
+          <w:szCs w:val="21"/>
+          <w:shd w:val="clear" w:color="auto" w:fill="F8F8F8"/>
+        </w:rPr>
+        <w:t>'/&gt;</w:t>
+      </w:r>
+    </w:p>
+    <w:p>
+      <w:pPr>
+        <w:rPr>
+          <w:rFonts w:ascii="Times New Roman" w:hAnsi="Times New Roman" w:cs="Times New Roman"/>
+          <w:color w:val="333333"/>
+          <w:kern w:val="0"/>
+          <w:szCs w:val="21"/>
+          <w:shd w:val="clear" w:color="auto" w:fill="F8F8F8"/>
+        </w:rPr>
+      </w:pPr>
+      <w:r>
+        <w:rPr>
+          <w:rFonts w:ascii="Times New Roman" w:hAnsi="Times New Roman" w:cs="Times New Roman"/>
+          <w:color w:val="333333"/>
+          <w:kern w:val="0"/>
+          <w:szCs w:val="21"/>
+          <w:shd w:val="clear" w:color="auto" w:fill="F8F8F8"/>
+        </w:rPr>
+        <w:t xml:space="preserve">            &lt;boot order='2'/&gt;</w:t>
+      </w:r>
+    </w:p>
+    <w:p>
+      <w:pPr>
+        <w:rPr>
+          <w:rFonts w:ascii="Times New Roman" w:hAnsi="Times New Roman" w:cs="Times New Roman"/>
+          <w:color w:val="333333"/>
+          <w:kern w:val="0"/>
+          <w:szCs w:val="21"/>
+          <w:shd w:val="clear" w:color="auto" w:fill="F8F8F8"/>
+        </w:rPr>
+      </w:pPr>
+      <w:r>
+        <w:rPr>
+          <w:rFonts w:ascii="Times New Roman" w:hAnsi="Times New Roman" w:cs="Times New Roman"/>
+          <w:color w:val="333333"/>
+          <w:kern w:val="0"/>
+          <w:szCs w:val="21"/>
+          <w:shd w:val="clear" w:color="auto" w:fill="F8F8F8"/>
+        </w:rPr>
+        <w:t xml:space="preserve">        &lt;/disk&gt;</w:t>
+      </w:r>
+    </w:p>
+    <w:p>
+      <w:pPr>
+        <w:rPr>
+          <w:rFonts w:ascii="Times New Roman" w:hAnsi="Times New Roman" w:cs="Times New Roman"/>
+          <w:color w:val="333333"/>
+          <w:kern w:val="0"/>
+          <w:szCs w:val="21"/>
+          <w:shd w:val="clear" w:color="auto" w:fill="F8F8F8"/>
+        </w:rPr>
+      </w:pPr>
+      <w:r>
+        <w:rPr>
+          <w:rFonts w:ascii="Times New Roman" w:hAnsi="Times New Roman" w:cs="Times New Roman"/>
+          <w:color w:val="333333"/>
+          <w:kern w:val="0"/>
+          <w:szCs w:val="21"/>
+          <w:shd w:val="clear" w:color="auto" w:fill="F8F8F8"/>
+        </w:rPr>
+        <w:t xml:space="preserve">        &lt;interface type='network'&gt;</w:t>
+      </w:r>
+    </w:p>
+    <w:p>
+      <w:pPr>
+        <w:rPr>
+          <w:rFonts w:ascii="Times New Roman" w:hAnsi="Times New Roman" w:cs="Times New Roman"/>
+          <w:color w:val="333333"/>
+          <w:kern w:val="0"/>
+          <w:szCs w:val="21"/>
+          <w:shd w:val="clear" w:color="auto" w:fill="F8F8F8"/>
+        </w:rPr>
+      </w:pPr>
+      <w:r>
+        <w:rPr>
+          <w:rFonts w:ascii="Times New Roman" w:hAnsi="Times New Roman" w:cs="Times New Roman" w:hint="eastAsia"/>
+          <w:color w:val="333333"/>
+          <w:kern w:val="0"/>
+          <w:szCs w:val="21"/>
+          <w:shd w:val="clear" w:color="auto" w:fill="F8F8F8"/>
+        </w:rPr>
         <w:lastRenderedPageBreak/>
-        <w:t xml:space="preserve">    </w:t>
-      </w:r>
-      <w:proofErr w:type="gramStart"/>
+        <w:t xml:space="preserve">            &lt;!-- </w:t>
+      </w:r>
       <w:r>
         <w:rPr>
           <w:rFonts w:ascii="Times New Roman" w:hAnsi="Times New Roman" w:cs="Times New Roman" w:hint="eastAsia"/>
@@ -2523,9 +4263,8 @@
           <w:szCs w:val="21"/>
           <w:shd w:val="clear" w:color="auto" w:fill="F8F8F8"/>
         </w:rPr>
-        <w:t>&lt;!--</w:t>
-      </w:r>
-      <w:proofErr w:type="gramEnd"/>
+        <w:t>建议配置</w:t>
+      </w:r>
       <w:r>
         <w:rPr>
           <w:rFonts w:ascii="Times New Roman" w:hAnsi="Times New Roman" w:cs="Times New Roman" w:hint="eastAsia"/>
@@ -2534,7 +4273,7 @@
           <w:szCs w:val="21"/>
           <w:shd w:val="clear" w:color="auto" w:fill="F8F8F8"/>
         </w:rPr>
-        <w:t xml:space="preserve"> </w:t>
+        <w:t>network NAT</w:t>
       </w:r>
       <w:r>
         <w:rPr>
@@ -2544,7 +4283,7 @@
           <w:szCs w:val="21"/>
           <w:shd w:val="clear" w:color="auto" w:fill="F8F8F8"/>
         </w:rPr>
-        <w:t>虚拟处理器的个数</w:t>
+        <w:t>网络模式</w:t>
       </w:r>
       <w:r>
         <w:rPr>
@@ -2575,6 +4314,582 @@
           <w:szCs w:val="21"/>
           <w:shd w:val="clear" w:color="auto" w:fill="F8F8F8"/>
         </w:rPr>
+        <w:t xml:space="preserve">            &lt;source network='default'/&gt;</w:t>
+      </w:r>
+    </w:p>
+    <w:p>
+      <w:pPr>
+        <w:rPr>
+          <w:rFonts w:ascii="Times New Roman" w:hAnsi="Times New Roman" w:cs="Times New Roman"/>
+          <w:color w:val="333333"/>
+          <w:kern w:val="0"/>
+          <w:szCs w:val="21"/>
+          <w:shd w:val="clear" w:color="auto" w:fill="F8F8F8"/>
+        </w:rPr>
+      </w:pPr>
+      <w:r>
+        <w:rPr>
+          <w:rFonts w:ascii="Times New Roman" w:hAnsi="Times New Roman" w:cs="Times New Roman"/>
+          <w:color w:val="333333"/>
+          <w:kern w:val="0"/>
+          <w:szCs w:val="21"/>
+          <w:shd w:val="clear" w:color="auto" w:fill="F8F8F8"/>
+        </w:rPr>
+        <w:t xml:space="preserve">            &lt;model type='</w:t>
+      </w:r>
+      <w:proofErr w:type="spellStart"/>
+      <w:r>
+        <w:rPr>
+          <w:rFonts w:ascii="Times New Roman" w:hAnsi="Times New Roman" w:cs="Times New Roman"/>
+          <w:color w:val="333333"/>
+          <w:kern w:val="0"/>
+          <w:szCs w:val="21"/>
+          <w:shd w:val="clear" w:color="auto" w:fill="F8F8F8"/>
+        </w:rPr>
+        <w:t>virtio</w:t>
+      </w:r>
+      <w:proofErr w:type="spellEnd"/>
+      <w:r>
+        <w:rPr>
+          <w:rFonts w:ascii="Times New Roman" w:hAnsi="Times New Roman" w:cs="Times New Roman"/>
+          <w:color w:val="333333"/>
+          <w:kern w:val="0"/>
+          <w:szCs w:val="21"/>
+          <w:shd w:val="clear" w:color="auto" w:fill="F8F8F8"/>
+        </w:rPr>
+        <w:t>'/&gt;</w:t>
+      </w:r>
+    </w:p>
+    <w:p>
+      <w:pPr>
+        <w:rPr>
+          <w:rFonts w:ascii="Times New Roman" w:hAnsi="Times New Roman" w:cs="Times New Roman"/>
+          <w:color w:val="333333"/>
+          <w:kern w:val="0"/>
+          <w:szCs w:val="21"/>
+          <w:shd w:val="clear" w:color="auto" w:fill="F8F8F8"/>
+        </w:rPr>
+      </w:pPr>
+      <w:r>
+        <w:rPr>
+          <w:rFonts w:ascii="Times New Roman" w:hAnsi="Times New Roman" w:cs="Times New Roman"/>
+          <w:color w:val="333333"/>
+          <w:kern w:val="0"/>
+          <w:szCs w:val="21"/>
+          <w:shd w:val="clear" w:color="auto" w:fill="F8F8F8"/>
+        </w:rPr>
+        <w:t xml:space="preserve">        &lt;/interface&gt;</w:t>
+      </w:r>
+    </w:p>
+    <w:p>
+      <w:pPr>
+        <w:rPr>
+          <w:rFonts w:ascii="Times New Roman" w:hAnsi="Times New Roman" w:cs="Times New Roman"/>
+          <w:color w:val="333333"/>
+          <w:kern w:val="0"/>
+          <w:szCs w:val="21"/>
+          <w:shd w:val="clear" w:color="auto" w:fill="F8F8F8"/>
+        </w:rPr>
+      </w:pPr>
+      <w:r>
+        <w:rPr>
+          <w:rFonts w:ascii="Times New Roman" w:hAnsi="Times New Roman" w:cs="Times New Roman"/>
+          <w:color w:val="333333"/>
+          <w:kern w:val="0"/>
+          <w:szCs w:val="21"/>
+          <w:shd w:val="clear" w:color="auto" w:fill="F8F8F8"/>
+        </w:rPr>
+        <w:t xml:space="preserve">        &lt;console type='</w:t>
+      </w:r>
+      <w:proofErr w:type="spellStart"/>
+      <w:r>
+        <w:rPr>
+          <w:rFonts w:ascii="Times New Roman" w:hAnsi="Times New Roman" w:cs="Times New Roman"/>
+          <w:color w:val="333333"/>
+          <w:kern w:val="0"/>
+          <w:szCs w:val="21"/>
+          <w:shd w:val="clear" w:color="auto" w:fill="F8F8F8"/>
+        </w:rPr>
+        <w:t>pty</w:t>
+      </w:r>
+      <w:proofErr w:type="spellEnd"/>
+      <w:r>
+        <w:rPr>
+          <w:rFonts w:ascii="Times New Roman" w:hAnsi="Times New Roman" w:cs="Times New Roman"/>
+          <w:color w:val="333333"/>
+          <w:kern w:val="0"/>
+          <w:szCs w:val="21"/>
+          <w:shd w:val="clear" w:color="auto" w:fill="F8F8F8"/>
+        </w:rPr>
+        <w:t>'/&gt;</w:t>
+      </w:r>
+    </w:p>
+    <w:p>
+      <w:pPr>
+        <w:rPr>
+          <w:rFonts w:ascii="Times New Roman" w:hAnsi="Times New Roman" w:cs="Times New Roman"/>
+          <w:color w:val="333333"/>
+          <w:kern w:val="0"/>
+          <w:szCs w:val="21"/>
+          <w:shd w:val="clear" w:color="auto" w:fill="F8F8F8"/>
+        </w:rPr>
+      </w:pPr>
+      <w:r>
+        <w:rPr>
+          <w:rFonts w:ascii="Times New Roman" w:hAnsi="Times New Roman" w:cs="Times New Roman"/>
+          <w:color w:val="333333"/>
+          <w:kern w:val="0"/>
+          <w:szCs w:val="21"/>
+          <w:shd w:val="clear" w:color="auto" w:fill="F8F8F8"/>
+        </w:rPr>
+        <w:t xml:space="preserve">        &lt;video&gt;</w:t>
+      </w:r>
+    </w:p>
+    <w:p>
+      <w:pPr>
+        <w:rPr>
+          <w:rFonts w:ascii="Times New Roman" w:hAnsi="Times New Roman" w:cs="Times New Roman"/>
+          <w:color w:val="333333"/>
+          <w:kern w:val="0"/>
+          <w:szCs w:val="21"/>
+          <w:shd w:val="clear" w:color="auto" w:fill="F8F8F8"/>
+        </w:rPr>
+      </w:pPr>
+      <w:r>
+        <w:rPr>
+          <w:rFonts w:ascii="Times New Roman" w:hAnsi="Times New Roman" w:cs="Times New Roman"/>
+          <w:color w:val="333333"/>
+          <w:kern w:val="0"/>
+          <w:szCs w:val="21"/>
+          <w:shd w:val="clear" w:color="auto" w:fill="F8F8F8"/>
+        </w:rPr>
+        <w:t xml:space="preserve">               &lt;model type='</w:t>
+      </w:r>
+      <w:proofErr w:type="spellStart"/>
+      <w:r>
+        <w:rPr>
+          <w:rFonts w:ascii="Times New Roman" w:hAnsi="Times New Roman" w:cs="Times New Roman"/>
+          <w:color w:val="333333"/>
+          <w:kern w:val="0"/>
+          <w:szCs w:val="21"/>
+          <w:shd w:val="clear" w:color="auto" w:fill="F8F8F8"/>
+        </w:rPr>
+        <w:t>virtio</w:t>
+      </w:r>
+      <w:proofErr w:type="spellEnd"/>
+      <w:r>
+        <w:rPr>
+          <w:rFonts w:ascii="Times New Roman" w:hAnsi="Times New Roman" w:cs="Times New Roman"/>
+          <w:color w:val="333333"/>
+          <w:kern w:val="0"/>
+          <w:szCs w:val="21"/>
+          <w:shd w:val="clear" w:color="auto" w:fill="F8F8F8"/>
+        </w:rPr>
+        <w:t>'/&gt;</w:t>
+      </w:r>
+    </w:p>
+    <w:p>
+      <w:pPr>
+        <w:rPr>
+          <w:rFonts w:ascii="Times New Roman" w:hAnsi="Times New Roman" w:cs="Times New Roman"/>
+          <w:color w:val="333333"/>
+          <w:kern w:val="0"/>
+          <w:szCs w:val="21"/>
+          <w:shd w:val="clear" w:color="auto" w:fill="F8F8F8"/>
+        </w:rPr>
+      </w:pPr>
+      <w:r>
+        <w:rPr>
+          <w:rFonts w:ascii="Times New Roman" w:hAnsi="Times New Roman" w:cs="Times New Roman"/>
+          <w:color w:val="333333"/>
+          <w:kern w:val="0"/>
+          <w:szCs w:val="21"/>
+          <w:shd w:val="clear" w:color="auto" w:fill="F8F8F8"/>
+        </w:rPr>
+        <w:t xml:space="preserve">        &lt;/video&gt;</w:t>
+      </w:r>
+    </w:p>
+    <w:p>
+      <w:pPr>
+        <w:rPr>
+          <w:rFonts w:ascii="Times New Roman" w:hAnsi="Times New Roman" w:cs="Times New Roman"/>
+          <w:color w:val="333333"/>
+          <w:kern w:val="0"/>
+          <w:szCs w:val="21"/>
+          <w:shd w:val="clear" w:color="auto" w:fill="F8F8F8"/>
+        </w:rPr>
+      </w:pPr>
+      <w:r>
+        <w:rPr>
+          <w:rFonts w:ascii="Times New Roman" w:hAnsi="Times New Roman" w:cs="Times New Roman"/>
+          <w:color w:val="333333"/>
+          <w:kern w:val="0"/>
+          <w:szCs w:val="21"/>
+          <w:shd w:val="clear" w:color="auto" w:fill="F8F8F8"/>
+        </w:rPr>
+        <w:t xml:space="preserve">        &lt;controller type='</w:t>
+      </w:r>
+      <w:proofErr w:type="spellStart"/>
+      <w:r>
+        <w:rPr>
+          <w:rFonts w:ascii="Times New Roman" w:hAnsi="Times New Roman" w:cs="Times New Roman"/>
+          <w:color w:val="333333"/>
+          <w:kern w:val="0"/>
+          <w:szCs w:val="21"/>
+          <w:shd w:val="clear" w:color="auto" w:fill="F8F8F8"/>
+        </w:rPr>
+        <w:t>scsi</w:t>
+      </w:r>
+      <w:proofErr w:type="spellEnd"/>
+      <w:r>
+        <w:rPr>
+          <w:rFonts w:ascii="Times New Roman" w:hAnsi="Times New Roman" w:cs="Times New Roman"/>
+          <w:color w:val="333333"/>
+          <w:kern w:val="0"/>
+          <w:szCs w:val="21"/>
+          <w:shd w:val="clear" w:color="auto" w:fill="F8F8F8"/>
+        </w:rPr>
+        <w:t>' index='0' model='</w:t>
+      </w:r>
+      <w:proofErr w:type="spellStart"/>
+      <w:r>
+        <w:rPr>
+          <w:rFonts w:ascii="Times New Roman" w:hAnsi="Times New Roman" w:cs="Times New Roman"/>
+          <w:color w:val="333333"/>
+          <w:kern w:val="0"/>
+          <w:szCs w:val="21"/>
+          <w:shd w:val="clear" w:color="auto" w:fill="F8F8F8"/>
+        </w:rPr>
+        <w:t>virtio-scsi</w:t>
+      </w:r>
+      <w:proofErr w:type="spellEnd"/>
+      <w:r>
+        <w:rPr>
+          <w:rFonts w:ascii="Times New Roman" w:hAnsi="Times New Roman" w:cs="Times New Roman"/>
+          <w:color w:val="333333"/>
+          <w:kern w:val="0"/>
+          <w:szCs w:val="21"/>
+          <w:shd w:val="clear" w:color="auto" w:fill="F8F8F8"/>
+        </w:rPr>
+        <w:t>'/&gt;</w:t>
+      </w:r>
+    </w:p>
+    <w:p>
+      <w:pPr>
+        <w:rPr>
+          <w:rFonts w:ascii="Times New Roman" w:hAnsi="Times New Roman" w:cs="Times New Roman"/>
+          <w:color w:val="333333"/>
+          <w:kern w:val="0"/>
+          <w:szCs w:val="21"/>
+          <w:shd w:val="clear" w:color="auto" w:fill="F8F8F8"/>
+        </w:rPr>
+      </w:pPr>
+      <w:r>
+        <w:rPr>
+          <w:rFonts w:ascii="Times New Roman" w:hAnsi="Times New Roman" w:cs="Times New Roman"/>
+          <w:color w:val="333333"/>
+          <w:kern w:val="0"/>
+          <w:szCs w:val="21"/>
+          <w:shd w:val="clear" w:color="auto" w:fill="F8F8F8"/>
+        </w:rPr>
+        <w:t xml:space="preserve">        &lt;controller type='</w:t>
+      </w:r>
+      <w:proofErr w:type="spellStart"/>
+      <w:r>
+        <w:rPr>
+          <w:rFonts w:ascii="Times New Roman" w:hAnsi="Times New Roman" w:cs="Times New Roman"/>
+          <w:color w:val="333333"/>
+          <w:kern w:val="0"/>
+          <w:szCs w:val="21"/>
+          <w:shd w:val="clear" w:color="auto" w:fill="F8F8F8"/>
+        </w:rPr>
+        <w:t>usb</w:t>
+      </w:r>
+      <w:proofErr w:type="spellEnd"/>
+      <w:r>
+        <w:rPr>
+          <w:rFonts w:ascii="Times New Roman" w:hAnsi="Times New Roman" w:cs="Times New Roman"/>
+          <w:color w:val="333333"/>
+          <w:kern w:val="0"/>
+          <w:szCs w:val="21"/>
+          <w:shd w:val="clear" w:color="auto" w:fill="F8F8F8"/>
+        </w:rPr>
+        <w:t>' model='</w:t>
+      </w:r>
+      <w:proofErr w:type="spellStart"/>
+      <w:r>
+        <w:rPr>
+          <w:rFonts w:ascii="Times New Roman" w:hAnsi="Times New Roman" w:cs="Times New Roman"/>
+          <w:color w:val="333333"/>
+          <w:kern w:val="0"/>
+          <w:szCs w:val="21"/>
+          <w:shd w:val="clear" w:color="auto" w:fill="F8F8F8"/>
+        </w:rPr>
+        <w:t>ehci</w:t>
+      </w:r>
+      <w:proofErr w:type="spellEnd"/>
+      <w:r>
+        <w:rPr>
+          <w:rFonts w:ascii="Times New Roman" w:hAnsi="Times New Roman" w:cs="Times New Roman"/>
+          <w:color w:val="333333"/>
+          <w:kern w:val="0"/>
+          <w:szCs w:val="21"/>
+          <w:shd w:val="clear" w:color="auto" w:fill="F8F8F8"/>
+        </w:rPr>
+        <w:t>'/&gt;</w:t>
+      </w:r>
+    </w:p>
+    <w:p>
+      <w:pPr>
+        <w:rPr>
+          <w:rFonts w:ascii="Times New Roman" w:hAnsi="Times New Roman" w:cs="Times New Roman"/>
+          <w:color w:val="333333"/>
+          <w:kern w:val="0"/>
+          <w:szCs w:val="21"/>
+          <w:shd w:val="clear" w:color="auto" w:fill="F8F8F8"/>
+        </w:rPr>
+      </w:pPr>
+      <w:r>
+        <w:rPr>
+          <w:rFonts w:ascii="Times New Roman" w:hAnsi="Times New Roman" w:cs="Times New Roman"/>
+          <w:color w:val="333333"/>
+          <w:kern w:val="0"/>
+          <w:szCs w:val="21"/>
+          <w:shd w:val="clear" w:color="auto" w:fill="F8F8F8"/>
+        </w:rPr>
+        <w:t xml:space="preserve">        &lt;input type='tablet' bus='</w:t>
+      </w:r>
+      <w:proofErr w:type="spellStart"/>
+      <w:r>
+        <w:rPr>
+          <w:rFonts w:ascii="Times New Roman" w:hAnsi="Times New Roman" w:cs="Times New Roman"/>
+          <w:color w:val="333333"/>
+          <w:kern w:val="0"/>
+          <w:szCs w:val="21"/>
+          <w:shd w:val="clear" w:color="auto" w:fill="F8F8F8"/>
+        </w:rPr>
+        <w:t>usb</w:t>
+      </w:r>
+      <w:proofErr w:type="spellEnd"/>
+      <w:r>
+        <w:rPr>
+          <w:rFonts w:ascii="Times New Roman" w:hAnsi="Times New Roman" w:cs="Times New Roman"/>
+          <w:color w:val="333333"/>
+          <w:kern w:val="0"/>
+          <w:szCs w:val="21"/>
+          <w:shd w:val="clear" w:color="auto" w:fill="F8F8F8"/>
+        </w:rPr>
+        <w:t>'/&gt;</w:t>
+      </w:r>
+    </w:p>
+    <w:p>
+      <w:pPr>
+        <w:rPr>
+          <w:rFonts w:ascii="Times New Roman" w:hAnsi="Times New Roman" w:cs="Times New Roman"/>
+          <w:color w:val="333333"/>
+          <w:kern w:val="0"/>
+          <w:szCs w:val="21"/>
+          <w:shd w:val="clear" w:color="auto" w:fill="F8F8F8"/>
+        </w:rPr>
+      </w:pPr>
+      <w:r>
+        <w:rPr>
+          <w:rFonts w:ascii="Times New Roman" w:hAnsi="Times New Roman" w:cs="Times New Roman"/>
+          <w:color w:val="333333"/>
+          <w:kern w:val="0"/>
+          <w:szCs w:val="21"/>
+          <w:shd w:val="clear" w:color="auto" w:fill="F8F8F8"/>
+        </w:rPr>
+        <w:t xml:space="preserve">        &lt;input type='keyboard' bus='</w:t>
+      </w:r>
+      <w:proofErr w:type="spellStart"/>
+      <w:r>
+        <w:rPr>
+          <w:rFonts w:ascii="Times New Roman" w:hAnsi="Times New Roman" w:cs="Times New Roman"/>
+          <w:color w:val="333333"/>
+          <w:kern w:val="0"/>
+          <w:szCs w:val="21"/>
+          <w:shd w:val="clear" w:color="auto" w:fill="F8F8F8"/>
+        </w:rPr>
+        <w:t>usb</w:t>
+      </w:r>
+      <w:proofErr w:type="spellEnd"/>
+      <w:r>
+        <w:rPr>
+          <w:rFonts w:ascii="Times New Roman" w:hAnsi="Times New Roman" w:cs="Times New Roman"/>
+          <w:color w:val="333333"/>
+          <w:kern w:val="0"/>
+          <w:szCs w:val="21"/>
+          <w:shd w:val="clear" w:color="auto" w:fill="F8F8F8"/>
+        </w:rPr>
+        <w:t>'/&gt;</w:t>
+      </w:r>
+    </w:p>
+    <w:p>
+      <w:pPr>
+        <w:rPr>
+          <w:rFonts w:ascii="Times New Roman" w:hAnsi="Times New Roman" w:cs="Times New Roman"/>
+          <w:color w:val="333333"/>
+          <w:kern w:val="0"/>
+          <w:szCs w:val="21"/>
+          <w:shd w:val="clear" w:color="auto" w:fill="F8F8F8"/>
+        </w:rPr>
+      </w:pPr>
+      <w:r>
+        <w:rPr>
+          <w:rFonts w:ascii="Times New Roman" w:hAnsi="Times New Roman" w:cs="Times New Roman" w:hint="eastAsia"/>
+          <w:color w:val="333333"/>
+          <w:kern w:val="0"/>
+          <w:szCs w:val="21"/>
+          <w:shd w:val="clear" w:color="auto" w:fill="F8F8F8"/>
+        </w:rPr>
+        <w:t xml:space="preserve">        &lt;!-- port </w:t>
+      </w:r>
+      <w:r>
+        <w:rPr>
+          <w:rFonts w:ascii="Times New Roman" w:hAnsi="Times New Roman" w:cs="Times New Roman" w:hint="eastAsia"/>
+          <w:color w:val="333333"/>
+          <w:kern w:val="0"/>
+          <w:szCs w:val="21"/>
+          <w:shd w:val="clear" w:color="auto" w:fill="F8F8F8"/>
+        </w:rPr>
+        <w:t>为</w:t>
+      </w:r>
+      <w:proofErr w:type="spellStart"/>
+      <w:r>
+        <w:rPr>
+          <w:rFonts w:ascii="Times New Roman" w:hAnsi="Times New Roman" w:cs="Times New Roman" w:hint="eastAsia"/>
+          <w:color w:val="333333"/>
+          <w:kern w:val="0"/>
+          <w:szCs w:val="21"/>
+          <w:shd w:val="clear" w:color="auto" w:fill="F8F8F8"/>
+        </w:rPr>
+        <w:t>vnc</w:t>
+      </w:r>
+      <w:proofErr w:type="spellEnd"/>
+      <w:r>
+        <w:rPr>
+          <w:rFonts w:ascii="Times New Roman" w:hAnsi="Times New Roman" w:cs="Times New Roman" w:hint="eastAsia"/>
+          <w:color w:val="333333"/>
+          <w:kern w:val="0"/>
+          <w:szCs w:val="21"/>
+          <w:shd w:val="clear" w:color="auto" w:fill="F8F8F8"/>
+        </w:rPr>
+        <w:t>连接端口，</w:t>
+      </w:r>
+      <w:r>
+        <w:rPr>
+          <w:rFonts w:ascii="Times New Roman" w:hAnsi="Times New Roman" w:cs="Times New Roman" w:hint="eastAsia"/>
+          <w:color w:val="333333"/>
+          <w:kern w:val="0"/>
+          <w:szCs w:val="21"/>
+          <w:shd w:val="clear" w:color="auto" w:fill="F8F8F8"/>
+        </w:rPr>
+        <w:t xml:space="preserve">auth </w:t>
+      </w:r>
+      <w:r>
+        <w:rPr>
+          <w:rFonts w:ascii="Times New Roman" w:hAnsi="Times New Roman" w:cs="Times New Roman" w:hint="eastAsia"/>
+          <w:color w:val="333333"/>
+          <w:kern w:val="0"/>
+          <w:szCs w:val="21"/>
+          <w:shd w:val="clear" w:color="auto" w:fill="F8F8F8"/>
+        </w:rPr>
+        <w:t>为连接密码</w:t>
+      </w:r>
+      <w:r>
+        <w:rPr>
+          <w:rFonts w:ascii="Times New Roman" w:hAnsi="Times New Roman" w:cs="Times New Roman" w:hint="eastAsia"/>
+          <w:color w:val="333333"/>
+          <w:kern w:val="0"/>
+          <w:szCs w:val="21"/>
+          <w:shd w:val="clear" w:color="auto" w:fill="F8F8F8"/>
+        </w:rPr>
+        <w:t xml:space="preserve"> --&gt;</w:t>
+      </w:r>
+    </w:p>
+    <w:p>
+      <w:pPr>
+        <w:rPr>
+          <w:rFonts w:ascii="Times New Roman" w:hAnsi="Times New Roman" w:cs="Times New Roman"/>
+          <w:color w:val="333333"/>
+          <w:kern w:val="0"/>
+          <w:szCs w:val="21"/>
+          <w:shd w:val="clear" w:color="auto" w:fill="F8F8F8"/>
+        </w:rPr>
+      </w:pPr>
+      <w:r>
+        <w:rPr>
+          <w:rFonts w:ascii="Times New Roman" w:hAnsi="Times New Roman" w:cs="Times New Roman"/>
+          <w:color w:val="333333"/>
+          <w:kern w:val="0"/>
+          <w:szCs w:val="21"/>
+          <w:shd w:val="clear" w:color="auto" w:fill="F8F8F8"/>
+        </w:rPr>
+        <w:t xml:space="preserve">        &lt;graphics type='</w:t>
+      </w:r>
+      <w:proofErr w:type="spellStart"/>
+      <w:r>
+        <w:rPr>
+          <w:rFonts w:ascii="Times New Roman" w:hAnsi="Times New Roman" w:cs="Times New Roman"/>
+          <w:color w:val="333333"/>
+          <w:kern w:val="0"/>
+          <w:szCs w:val="21"/>
+          <w:shd w:val="clear" w:color="auto" w:fill="F8F8F8"/>
+        </w:rPr>
+        <w:t>vnc</w:t>
+      </w:r>
+      <w:proofErr w:type="spellEnd"/>
+      <w:r>
+        <w:rPr>
+          <w:rFonts w:ascii="Times New Roman" w:hAnsi="Times New Roman" w:cs="Times New Roman"/>
+          <w:color w:val="333333"/>
+          <w:kern w:val="0"/>
+          <w:szCs w:val="21"/>
+          <w:shd w:val="clear" w:color="auto" w:fill="F8F8F8"/>
+        </w:rPr>
+        <w:t>' port='5901' listen='0.0.0.0' password='on' auth='passwd1234!'/&gt;</w:t>
+      </w:r>
+    </w:p>
+    <w:p>
+      <w:pPr>
+        <w:rPr>
+          <w:rFonts w:ascii="Times New Roman" w:hAnsi="Times New Roman" w:cs="Times New Roman"/>
+          <w:color w:val="333333"/>
+          <w:kern w:val="0"/>
+          <w:szCs w:val="21"/>
+          <w:shd w:val="clear" w:color="auto" w:fill="F8F8F8"/>
+        </w:rPr>
+      </w:pPr>
+      <w:r>
+        <w:rPr>
+          <w:rFonts w:ascii="Times New Roman" w:hAnsi="Times New Roman" w:cs="Times New Roman"/>
+          <w:color w:val="333333"/>
+          <w:kern w:val="0"/>
+          <w:szCs w:val="21"/>
+          <w:shd w:val="clear" w:color="auto" w:fill="F8F8F8"/>
+        </w:rPr>
+        <w:t xml:space="preserve">    &lt;/devices&gt;</w:t>
+      </w:r>
+    </w:p>
+    <w:p>
+      <w:pPr>
+        <w:rPr>
+          <w:rFonts w:ascii="Times New Roman" w:hAnsi="Times New Roman" w:cs="Times New Roman"/>
+          <w:color w:val="333333"/>
+          <w:kern w:val="0"/>
+          <w:szCs w:val="21"/>
+          <w:shd w:val="clear" w:color="auto" w:fill="F8F8F8"/>
+        </w:rPr>
+      </w:pPr>
+      <w:r>
+        <w:rPr>
+          <w:rFonts w:ascii="Times New Roman" w:hAnsi="Times New Roman" w:cs="Times New Roman"/>
+          <w:color w:val="333333"/>
+          <w:kern w:val="0"/>
+          <w:szCs w:val="21"/>
+          <w:shd w:val="clear" w:color="auto" w:fill="F8F8F8"/>
+        </w:rPr>
         <w:t xml:space="preserve">    &lt;</w:t>
       </w:r>
       <w:proofErr w:type="spellStart"/>
@@ -2586,29 +4901,7 @@
           <w:szCs w:val="21"/>
           <w:shd w:val="clear" w:color="auto" w:fill="F8F8F8"/>
         </w:rPr>
-        <w:t>vcpu</w:t>
-      </w:r>
-      <w:proofErr w:type="spellEnd"/>
-      <w:r>
-        <w:rPr>
-          <w:rFonts w:ascii="Times New Roman" w:hAnsi="Times New Roman" w:cs="Times New Roman"/>
-          <w:color w:val="333333"/>
-          <w:kern w:val="0"/>
-          <w:szCs w:val="21"/>
-          <w:shd w:val="clear" w:color="auto" w:fill="F8F8F8"/>
-        </w:rPr>
-        <w:t>&gt;16&lt;/</w:t>
-      </w:r>
-      <w:proofErr w:type="spellStart"/>
-      <w:r>
-        <w:rPr>
-          <w:rFonts w:ascii="Times New Roman" w:hAnsi="Times New Roman" w:cs="Times New Roman"/>
-          <w:color w:val="333333"/>
-          <w:kern w:val="0"/>
-          <w:szCs w:val="21"/>
-          <w:shd w:val="clear" w:color="auto" w:fill="F8F8F8"/>
-        </w:rPr>
-        <w:t>vcpu</w:t>
+        <w:t>qemu:commandline</w:t>
       </w:r>
       <w:proofErr w:type="spellEnd"/>
       <w:r>
@@ -2634,123 +4927,14 @@
       </w:pPr>
       <w:r>
         <w:rPr>
-          <w:rFonts w:ascii="Times New Roman" w:hAnsi="Times New Roman" w:cs="Times New Roman"/>
-          <w:color w:val="333333"/>
-          <w:kern w:val="0"/>
-          <w:szCs w:val="21"/>
-          <w:shd w:val="clear" w:color="auto" w:fill="F8F8F8"/>
-        </w:rPr>
-        <w:t xml:space="preserve">    &lt;</w:t>
-      </w:r>
-      <w:proofErr w:type="spellStart"/>
-      <w:r>
-        <w:rPr>
-          <w:rFonts w:ascii="Times New Roman" w:hAnsi="Times New Roman" w:cs="Times New Roman"/>
-          <w:color w:val="333333"/>
-          <w:kern w:val="0"/>
-          <w:szCs w:val="21"/>
-          <w:shd w:val="clear" w:color="auto" w:fill="F8F8F8"/>
-        </w:rPr>
-        <w:t>os</w:t>
-      </w:r>
-      <w:proofErr w:type="spellEnd"/>
-      <w:r>
-        <w:rPr>
-          <w:rFonts w:ascii="Times New Roman" w:hAnsi="Times New Roman" w:cs="Times New Roman"/>
-          <w:color w:val="333333"/>
-          <w:kern w:val="0"/>
-          <w:szCs w:val="21"/>
-          <w:shd w:val="clear" w:color="auto" w:fill="F8F8F8"/>
-        </w:rPr>
-        <w:t>&gt;</w:t>
-      </w:r>
-    </w:p>
-    <w:p>
-      <w:pPr>
-        <w:rPr>
-          <w:rFonts w:ascii="Times New Roman" w:hAnsi="Times New Roman" w:cs="Times New Roman"/>
-          <w:color w:val="333333"/>
-          <w:kern w:val="0"/>
-          <w:szCs w:val="21"/>
-          <w:shd w:val="clear" w:color="auto" w:fill="F8F8F8"/>
-        </w:rPr>
-      </w:pPr>
-      <w:r>
-        <w:rPr>
-          <w:rFonts w:ascii="Times New Roman" w:hAnsi="Times New Roman" w:cs="Times New Roman"/>
-          <w:color w:val="333333"/>
-          <w:kern w:val="0"/>
-          <w:szCs w:val="21"/>
-          <w:shd w:val="clear" w:color="auto" w:fill="F8F8F8"/>
-        </w:rPr>
-        <w:t xml:space="preserve">        &lt;type arch='aarch64' machine='</w:t>
-      </w:r>
-      <w:proofErr w:type="spellStart"/>
-      <w:r>
-        <w:rPr>
-          <w:rFonts w:ascii="Times New Roman" w:hAnsi="Times New Roman" w:cs="Times New Roman"/>
-          <w:color w:val="333333"/>
-          <w:kern w:val="0"/>
-          <w:szCs w:val="21"/>
-          <w:shd w:val="clear" w:color="auto" w:fill="F8F8F8"/>
-        </w:rPr>
-        <w:t>virt</w:t>
-      </w:r>
-      <w:proofErr w:type="spellEnd"/>
-      <w:r>
-        <w:rPr>
-          <w:rFonts w:ascii="Times New Roman" w:hAnsi="Times New Roman" w:cs="Times New Roman"/>
-          <w:color w:val="333333"/>
-          <w:kern w:val="0"/>
-          <w:szCs w:val="21"/>
-          <w:shd w:val="clear" w:color="auto" w:fill="F8F8F8"/>
-        </w:rPr>
-        <w:t>'&gt;</w:t>
-      </w:r>
-      <w:proofErr w:type="spellStart"/>
-      <w:r>
-        <w:rPr>
-          <w:rFonts w:ascii="Times New Roman" w:hAnsi="Times New Roman" w:cs="Times New Roman"/>
-          <w:color w:val="333333"/>
-          <w:kern w:val="0"/>
-          <w:szCs w:val="21"/>
-          <w:shd w:val="clear" w:color="auto" w:fill="F8F8F8"/>
-        </w:rPr>
-        <w:t>hvm</w:t>
-      </w:r>
-      <w:proofErr w:type="spellEnd"/>
-      <w:r>
-        <w:rPr>
-          <w:rFonts w:ascii="Times New Roman" w:hAnsi="Times New Roman" w:cs="Times New Roman"/>
-          <w:color w:val="333333"/>
-          <w:kern w:val="0"/>
-          <w:szCs w:val="21"/>
-          <w:shd w:val="clear" w:color="auto" w:fill="F8F8F8"/>
-        </w:rPr>
-        <w:t>&lt;/type&gt;</w:t>
-      </w:r>
-    </w:p>
-    <w:p>
-      <w:pPr>
-        <w:rPr>
-          <w:rFonts w:ascii="Times New Roman" w:hAnsi="Times New Roman" w:cs="Times New Roman"/>
-          <w:color w:val="333333"/>
-          <w:kern w:val="0"/>
-          <w:szCs w:val="21"/>
-          <w:shd w:val="clear" w:color="auto" w:fill="F8F8F8"/>
-        </w:rPr>
-      </w:pPr>
-      <w:r>
-        <w:rPr>
           <w:rFonts w:ascii="Times New Roman" w:hAnsi="Times New Roman" w:cs="Times New Roman" w:hint="eastAsia"/>
           <w:color w:val="333333"/>
           <w:kern w:val="0"/>
           <w:szCs w:val="21"/>
           <w:shd w:val="clear" w:color="auto" w:fill="F8F8F8"/>
         </w:rPr>
-        <w:t xml:space="preserve">        </w:t>
-      </w:r>
-      <w:proofErr w:type="gramStart"/>
+        <w:t xml:space="preserve">     &lt;!-- </w:t>
+      </w:r>
       <w:r>
         <w:rPr>
           <w:rFonts w:ascii="Times New Roman" w:hAnsi="Times New Roman" w:cs="Times New Roman" w:hint="eastAsia"/>
@@ -2759,9 +4943,8 @@
           <w:szCs w:val="21"/>
           <w:shd w:val="clear" w:color="auto" w:fill="F8F8F8"/>
         </w:rPr>
-        <w:t>&lt;!--</w:t>
-      </w:r>
-      <w:proofErr w:type="gramEnd"/>
+        <w:t>添加一个虚拟串口，映射到</w:t>
+      </w:r>
       <w:r>
         <w:rPr>
           <w:rFonts w:ascii="Times New Roman" w:hAnsi="Times New Roman" w:cs="Times New Roman" w:hint="eastAsia"/>
@@ -2770,7 +4953,7 @@
           <w:szCs w:val="21"/>
           <w:shd w:val="clear" w:color="auto" w:fill="F8F8F8"/>
         </w:rPr>
-        <w:t xml:space="preserve"> </w:t>
+        <w:t>host</w:t>
       </w:r>
       <w:r>
         <w:rPr>
@@ -2780,7 +4963,7 @@
           <w:szCs w:val="21"/>
           <w:shd w:val="clear" w:color="auto" w:fill="F8F8F8"/>
         </w:rPr>
-        <w:t>这里是</w:t>
+        <w:t>路径</w:t>
       </w:r>
       <w:r>
         <w:rPr>
@@ -2790,8 +4973,9 @@
           <w:szCs w:val="21"/>
           <w:shd w:val="clear" w:color="auto" w:fill="F8F8F8"/>
         </w:rPr>
-        <w:t>arm</w:t>
-      </w:r>
+        <w:t>/</w:t>
+      </w:r>
+      <w:proofErr w:type="spellStart"/>
       <w:r>
         <w:rPr>
           <w:rFonts w:ascii="Times New Roman" w:hAnsi="Times New Roman" w:cs="Times New Roman" w:hint="eastAsia"/>
@@ -2800,8 +4984,9 @@
           <w:szCs w:val="21"/>
           <w:shd w:val="clear" w:color="auto" w:fill="F8F8F8"/>
         </w:rPr>
-        <w:t>架构的</w:t>
-      </w:r>
+        <w:t>tmp</w:t>
+      </w:r>
+      <w:proofErr w:type="spellEnd"/>
       <w:r>
         <w:rPr>
           <w:rFonts w:ascii="Times New Roman" w:hAnsi="Times New Roman" w:cs="Times New Roman" w:hint="eastAsia"/>
@@ -2810,328 +4995,417 @@
           <w:szCs w:val="21"/>
           <w:shd w:val="clear" w:color="auto" w:fill="F8F8F8"/>
         </w:rPr>
-        <w:t xml:space="preserve"> --&gt;</w:t>
-      </w:r>
-    </w:p>
-    <w:p>
-      <w:pPr>
-        <w:rPr>
-          <w:rFonts w:ascii="Times New Roman" w:hAnsi="Times New Roman" w:cs="Times New Roman"/>
-          <w:color w:val="333333"/>
-          <w:kern w:val="0"/>
-          <w:szCs w:val="21"/>
-          <w:shd w:val="clear" w:color="auto" w:fill="F8F8F8"/>
-        </w:rPr>
-      </w:pPr>
-      <w:r>
-        <w:rPr>
-          <w:rFonts w:ascii="Times New Roman" w:hAnsi="Times New Roman" w:cs="Times New Roman"/>
-          <w:color w:val="333333"/>
-          <w:kern w:val="0"/>
-          <w:szCs w:val="21"/>
-          <w:shd w:val="clear" w:color="auto" w:fill="F8F8F8"/>
-        </w:rPr>
-        <w:t xml:space="preserve">        &lt;loader </w:t>
-      </w:r>
-      <w:proofErr w:type="spellStart"/>
-      <w:r>
-        <w:rPr>
-          <w:rFonts w:ascii="Times New Roman" w:hAnsi="Times New Roman" w:cs="Times New Roman"/>
-          <w:color w:val="333333"/>
-          <w:kern w:val="0"/>
-          <w:szCs w:val="21"/>
-          <w:shd w:val="clear" w:color="auto" w:fill="F8F8F8"/>
-        </w:rPr>
-        <w:t>readonly</w:t>
-      </w:r>
-      <w:proofErr w:type="spellEnd"/>
-      <w:r>
-        <w:rPr>
-          <w:rFonts w:ascii="Times New Roman" w:hAnsi="Times New Roman" w:cs="Times New Roman"/>
-          <w:color w:val="333333"/>
-          <w:kern w:val="0"/>
-          <w:szCs w:val="21"/>
-          <w:shd w:val="clear" w:color="auto" w:fill="F8F8F8"/>
-        </w:rPr>
-        <w:t>='yes' type='pflash'&gt;/usr/share/edk2/aarch64/QEMU_EFI-pflash.raw&lt;/loader&gt;</w:t>
-      </w:r>
-    </w:p>
-    <w:p>
-      <w:pPr>
-        <w:rPr>
-          <w:rFonts w:ascii="Times New Roman" w:hAnsi="Times New Roman" w:cs="Times New Roman"/>
-          <w:color w:val="333333"/>
-          <w:kern w:val="0"/>
-          <w:szCs w:val="21"/>
-          <w:shd w:val="clear" w:color="auto" w:fill="F8F8F8"/>
-        </w:rPr>
-      </w:pPr>
-      <w:r>
-        <w:rPr>
-          <w:rFonts w:ascii="Times New Roman" w:hAnsi="Times New Roman" w:cs="Times New Roman" w:hint="eastAsia"/>
-          <w:color w:val="333333"/>
-          <w:kern w:val="0"/>
-          <w:szCs w:val="21"/>
-          <w:shd w:val="clear" w:color="auto" w:fill="F8F8F8"/>
-        </w:rPr>
-        <w:t xml:space="preserve">        </w:t>
-      </w:r>
-      <w:proofErr w:type="gramStart"/>
-      <w:r>
-        <w:rPr>
-          <w:rFonts w:ascii="Times New Roman" w:hAnsi="Times New Roman" w:cs="Times New Roman" w:hint="eastAsia"/>
-          <w:color w:val="333333"/>
-          <w:kern w:val="0"/>
-          <w:szCs w:val="21"/>
-          <w:shd w:val="clear" w:color="auto" w:fill="F8F8F8"/>
-        </w:rPr>
-        <w:t>&lt;!--</w:t>
-      </w:r>
-      <w:proofErr w:type="gramEnd"/>
-      <w:r>
-        <w:rPr>
-          <w:rFonts w:ascii="Times New Roman" w:hAnsi="Times New Roman" w:cs="Times New Roman" w:hint="eastAsia"/>
-          <w:color w:val="333333"/>
-          <w:kern w:val="0"/>
-          <w:szCs w:val="21"/>
-          <w:shd w:val="clear" w:color="auto" w:fill="F8F8F8"/>
-        </w:rPr>
-        <w:t xml:space="preserve"> </w:t>
-      </w:r>
-      <w:r>
-        <w:rPr>
-          <w:rFonts w:ascii="Times New Roman" w:hAnsi="Times New Roman" w:cs="Times New Roman" w:hint="eastAsia"/>
-          <w:color w:val="333333"/>
-          <w:kern w:val="0"/>
-          <w:szCs w:val="21"/>
-          <w:shd w:val="clear" w:color="auto" w:fill="F8F8F8"/>
-        </w:rPr>
-        <w:t>指定</w:t>
-      </w:r>
-      <w:proofErr w:type="spellStart"/>
-      <w:r>
-        <w:rPr>
-          <w:rFonts w:ascii="Times New Roman" w:hAnsi="Times New Roman" w:cs="Times New Roman" w:hint="eastAsia"/>
-          <w:color w:val="333333"/>
-          <w:kern w:val="0"/>
-          <w:szCs w:val="21"/>
-          <w:shd w:val="clear" w:color="auto" w:fill="F8F8F8"/>
-        </w:rPr>
-        <w:t>nvram</w:t>
-      </w:r>
-      <w:proofErr w:type="spellEnd"/>
-      <w:r>
-        <w:rPr>
-          <w:rFonts w:ascii="Times New Roman" w:hAnsi="Times New Roman" w:cs="Times New Roman" w:hint="eastAsia"/>
-          <w:color w:val="333333"/>
-          <w:kern w:val="0"/>
-          <w:szCs w:val="21"/>
-          <w:shd w:val="clear" w:color="auto" w:fill="F8F8F8"/>
-        </w:rPr>
-        <w:t>文件路径，用于存储</w:t>
-      </w:r>
-      <w:r>
-        <w:rPr>
-          <w:rFonts w:ascii="Times New Roman" w:hAnsi="Times New Roman" w:cs="Times New Roman" w:hint="eastAsia"/>
-          <w:color w:val="333333"/>
-          <w:kern w:val="0"/>
-          <w:szCs w:val="21"/>
-          <w:shd w:val="clear" w:color="auto" w:fill="F8F8F8"/>
-        </w:rPr>
-        <w:t>UEFI</w:t>
-      </w:r>
-      <w:r>
-        <w:rPr>
-          <w:rFonts w:ascii="Times New Roman" w:hAnsi="Times New Roman" w:cs="Times New Roman" w:hint="eastAsia"/>
-          <w:color w:val="333333"/>
-          <w:kern w:val="0"/>
-          <w:szCs w:val="21"/>
-          <w:shd w:val="clear" w:color="auto" w:fill="F8F8F8"/>
-        </w:rPr>
-        <w:t>启动配置</w:t>
-      </w:r>
-      <w:r>
-        <w:rPr>
-          <w:rFonts w:ascii="Times New Roman" w:hAnsi="Times New Roman" w:cs="Times New Roman" w:hint="eastAsia"/>
-          <w:color w:val="333333"/>
-          <w:kern w:val="0"/>
-          <w:szCs w:val="21"/>
-          <w:shd w:val="clear" w:color="auto" w:fill="F8F8F8"/>
-        </w:rPr>
-        <w:t xml:space="preserve"> </w:t>
-      </w:r>
-      <w:r>
-        <w:rPr>
-          <w:rFonts w:ascii="Times New Roman" w:hAnsi="Times New Roman" w:cs="Times New Roman" w:hint="eastAsia"/>
-          <w:color w:val="333333"/>
-          <w:kern w:val="0"/>
-          <w:szCs w:val="21"/>
-          <w:shd w:val="clear" w:color="auto" w:fill="F8F8F8"/>
-        </w:rPr>
-        <w:t>保证文件名不冲突即可</w:t>
-      </w:r>
-      <w:r>
-        <w:rPr>
-          <w:rFonts w:ascii="Times New Roman" w:hAnsi="Times New Roman" w:cs="Times New Roman" w:hint="eastAsia"/>
-          <w:color w:val="333333"/>
-          <w:kern w:val="0"/>
-          <w:szCs w:val="21"/>
-          <w:shd w:val="clear" w:color="auto" w:fill="F8F8F8"/>
-        </w:rPr>
-        <w:t xml:space="preserve"> --&gt;</w:t>
-      </w:r>
-    </w:p>
-    <w:p>
-      <w:pPr>
-        <w:rPr>
-          <w:rFonts w:ascii="Times New Roman" w:hAnsi="Times New Roman" w:cs="Times New Roman"/>
-          <w:color w:val="333333"/>
-          <w:kern w:val="0"/>
-          <w:szCs w:val="21"/>
-          <w:shd w:val="clear" w:color="auto" w:fill="F8F8F8"/>
-        </w:rPr>
-      </w:pPr>
-      <w:r>
-        <w:rPr>
-          <w:rFonts w:ascii="Times New Roman" w:hAnsi="Times New Roman" w:cs="Times New Roman"/>
-          <w:color w:val="333333"/>
-          <w:kern w:val="0"/>
-          <w:szCs w:val="21"/>
-          <w:shd w:val="clear" w:color="auto" w:fill="F8F8F8"/>
-        </w:rPr>
-        <w:t xml:space="preserve">        &lt;</w:t>
-      </w:r>
-      <w:proofErr w:type="spellStart"/>
-      <w:r>
-        <w:rPr>
-          <w:rFonts w:ascii="Times New Roman" w:hAnsi="Times New Roman" w:cs="Times New Roman"/>
-          <w:color w:val="333333"/>
-          <w:kern w:val="0"/>
-          <w:szCs w:val="21"/>
-          <w:shd w:val="clear" w:color="auto" w:fill="F8F8F8"/>
-        </w:rPr>
-        <w:t>nvram</w:t>
-      </w:r>
-      <w:proofErr w:type="spellEnd"/>
-      <w:r>
-        <w:rPr>
-          <w:rFonts w:ascii="Times New Roman" w:hAnsi="Times New Roman" w:cs="Times New Roman"/>
-          <w:color w:val="333333"/>
-          <w:kern w:val="0"/>
-          <w:szCs w:val="21"/>
-          <w:shd w:val="clear" w:color="auto" w:fill="F8F8F8"/>
-        </w:rPr>
-        <w:t>&gt;/var/lib/</w:t>
-      </w:r>
-      <w:proofErr w:type="spellStart"/>
-      <w:r>
-        <w:rPr>
-          <w:rFonts w:ascii="Times New Roman" w:hAnsi="Times New Roman" w:cs="Times New Roman"/>
-          <w:color w:val="333333"/>
-          <w:kern w:val="0"/>
-          <w:szCs w:val="21"/>
-          <w:shd w:val="clear" w:color="auto" w:fill="F8F8F8"/>
-        </w:rPr>
-        <w:t>libvirt</w:t>
-      </w:r>
-      <w:proofErr w:type="spellEnd"/>
-      <w:r>
-        <w:rPr>
-          <w:rFonts w:ascii="Times New Roman" w:hAnsi="Times New Roman" w:cs="Times New Roman"/>
-          <w:color w:val="333333"/>
-          <w:kern w:val="0"/>
-          <w:szCs w:val="21"/>
-          <w:shd w:val="clear" w:color="auto" w:fill="F8F8F8"/>
-        </w:rPr>
-        <w:t>/</w:t>
-      </w:r>
-      <w:proofErr w:type="spellStart"/>
-      <w:r>
-        <w:rPr>
-          <w:rFonts w:ascii="Times New Roman" w:hAnsi="Times New Roman" w:cs="Times New Roman"/>
-          <w:color w:val="333333"/>
-          <w:kern w:val="0"/>
-          <w:szCs w:val="21"/>
-          <w:shd w:val="clear" w:color="auto" w:fill="F8F8F8"/>
-        </w:rPr>
-        <w:t>qemu</w:t>
-      </w:r>
-      <w:proofErr w:type="spellEnd"/>
-      <w:r>
-        <w:rPr>
-          <w:rFonts w:ascii="Times New Roman" w:hAnsi="Times New Roman" w:cs="Times New Roman"/>
-          <w:color w:val="333333"/>
-          <w:kern w:val="0"/>
-          <w:szCs w:val="21"/>
-          <w:shd w:val="clear" w:color="auto" w:fill="F8F8F8"/>
-        </w:rPr>
-        <w:t>/</w:t>
-      </w:r>
-      <w:proofErr w:type="spellStart"/>
-      <w:r>
-        <w:rPr>
-          <w:rFonts w:ascii="Times New Roman" w:hAnsi="Times New Roman" w:cs="Times New Roman"/>
-          <w:color w:val="333333"/>
-          <w:kern w:val="0"/>
-          <w:szCs w:val="21"/>
-          <w:shd w:val="clear" w:color="auto" w:fill="F8F8F8"/>
-        </w:rPr>
-        <w:t>nvram</w:t>
-      </w:r>
-      <w:proofErr w:type="spellEnd"/>
-      <w:r>
-        <w:rPr>
-          <w:rFonts w:ascii="Times New Roman" w:hAnsi="Times New Roman" w:cs="Times New Roman"/>
-          <w:color w:val="333333"/>
-          <w:kern w:val="0"/>
-          <w:szCs w:val="21"/>
-          <w:shd w:val="clear" w:color="auto" w:fill="F8F8F8"/>
-        </w:rPr>
-        <w:t>/</w:t>
-      </w:r>
-      <w:proofErr w:type="spellStart"/>
-      <w:r>
-        <w:rPr>
-          <w:rFonts w:ascii="Times New Roman" w:hAnsi="Times New Roman" w:cs="Times New Roman"/>
-          <w:color w:val="333333"/>
-          <w:kern w:val="0"/>
-          <w:szCs w:val="21"/>
-          <w:shd w:val="clear" w:color="auto" w:fill="F8F8F8"/>
-        </w:rPr>
-        <w:t>openEulerVM.fd</w:t>
-      </w:r>
-      <w:proofErr w:type="spellEnd"/>
-      <w:r>
-        <w:rPr>
-          <w:rFonts w:ascii="Times New Roman" w:hAnsi="Times New Roman" w:cs="Times New Roman"/>
-          <w:color w:val="333333"/>
-          <w:kern w:val="0"/>
-          <w:szCs w:val="21"/>
-          <w:shd w:val="clear" w:color="auto" w:fill="F8F8F8"/>
-        </w:rPr>
-        <w:t>&lt;/</w:t>
-      </w:r>
-      <w:proofErr w:type="spellStart"/>
-      <w:r>
-        <w:rPr>
-          <w:rFonts w:ascii="Times New Roman" w:hAnsi="Times New Roman" w:cs="Times New Roman"/>
-          <w:color w:val="333333"/>
-          <w:kern w:val="0"/>
-          <w:szCs w:val="21"/>
-          <w:shd w:val="clear" w:color="auto" w:fill="F8F8F8"/>
-        </w:rPr>
-        <w:t>nvram</w:t>
-      </w:r>
-      <w:proofErr w:type="spellEnd"/>
-      <w:r>
-        <w:rPr>
-          <w:rFonts w:ascii="Times New Roman" w:hAnsi="Times New Roman" w:cs="Times New Roman"/>
-          <w:color w:val="333333"/>
-          <w:kern w:val="0"/>
-          <w:szCs w:val="21"/>
-          <w:shd w:val="clear" w:color="auto" w:fill="F8F8F8"/>
-        </w:rPr>
-        <w:t>&gt;</w:t>
+        <w:t>/vm_vtzb_sock0 --&gt;</w:t>
+      </w:r>
+    </w:p>
+    <w:p>
+      <w:pPr>
+        <w:rPr>
+          <w:rFonts w:ascii="Times New Roman" w:hAnsi="Times New Roman" w:cs="Times New Roman"/>
+          <w:color w:val="333333"/>
+          <w:kern w:val="0"/>
+          <w:szCs w:val="21"/>
+          <w:shd w:val="clear" w:color="auto" w:fill="F8F8F8"/>
+        </w:rPr>
+      </w:pPr>
+      <w:r>
+        <w:rPr>
+          <w:rFonts w:ascii="Times New Roman" w:hAnsi="Times New Roman" w:cs="Times New Roman"/>
+          <w:color w:val="333333"/>
+          <w:kern w:val="0"/>
+          <w:szCs w:val="21"/>
+          <w:shd w:val="clear" w:color="auto" w:fill="F8F8F8"/>
+        </w:rPr>
+        <w:t xml:space="preserve">     &lt;</w:t>
+      </w:r>
+      <w:proofErr w:type="spellStart"/>
+      <w:r>
+        <w:rPr>
+          <w:rFonts w:ascii="Times New Roman" w:hAnsi="Times New Roman" w:cs="Times New Roman"/>
+          <w:color w:val="333333"/>
+          <w:kern w:val="0"/>
+          <w:szCs w:val="21"/>
+          <w:shd w:val="clear" w:color="auto" w:fill="F8F8F8"/>
+        </w:rPr>
+        <w:t>qemu:arg</w:t>
+      </w:r>
+      <w:proofErr w:type="spellEnd"/>
+      <w:r>
+        <w:rPr>
+          <w:rFonts w:ascii="Times New Roman" w:hAnsi="Times New Roman" w:cs="Times New Roman"/>
+          <w:color w:val="333333"/>
+          <w:kern w:val="0"/>
+          <w:szCs w:val="21"/>
+          <w:shd w:val="clear" w:color="auto" w:fill="F8F8F8"/>
+        </w:rPr>
+        <w:t xml:space="preserve"> value='-</w:t>
+      </w:r>
+      <w:proofErr w:type="spellStart"/>
+      <w:r>
+        <w:rPr>
+          <w:rFonts w:ascii="Times New Roman" w:hAnsi="Times New Roman" w:cs="Times New Roman"/>
+          <w:color w:val="333333"/>
+          <w:kern w:val="0"/>
+          <w:szCs w:val="21"/>
+          <w:shd w:val="clear" w:color="auto" w:fill="F8F8F8"/>
+        </w:rPr>
+        <w:t>chardev</w:t>
+      </w:r>
+      <w:proofErr w:type="spellEnd"/>
+      <w:r>
+        <w:rPr>
+          <w:rFonts w:ascii="Times New Roman" w:hAnsi="Times New Roman" w:cs="Times New Roman"/>
+          <w:color w:val="333333"/>
+          <w:kern w:val="0"/>
+          <w:szCs w:val="21"/>
+          <w:shd w:val="clear" w:color="auto" w:fill="F8F8F8"/>
+        </w:rPr>
+        <w:t>'/&gt;</w:t>
+      </w:r>
+    </w:p>
+    <w:p>
+      <w:pPr>
+        <w:rPr>
+          <w:rFonts w:ascii="Times New Roman" w:hAnsi="Times New Roman" w:cs="Times New Roman"/>
+          <w:color w:val="333333"/>
+          <w:kern w:val="0"/>
+          <w:szCs w:val="21"/>
+          <w:shd w:val="clear" w:color="auto" w:fill="F8F8F8"/>
+        </w:rPr>
+      </w:pPr>
+      <w:r>
+        <w:rPr>
+          <w:rFonts w:ascii="Times New Roman" w:hAnsi="Times New Roman" w:cs="Times New Roman"/>
+          <w:color w:val="333333"/>
+          <w:kern w:val="0"/>
+          <w:szCs w:val="21"/>
+          <w:shd w:val="clear" w:color="auto" w:fill="F8F8F8"/>
+        </w:rPr>
+        <w:t xml:space="preserve">     &lt;</w:t>
+      </w:r>
+      <w:proofErr w:type="spellStart"/>
+      <w:r>
+        <w:rPr>
+          <w:rFonts w:ascii="Times New Roman" w:hAnsi="Times New Roman" w:cs="Times New Roman"/>
+          <w:color w:val="333333"/>
+          <w:kern w:val="0"/>
+          <w:szCs w:val="21"/>
+          <w:shd w:val="clear" w:color="auto" w:fill="F8F8F8"/>
+        </w:rPr>
+        <w:t>qemu:arg</w:t>
+      </w:r>
+      <w:proofErr w:type="spellEnd"/>
+      <w:r>
+        <w:rPr>
+          <w:rFonts w:ascii="Times New Roman" w:hAnsi="Times New Roman" w:cs="Times New Roman"/>
+          <w:color w:val="333333"/>
+          <w:kern w:val="0"/>
+          <w:szCs w:val="21"/>
+          <w:shd w:val="clear" w:color="auto" w:fill="F8F8F8"/>
+        </w:rPr>
+        <w:t xml:space="preserve"> value='socket,path=/tmp/vm_vtzb_sock0,server=on,wait=off,id=vm03_vtzb_sock'/&gt;    </w:t>
+      </w:r>
+    </w:p>
+    <w:p>
+      <w:pPr>
+        <w:rPr>
+          <w:rFonts w:ascii="Times New Roman" w:hAnsi="Times New Roman" w:cs="Times New Roman"/>
+          <w:color w:val="333333"/>
+          <w:kern w:val="0"/>
+          <w:szCs w:val="21"/>
+          <w:shd w:val="clear" w:color="auto" w:fill="F8F8F8"/>
+        </w:rPr>
+      </w:pPr>
+      <w:r>
+        <w:rPr>
+          <w:rFonts w:ascii="Times New Roman" w:hAnsi="Times New Roman" w:cs="Times New Roman"/>
+          <w:color w:val="333333"/>
+          <w:kern w:val="0"/>
+          <w:szCs w:val="21"/>
+          <w:shd w:val="clear" w:color="auto" w:fill="F8F8F8"/>
+        </w:rPr>
+        <w:t xml:space="preserve">     &lt;</w:t>
+      </w:r>
+      <w:proofErr w:type="spellStart"/>
+      <w:r>
+        <w:rPr>
+          <w:rFonts w:ascii="Times New Roman" w:hAnsi="Times New Roman" w:cs="Times New Roman"/>
+          <w:color w:val="333333"/>
+          <w:kern w:val="0"/>
+          <w:szCs w:val="21"/>
+          <w:shd w:val="clear" w:color="auto" w:fill="F8F8F8"/>
+        </w:rPr>
+        <w:t>qemu:arg</w:t>
+      </w:r>
+      <w:proofErr w:type="spellEnd"/>
+      <w:r>
+        <w:rPr>
+          <w:rFonts w:ascii="Times New Roman" w:hAnsi="Times New Roman" w:cs="Times New Roman"/>
+          <w:color w:val="333333"/>
+          <w:kern w:val="0"/>
+          <w:szCs w:val="21"/>
+          <w:shd w:val="clear" w:color="auto" w:fill="F8F8F8"/>
+        </w:rPr>
+        <w:t xml:space="preserve"> value='-device'/&gt;</w:t>
+      </w:r>
+    </w:p>
+    <w:p>
+      <w:pPr>
+        <w:rPr>
+          <w:rFonts w:ascii="Times New Roman" w:hAnsi="Times New Roman" w:cs="Times New Roman"/>
+          <w:color w:val="333333"/>
+          <w:kern w:val="0"/>
+          <w:szCs w:val="21"/>
+          <w:shd w:val="clear" w:color="auto" w:fill="F8F8F8"/>
+        </w:rPr>
+      </w:pPr>
+      <w:r>
+        <w:rPr>
+          <w:rFonts w:ascii="Times New Roman" w:hAnsi="Times New Roman" w:cs="Times New Roman"/>
+          <w:color w:val="333333"/>
+          <w:kern w:val="0"/>
+          <w:szCs w:val="21"/>
+          <w:shd w:val="clear" w:color="auto" w:fill="F8F8F8"/>
+        </w:rPr>
+        <w:t xml:space="preserve">     &lt;</w:t>
+      </w:r>
+      <w:proofErr w:type="spellStart"/>
+      <w:r>
+        <w:rPr>
+          <w:rFonts w:ascii="Times New Roman" w:hAnsi="Times New Roman" w:cs="Times New Roman"/>
+          <w:color w:val="333333"/>
+          <w:kern w:val="0"/>
+          <w:szCs w:val="21"/>
+          <w:shd w:val="clear" w:color="auto" w:fill="F8F8F8"/>
+        </w:rPr>
+        <w:t>qemu:arg</w:t>
+      </w:r>
+      <w:proofErr w:type="spellEnd"/>
+      <w:r>
+        <w:rPr>
+          <w:rFonts w:ascii="Times New Roman" w:hAnsi="Times New Roman" w:cs="Times New Roman"/>
+          <w:color w:val="333333"/>
+          <w:kern w:val="0"/>
+          <w:szCs w:val="21"/>
+          <w:shd w:val="clear" w:color="auto" w:fill="F8F8F8"/>
+        </w:rPr>
+        <w:t xml:space="preserve"> value='</w:t>
+      </w:r>
+      <w:proofErr w:type="spellStart"/>
+      <w:r>
+        <w:rPr>
+          <w:rFonts w:ascii="Times New Roman" w:hAnsi="Times New Roman" w:cs="Times New Roman"/>
+          <w:color w:val="333333"/>
+          <w:kern w:val="0"/>
+          <w:szCs w:val="21"/>
+          <w:shd w:val="clear" w:color="auto" w:fill="F8F8F8"/>
+        </w:rPr>
+        <w:t>virtio</w:t>
+      </w:r>
+      <w:proofErr w:type="spellEnd"/>
+      <w:r>
+        <w:rPr>
+          <w:rFonts w:ascii="Times New Roman" w:hAnsi="Times New Roman" w:cs="Times New Roman"/>
+          <w:color w:val="333333"/>
+          <w:kern w:val="0"/>
+          <w:szCs w:val="21"/>
+          <w:shd w:val="clear" w:color="auto" w:fill="F8F8F8"/>
+        </w:rPr>
+        <w:t xml:space="preserve">-serial'/&gt;    </w:t>
+      </w:r>
+    </w:p>
+    <w:p>
+      <w:pPr>
+        <w:rPr>
+          <w:rFonts w:ascii="Times New Roman" w:hAnsi="Times New Roman" w:cs="Times New Roman"/>
+          <w:color w:val="333333"/>
+          <w:kern w:val="0"/>
+          <w:szCs w:val="21"/>
+          <w:shd w:val="clear" w:color="auto" w:fill="F8F8F8"/>
+        </w:rPr>
+      </w:pPr>
+      <w:r>
+        <w:rPr>
+          <w:rFonts w:ascii="Times New Roman" w:hAnsi="Times New Roman" w:cs="Times New Roman"/>
+          <w:color w:val="333333"/>
+          <w:kern w:val="0"/>
+          <w:szCs w:val="21"/>
+          <w:shd w:val="clear" w:color="auto" w:fill="F8F8F8"/>
+        </w:rPr>
+        <w:t xml:space="preserve">     &lt;</w:t>
+      </w:r>
+      <w:proofErr w:type="spellStart"/>
+      <w:r>
+        <w:rPr>
+          <w:rFonts w:ascii="Times New Roman" w:hAnsi="Times New Roman" w:cs="Times New Roman"/>
+          <w:color w:val="333333"/>
+          <w:kern w:val="0"/>
+          <w:szCs w:val="21"/>
+          <w:shd w:val="clear" w:color="auto" w:fill="F8F8F8"/>
+        </w:rPr>
+        <w:t>qemu:arg</w:t>
+      </w:r>
+      <w:proofErr w:type="spellEnd"/>
+      <w:r>
+        <w:rPr>
+          <w:rFonts w:ascii="Times New Roman" w:hAnsi="Times New Roman" w:cs="Times New Roman"/>
+          <w:color w:val="333333"/>
+          <w:kern w:val="0"/>
+          <w:szCs w:val="21"/>
+          <w:shd w:val="clear" w:color="auto" w:fill="F8F8F8"/>
+        </w:rPr>
+        <w:t xml:space="preserve"> value='-device'/&gt;</w:t>
+      </w:r>
+    </w:p>
+    <w:p>
+      <w:pPr>
+        <w:rPr>
+          <w:rFonts w:ascii="Times New Roman" w:hAnsi="Times New Roman" w:cs="Times New Roman"/>
+          <w:color w:val="333333"/>
+          <w:kern w:val="0"/>
+          <w:szCs w:val="21"/>
+          <w:shd w:val="clear" w:color="auto" w:fill="F8F8F8"/>
+        </w:rPr>
+      </w:pPr>
+      <w:r>
+        <w:rPr>
+          <w:rFonts w:ascii="Times New Roman" w:hAnsi="Times New Roman" w:cs="Times New Roman"/>
+          <w:color w:val="333333"/>
+          <w:kern w:val="0"/>
+          <w:szCs w:val="21"/>
+          <w:shd w:val="clear" w:color="auto" w:fill="F8F8F8"/>
+        </w:rPr>
+        <w:t xml:space="preserve">     &lt;</w:t>
+      </w:r>
+      <w:proofErr w:type="spellStart"/>
+      <w:r>
+        <w:rPr>
+          <w:rFonts w:ascii="Times New Roman" w:hAnsi="Times New Roman" w:cs="Times New Roman"/>
+          <w:color w:val="333333"/>
+          <w:kern w:val="0"/>
+          <w:szCs w:val="21"/>
+          <w:shd w:val="clear" w:color="auto" w:fill="F8F8F8"/>
+        </w:rPr>
+        <w:t>qemu:arg</w:t>
+      </w:r>
+      <w:proofErr w:type="spellEnd"/>
+      <w:r>
+        <w:rPr>
+          <w:rFonts w:ascii="Times New Roman" w:hAnsi="Times New Roman" w:cs="Times New Roman"/>
+          <w:color w:val="333333"/>
+          <w:kern w:val="0"/>
+          <w:szCs w:val="21"/>
+          <w:shd w:val="clear" w:color="auto" w:fill="F8F8F8"/>
+        </w:rPr>
+        <w:t xml:space="preserve"> value='virtserialport,chardev=vm03_vtzb_sock,name=vtzf_serialport0'/&gt;   </w:t>
+      </w:r>
+    </w:p>
+    <w:p>
+      <w:pPr>
+        <w:rPr>
+          <w:rFonts w:ascii="Times New Roman" w:hAnsi="Times New Roman" w:cs="Times New Roman"/>
+          <w:color w:val="333333"/>
+          <w:kern w:val="0"/>
+          <w:szCs w:val="21"/>
+          <w:shd w:val="clear" w:color="auto" w:fill="F8F8F8"/>
+        </w:rPr>
+      </w:pPr>
+      <w:r>
+        <w:rPr>
+          <w:rFonts w:ascii="Times New Roman" w:hAnsi="Times New Roman" w:cs="Times New Roman"/>
+          <w:color w:val="333333"/>
+          <w:kern w:val="0"/>
+          <w:szCs w:val="21"/>
+          <w:shd w:val="clear" w:color="auto" w:fill="F8F8F8"/>
+        </w:rPr>
+        <w:t xml:space="preserve">     &lt;</w:t>
+      </w:r>
+      <w:proofErr w:type="spellStart"/>
+      <w:r>
+        <w:rPr>
+          <w:rFonts w:ascii="Times New Roman" w:hAnsi="Times New Roman" w:cs="Times New Roman"/>
+          <w:color w:val="333333"/>
+          <w:kern w:val="0"/>
+          <w:szCs w:val="21"/>
+          <w:shd w:val="clear" w:color="auto" w:fill="F8F8F8"/>
+        </w:rPr>
+        <w:t>qemu:arg</w:t>
+      </w:r>
+      <w:proofErr w:type="spellEnd"/>
+      <w:r>
+        <w:rPr>
+          <w:rFonts w:ascii="Times New Roman" w:hAnsi="Times New Roman" w:cs="Times New Roman"/>
+          <w:color w:val="333333"/>
+          <w:kern w:val="0"/>
+          <w:szCs w:val="21"/>
+          <w:shd w:val="clear" w:color="auto" w:fill="F8F8F8"/>
+        </w:rPr>
+        <w:t xml:space="preserve"> value='-monitor'/&gt;</w:t>
+      </w:r>
+    </w:p>
+    <w:p>
+      <w:pPr>
+        <w:rPr>
+          <w:rFonts w:ascii="Times New Roman" w:hAnsi="Times New Roman" w:cs="Times New Roman"/>
+          <w:color w:val="333333"/>
+          <w:kern w:val="0"/>
+          <w:szCs w:val="21"/>
+          <w:shd w:val="clear" w:color="auto" w:fill="F8F8F8"/>
+        </w:rPr>
+      </w:pPr>
+      <w:r>
+        <w:rPr>
+          <w:rFonts w:ascii="Times New Roman" w:hAnsi="Times New Roman" w:cs="Times New Roman"/>
+          <w:color w:val="333333"/>
+          <w:kern w:val="0"/>
+          <w:szCs w:val="21"/>
+          <w:shd w:val="clear" w:color="auto" w:fill="F8F8F8"/>
+        </w:rPr>
+        <w:t xml:space="preserve">     &lt;</w:t>
+      </w:r>
+      <w:proofErr w:type="spellStart"/>
+      <w:r>
+        <w:rPr>
+          <w:rFonts w:ascii="Times New Roman" w:hAnsi="Times New Roman" w:cs="Times New Roman"/>
+          <w:color w:val="333333"/>
+          <w:kern w:val="0"/>
+          <w:szCs w:val="21"/>
+          <w:shd w:val="clear" w:color="auto" w:fill="F8F8F8"/>
+        </w:rPr>
+        <w:t>qemu:arg</w:t>
+      </w:r>
+      <w:proofErr w:type="spellEnd"/>
+      <w:r>
+        <w:rPr>
+          <w:rFonts w:ascii="Times New Roman" w:hAnsi="Times New Roman" w:cs="Times New Roman"/>
+          <w:color w:val="333333"/>
+          <w:kern w:val="0"/>
+          <w:szCs w:val="21"/>
+          <w:shd w:val="clear" w:color="auto" w:fill="F8F8F8"/>
+        </w:rPr>
+        <w:t xml:space="preserve"> value='telnet:127.0.0.1:5556,server=</w:t>
+      </w:r>
+      <w:proofErr w:type="spellStart"/>
+      <w:r>
+        <w:rPr>
+          <w:rFonts w:ascii="Times New Roman" w:hAnsi="Times New Roman" w:cs="Times New Roman"/>
+          <w:color w:val="333333"/>
+          <w:kern w:val="0"/>
+          <w:szCs w:val="21"/>
+          <w:shd w:val="clear" w:color="auto" w:fill="F8F8F8"/>
+        </w:rPr>
+        <w:t>on,wait</w:t>
+      </w:r>
+      <w:proofErr w:type="spellEnd"/>
+      <w:r>
+        <w:rPr>
+          <w:rFonts w:ascii="Times New Roman" w:hAnsi="Times New Roman" w:cs="Times New Roman"/>
+          <w:color w:val="333333"/>
+          <w:kern w:val="0"/>
+          <w:szCs w:val="21"/>
+          <w:shd w:val="clear" w:color="auto" w:fill="F8F8F8"/>
+        </w:rPr>
+        <w:t xml:space="preserve">=off'/&gt;   </w:t>
       </w:r>
     </w:p>
     <w:p>
@@ -3163,2594 +5437,9 @@
           <w:szCs w:val="21"/>
           <w:shd w:val="clear" w:color="auto" w:fill="F8F8F8"/>
         </w:rPr>
-        <w:t>os</w:t>
-      </w:r>
-      <w:proofErr w:type="spellEnd"/>
-      <w:r>
-        <w:rPr>
-          <w:rFonts w:ascii="Times New Roman" w:hAnsi="Times New Roman" w:cs="Times New Roman"/>
-          <w:color w:val="333333"/>
-          <w:kern w:val="0"/>
-          <w:szCs w:val="21"/>
-          <w:shd w:val="clear" w:color="auto" w:fill="F8F8F8"/>
-        </w:rPr>
-        <w:t>&gt;</w:t>
-      </w:r>
-    </w:p>
-    <w:p>
-      <w:pPr>
-        <w:rPr>
-          <w:rFonts w:ascii="Times New Roman" w:hAnsi="Times New Roman" w:cs="Times New Roman"/>
-          <w:color w:val="333333"/>
-          <w:kern w:val="0"/>
-          <w:szCs w:val="21"/>
-          <w:shd w:val="clear" w:color="auto" w:fill="F8F8F8"/>
-        </w:rPr>
-      </w:pPr>
-      <w:r>
-        <w:rPr>
-          <w:rFonts w:ascii="Times New Roman" w:hAnsi="Times New Roman" w:cs="Times New Roman"/>
-          <w:color w:val="333333"/>
-          <w:kern w:val="0"/>
-          <w:szCs w:val="21"/>
-          <w:shd w:val="clear" w:color="auto" w:fill="F8F8F8"/>
-        </w:rPr>
-        <w:t xml:space="preserve">    &lt;features&gt;</w:t>
-      </w:r>
-    </w:p>
-    <w:p>
-      <w:pPr>
-        <w:rPr>
-          <w:rFonts w:ascii="Times New Roman" w:hAnsi="Times New Roman" w:cs="Times New Roman"/>
-          <w:color w:val="333333"/>
-          <w:kern w:val="0"/>
-          <w:szCs w:val="21"/>
-          <w:shd w:val="clear" w:color="auto" w:fill="F8F8F8"/>
-        </w:rPr>
-      </w:pPr>
-      <w:r>
-        <w:rPr>
-          <w:rFonts w:ascii="Times New Roman" w:hAnsi="Times New Roman" w:cs="Times New Roman"/>
-          <w:color w:val="333333"/>
-          <w:kern w:val="0"/>
-          <w:szCs w:val="21"/>
-          <w:shd w:val="clear" w:color="auto" w:fill="F8F8F8"/>
-        </w:rPr>
-        <w:t xml:space="preserve">        &lt;</w:t>
-      </w:r>
-      <w:proofErr w:type="spellStart"/>
-      <w:r>
-        <w:rPr>
-          <w:rFonts w:ascii="Times New Roman" w:hAnsi="Times New Roman" w:cs="Times New Roman"/>
-          <w:color w:val="333333"/>
-          <w:kern w:val="0"/>
-          <w:szCs w:val="21"/>
-          <w:shd w:val="clear" w:color="auto" w:fill="F8F8F8"/>
-        </w:rPr>
-        <w:t>acpi</w:t>
-      </w:r>
-      <w:proofErr w:type="spellEnd"/>
-      <w:r>
-        <w:rPr>
-          <w:rFonts w:ascii="Times New Roman" w:hAnsi="Times New Roman" w:cs="Times New Roman"/>
-          <w:color w:val="333333"/>
-          <w:kern w:val="0"/>
-          <w:szCs w:val="21"/>
-          <w:shd w:val="clear" w:color="auto" w:fill="F8F8F8"/>
-        </w:rPr>
-        <w:t>/&gt;</w:t>
-      </w:r>
-    </w:p>
-    <w:p>
-      <w:pPr>
-        <w:rPr>
-          <w:rFonts w:ascii="Times New Roman" w:hAnsi="Times New Roman" w:cs="Times New Roman"/>
-          <w:color w:val="333333"/>
-          <w:kern w:val="0"/>
-          <w:szCs w:val="21"/>
-          <w:shd w:val="clear" w:color="auto" w:fill="F8F8F8"/>
-        </w:rPr>
-      </w:pPr>
-      <w:r>
-        <w:rPr>
-          <w:rFonts w:ascii="Times New Roman" w:hAnsi="Times New Roman" w:cs="Times New Roman"/>
-          <w:color w:val="333333"/>
-          <w:kern w:val="0"/>
-          <w:szCs w:val="21"/>
-          <w:shd w:val="clear" w:color="auto" w:fill="F8F8F8"/>
-        </w:rPr>
-        <w:t xml:space="preserve">        &lt;</w:t>
-      </w:r>
-      <w:proofErr w:type="spellStart"/>
-      <w:r>
-        <w:rPr>
-          <w:rFonts w:ascii="Times New Roman" w:hAnsi="Times New Roman" w:cs="Times New Roman"/>
-          <w:color w:val="333333"/>
-          <w:kern w:val="0"/>
-          <w:szCs w:val="21"/>
-          <w:shd w:val="clear" w:color="auto" w:fill="F8F8F8"/>
-        </w:rPr>
-        <w:t>gic</w:t>
-      </w:r>
-      <w:proofErr w:type="spellEnd"/>
-      <w:r>
-        <w:rPr>
-          <w:rFonts w:ascii="Times New Roman" w:hAnsi="Times New Roman" w:cs="Times New Roman"/>
-          <w:color w:val="333333"/>
-          <w:kern w:val="0"/>
-          <w:szCs w:val="21"/>
-          <w:shd w:val="clear" w:color="auto" w:fill="F8F8F8"/>
-        </w:rPr>
-        <w:t xml:space="preserve"> version='3'/&gt;</w:t>
-      </w:r>
-    </w:p>
-    <w:p>
-      <w:pPr>
-        <w:rPr>
-          <w:rFonts w:ascii="Times New Roman" w:hAnsi="Times New Roman" w:cs="Times New Roman"/>
-          <w:color w:val="333333"/>
-          <w:kern w:val="0"/>
-          <w:szCs w:val="21"/>
-          <w:shd w:val="clear" w:color="auto" w:fill="F8F8F8"/>
-        </w:rPr>
-      </w:pPr>
-      <w:r>
-        <w:rPr>
-          <w:rFonts w:ascii="Times New Roman" w:hAnsi="Times New Roman" w:cs="Times New Roman"/>
-          <w:color w:val="333333"/>
-          <w:kern w:val="0"/>
-          <w:szCs w:val="21"/>
-          <w:shd w:val="clear" w:color="auto" w:fill="F8F8F8"/>
-        </w:rPr>
-        <w:t xml:space="preserve">    &lt;/features&gt;</w:t>
-      </w:r>
-    </w:p>
-    <w:p>
-      <w:pPr>
-        <w:rPr>
-          <w:rFonts w:ascii="Times New Roman" w:hAnsi="Times New Roman" w:cs="Times New Roman"/>
-          <w:color w:val="333333"/>
-          <w:kern w:val="0"/>
-          <w:szCs w:val="21"/>
-          <w:shd w:val="clear" w:color="auto" w:fill="F8F8F8"/>
-        </w:rPr>
-      </w:pPr>
-      <w:r>
-        <w:rPr>
-          <w:rFonts w:ascii="Times New Roman" w:hAnsi="Times New Roman" w:cs="Times New Roman"/>
-          <w:color w:val="333333"/>
-          <w:kern w:val="0"/>
-          <w:szCs w:val="21"/>
-          <w:shd w:val="clear" w:color="auto" w:fill="F8F8F8"/>
-        </w:rPr>
-        <w:t xml:space="preserve">    &lt;</w:t>
-      </w:r>
-      <w:proofErr w:type="spellStart"/>
-      <w:r>
-        <w:rPr>
-          <w:rFonts w:ascii="Times New Roman" w:hAnsi="Times New Roman" w:cs="Times New Roman"/>
-          <w:color w:val="333333"/>
-          <w:kern w:val="0"/>
-          <w:szCs w:val="21"/>
-          <w:shd w:val="clear" w:color="auto" w:fill="F8F8F8"/>
-        </w:rPr>
-        <w:t>cpu</w:t>
-      </w:r>
-      <w:proofErr w:type="spellEnd"/>
-      <w:r>
-        <w:rPr>
-          <w:rFonts w:ascii="Times New Roman" w:hAnsi="Times New Roman" w:cs="Times New Roman"/>
-          <w:color w:val="333333"/>
-          <w:kern w:val="0"/>
-          <w:szCs w:val="21"/>
-          <w:shd w:val="clear" w:color="auto" w:fill="F8F8F8"/>
-        </w:rPr>
-        <w:t xml:space="preserve"> mode='host-passthrough'&gt;</w:t>
-      </w:r>
-    </w:p>
-    <w:p>
-      <w:pPr>
-        <w:rPr>
-          <w:rFonts w:ascii="Times New Roman" w:hAnsi="Times New Roman" w:cs="Times New Roman"/>
-          <w:color w:val="333333"/>
-          <w:kern w:val="0"/>
-          <w:szCs w:val="21"/>
-          <w:shd w:val="clear" w:color="auto" w:fill="F8F8F8"/>
-        </w:rPr>
-      </w:pPr>
-      <w:r>
-        <w:rPr>
-          <w:rFonts w:ascii="Times New Roman" w:hAnsi="Times New Roman" w:cs="Times New Roman"/>
-          <w:color w:val="333333"/>
-          <w:kern w:val="0"/>
-          <w:szCs w:val="21"/>
-          <w:shd w:val="clear" w:color="auto" w:fill="F8F8F8"/>
-        </w:rPr>
-        <w:t xml:space="preserve">    &lt;/</w:t>
-      </w:r>
-      <w:proofErr w:type="spellStart"/>
-      <w:r>
-        <w:rPr>
-          <w:rFonts w:ascii="Times New Roman" w:hAnsi="Times New Roman" w:cs="Times New Roman"/>
-          <w:color w:val="333333"/>
-          <w:kern w:val="0"/>
-          <w:szCs w:val="21"/>
-          <w:shd w:val="clear" w:color="auto" w:fill="F8F8F8"/>
-        </w:rPr>
-        <w:t>cpu</w:t>
-      </w:r>
-      <w:proofErr w:type="spellEnd"/>
-      <w:r>
-        <w:rPr>
-          <w:rFonts w:ascii="Times New Roman" w:hAnsi="Times New Roman" w:cs="Times New Roman"/>
-          <w:color w:val="333333"/>
-          <w:kern w:val="0"/>
-          <w:szCs w:val="21"/>
-          <w:shd w:val="clear" w:color="auto" w:fill="F8F8F8"/>
-        </w:rPr>
-        <w:t>&gt;</w:t>
-      </w:r>
-    </w:p>
-    <w:p>
-      <w:pPr>
-        <w:rPr>
-          <w:rFonts w:ascii="Times New Roman" w:hAnsi="Times New Roman" w:cs="Times New Roman"/>
-          <w:color w:val="333333"/>
-          <w:kern w:val="0"/>
-          <w:szCs w:val="21"/>
-          <w:shd w:val="clear" w:color="auto" w:fill="F8F8F8"/>
-        </w:rPr>
-      </w:pPr>
-      <w:r>
-        <w:rPr>
-          <w:rFonts w:ascii="Times New Roman" w:hAnsi="Times New Roman" w:cs="Times New Roman"/>
-          <w:color w:val="333333"/>
-          <w:kern w:val="0"/>
-          <w:szCs w:val="21"/>
-          <w:shd w:val="clear" w:color="auto" w:fill="F8F8F8"/>
-        </w:rPr>
-        <w:t xml:space="preserve">    &lt;</w:t>
-      </w:r>
-      <w:proofErr w:type="spellStart"/>
-      <w:r>
-        <w:rPr>
-          <w:rFonts w:ascii="Times New Roman" w:hAnsi="Times New Roman" w:cs="Times New Roman"/>
-          <w:color w:val="333333"/>
-          <w:kern w:val="0"/>
-          <w:szCs w:val="21"/>
-          <w:shd w:val="clear" w:color="auto" w:fill="F8F8F8"/>
-        </w:rPr>
-        <w:t>iothreads</w:t>
-      </w:r>
-      <w:proofErr w:type="spellEnd"/>
-      <w:r>
-        <w:rPr>
-          <w:rFonts w:ascii="Times New Roman" w:hAnsi="Times New Roman" w:cs="Times New Roman"/>
-          <w:color w:val="333333"/>
-          <w:kern w:val="0"/>
-          <w:szCs w:val="21"/>
-          <w:shd w:val="clear" w:color="auto" w:fill="F8F8F8"/>
-        </w:rPr>
-        <w:t>&gt;1&lt;/</w:t>
-      </w:r>
-      <w:proofErr w:type="spellStart"/>
-      <w:r>
-        <w:rPr>
-          <w:rFonts w:ascii="Times New Roman" w:hAnsi="Times New Roman" w:cs="Times New Roman"/>
-          <w:color w:val="333333"/>
-          <w:kern w:val="0"/>
-          <w:szCs w:val="21"/>
-          <w:shd w:val="clear" w:color="auto" w:fill="F8F8F8"/>
-        </w:rPr>
-        <w:t>iothreads</w:t>
-      </w:r>
-      <w:proofErr w:type="spellEnd"/>
-      <w:r>
-        <w:rPr>
-          <w:rFonts w:ascii="Times New Roman" w:hAnsi="Times New Roman" w:cs="Times New Roman"/>
-          <w:color w:val="333333"/>
-          <w:kern w:val="0"/>
-          <w:szCs w:val="21"/>
-          <w:shd w:val="clear" w:color="auto" w:fill="F8F8F8"/>
-        </w:rPr>
-        <w:t>&gt;</w:t>
-      </w:r>
-    </w:p>
-    <w:p>
-      <w:pPr>
-        <w:rPr>
-          <w:rFonts w:ascii="Times New Roman" w:hAnsi="Times New Roman" w:cs="Times New Roman"/>
-          <w:color w:val="333333"/>
-          <w:kern w:val="0"/>
-          <w:szCs w:val="21"/>
-          <w:shd w:val="clear" w:color="auto" w:fill="F8F8F8"/>
-        </w:rPr>
-      </w:pPr>
-      <w:r>
-        <w:rPr>
-          <w:rFonts w:ascii="Times New Roman" w:hAnsi="Times New Roman" w:cs="Times New Roman"/>
-          <w:color w:val="333333"/>
-          <w:kern w:val="0"/>
-          <w:szCs w:val="21"/>
-          <w:shd w:val="clear" w:color="auto" w:fill="F8F8F8"/>
-        </w:rPr>
-        <w:t xml:space="preserve">    &lt;clock offset='</w:t>
-      </w:r>
-      <w:proofErr w:type="spellStart"/>
-      <w:r>
-        <w:rPr>
-          <w:rFonts w:ascii="Times New Roman" w:hAnsi="Times New Roman" w:cs="Times New Roman"/>
-          <w:color w:val="333333"/>
-          <w:kern w:val="0"/>
-          <w:szCs w:val="21"/>
-          <w:shd w:val="clear" w:color="auto" w:fill="F8F8F8"/>
-        </w:rPr>
-        <w:t>utc</w:t>
-      </w:r>
-      <w:proofErr w:type="spellEnd"/>
-      <w:r>
-        <w:rPr>
-          <w:rFonts w:ascii="Times New Roman" w:hAnsi="Times New Roman" w:cs="Times New Roman"/>
-          <w:color w:val="333333"/>
-          <w:kern w:val="0"/>
-          <w:szCs w:val="21"/>
-          <w:shd w:val="clear" w:color="auto" w:fill="F8F8F8"/>
-        </w:rPr>
-        <w:t>'/&gt;</w:t>
-      </w:r>
-    </w:p>
-    <w:p>
-      <w:pPr>
-        <w:rPr>
-          <w:rFonts w:ascii="Times New Roman" w:hAnsi="Times New Roman" w:cs="Times New Roman"/>
-          <w:color w:val="333333"/>
-          <w:kern w:val="0"/>
-          <w:szCs w:val="21"/>
-          <w:shd w:val="clear" w:color="auto" w:fill="F8F8F8"/>
-        </w:rPr>
-      </w:pPr>
-      <w:r>
-        <w:rPr>
-          <w:rFonts w:ascii="Times New Roman" w:hAnsi="Times New Roman" w:cs="Times New Roman"/>
-          <w:color w:val="333333"/>
-          <w:kern w:val="0"/>
-          <w:szCs w:val="21"/>
-          <w:shd w:val="clear" w:color="auto" w:fill="F8F8F8"/>
-        </w:rPr>
-        <w:t xml:space="preserve">    &lt;</w:t>
-      </w:r>
-      <w:proofErr w:type="spellStart"/>
-      <w:r>
-        <w:rPr>
-          <w:rFonts w:ascii="Times New Roman" w:hAnsi="Times New Roman" w:cs="Times New Roman"/>
-          <w:color w:val="333333"/>
-          <w:kern w:val="0"/>
-          <w:szCs w:val="21"/>
-          <w:shd w:val="clear" w:color="auto" w:fill="F8F8F8"/>
-        </w:rPr>
-        <w:t>on_poweroff</w:t>
-      </w:r>
-      <w:proofErr w:type="spellEnd"/>
-      <w:r>
-        <w:rPr>
-          <w:rFonts w:ascii="Times New Roman" w:hAnsi="Times New Roman" w:cs="Times New Roman"/>
-          <w:color w:val="333333"/>
-          <w:kern w:val="0"/>
-          <w:szCs w:val="21"/>
-          <w:shd w:val="clear" w:color="auto" w:fill="F8F8F8"/>
-        </w:rPr>
-        <w:t>&gt;destroy&lt;/</w:t>
-      </w:r>
-      <w:proofErr w:type="spellStart"/>
-      <w:r>
-        <w:rPr>
-          <w:rFonts w:ascii="Times New Roman" w:hAnsi="Times New Roman" w:cs="Times New Roman"/>
-          <w:color w:val="333333"/>
-          <w:kern w:val="0"/>
-          <w:szCs w:val="21"/>
-          <w:shd w:val="clear" w:color="auto" w:fill="F8F8F8"/>
-        </w:rPr>
-        <w:t>on_poweroff</w:t>
-      </w:r>
-      <w:proofErr w:type="spellEnd"/>
-      <w:r>
-        <w:rPr>
-          <w:rFonts w:ascii="Times New Roman" w:hAnsi="Times New Roman" w:cs="Times New Roman"/>
-          <w:color w:val="333333"/>
-          <w:kern w:val="0"/>
-          <w:szCs w:val="21"/>
-          <w:shd w:val="clear" w:color="auto" w:fill="F8F8F8"/>
-        </w:rPr>
-        <w:t>&gt;</w:t>
-      </w:r>
-    </w:p>
-    <w:p>
-      <w:pPr>
-        <w:rPr>
-          <w:rFonts w:ascii="Times New Roman" w:hAnsi="Times New Roman" w:cs="Times New Roman"/>
-          <w:color w:val="333333"/>
-          <w:kern w:val="0"/>
-          <w:szCs w:val="21"/>
-          <w:shd w:val="clear" w:color="auto" w:fill="F8F8F8"/>
-        </w:rPr>
-      </w:pPr>
-      <w:r>
-        <w:rPr>
-          <w:rFonts w:ascii="Times New Roman" w:hAnsi="Times New Roman" w:cs="Times New Roman"/>
-          <w:color w:val="333333"/>
-          <w:kern w:val="0"/>
-          <w:szCs w:val="21"/>
-          <w:shd w:val="clear" w:color="auto" w:fill="F8F8F8"/>
-        </w:rPr>
-        <w:t xml:space="preserve">    &lt;</w:t>
-      </w:r>
-      <w:proofErr w:type="spellStart"/>
-      <w:r>
-        <w:rPr>
-          <w:rFonts w:ascii="Times New Roman" w:hAnsi="Times New Roman" w:cs="Times New Roman"/>
-          <w:color w:val="333333"/>
-          <w:kern w:val="0"/>
-          <w:szCs w:val="21"/>
-          <w:shd w:val="clear" w:color="auto" w:fill="F8F8F8"/>
-        </w:rPr>
-        <w:t>on_reboot</w:t>
-      </w:r>
-      <w:proofErr w:type="spellEnd"/>
-      <w:r>
-        <w:rPr>
-          <w:rFonts w:ascii="Times New Roman" w:hAnsi="Times New Roman" w:cs="Times New Roman"/>
-          <w:color w:val="333333"/>
-          <w:kern w:val="0"/>
-          <w:szCs w:val="21"/>
-          <w:shd w:val="clear" w:color="auto" w:fill="F8F8F8"/>
-        </w:rPr>
-        <w:t>&gt;restart&lt;/</w:t>
-      </w:r>
-      <w:proofErr w:type="spellStart"/>
-      <w:r>
-        <w:rPr>
-          <w:rFonts w:ascii="Times New Roman" w:hAnsi="Times New Roman" w:cs="Times New Roman"/>
-          <w:color w:val="333333"/>
-          <w:kern w:val="0"/>
-          <w:szCs w:val="21"/>
-          <w:shd w:val="clear" w:color="auto" w:fill="F8F8F8"/>
-        </w:rPr>
-        <w:t>on_reboot</w:t>
-      </w:r>
-      <w:proofErr w:type="spellEnd"/>
-      <w:r>
-        <w:rPr>
-          <w:rFonts w:ascii="Times New Roman" w:hAnsi="Times New Roman" w:cs="Times New Roman"/>
-          <w:color w:val="333333"/>
-          <w:kern w:val="0"/>
-          <w:szCs w:val="21"/>
-          <w:shd w:val="clear" w:color="auto" w:fill="F8F8F8"/>
-        </w:rPr>
-        <w:t>&gt;</w:t>
-      </w:r>
-    </w:p>
-    <w:p>
-      <w:pPr>
-        <w:rPr>
-          <w:rFonts w:ascii="Times New Roman" w:hAnsi="Times New Roman" w:cs="Times New Roman"/>
-          <w:color w:val="333333"/>
-          <w:kern w:val="0"/>
-          <w:szCs w:val="21"/>
-          <w:shd w:val="clear" w:color="auto" w:fill="F8F8F8"/>
-        </w:rPr>
-      </w:pPr>
-      <w:r>
-        <w:rPr>
-          <w:rFonts w:ascii="Times New Roman" w:hAnsi="Times New Roman" w:cs="Times New Roman"/>
-          <w:color w:val="333333"/>
-          <w:kern w:val="0"/>
-          <w:szCs w:val="21"/>
-          <w:shd w:val="clear" w:color="auto" w:fill="F8F8F8"/>
-        </w:rPr>
-        <w:t xml:space="preserve">    &lt;</w:t>
-      </w:r>
-      <w:proofErr w:type="spellStart"/>
-      <w:r>
-        <w:rPr>
-          <w:rFonts w:ascii="Times New Roman" w:hAnsi="Times New Roman" w:cs="Times New Roman"/>
-          <w:color w:val="333333"/>
-          <w:kern w:val="0"/>
-          <w:szCs w:val="21"/>
-          <w:shd w:val="clear" w:color="auto" w:fill="F8F8F8"/>
-        </w:rPr>
-        <w:t>on_crash</w:t>
-      </w:r>
-      <w:proofErr w:type="spellEnd"/>
-      <w:r>
-        <w:rPr>
-          <w:rFonts w:ascii="Times New Roman" w:hAnsi="Times New Roman" w:cs="Times New Roman"/>
-          <w:color w:val="333333"/>
-          <w:kern w:val="0"/>
-          <w:szCs w:val="21"/>
-          <w:shd w:val="clear" w:color="auto" w:fill="F8F8F8"/>
-        </w:rPr>
-        <w:t>&gt;restart&lt;/</w:t>
-      </w:r>
-      <w:proofErr w:type="spellStart"/>
-      <w:r>
-        <w:rPr>
-          <w:rFonts w:ascii="Times New Roman" w:hAnsi="Times New Roman" w:cs="Times New Roman"/>
-          <w:color w:val="333333"/>
-          <w:kern w:val="0"/>
-          <w:szCs w:val="21"/>
-          <w:shd w:val="clear" w:color="auto" w:fill="F8F8F8"/>
-        </w:rPr>
-        <w:t>on_crash</w:t>
-      </w:r>
-      <w:proofErr w:type="spellEnd"/>
-      <w:r>
-        <w:rPr>
-          <w:rFonts w:ascii="Times New Roman" w:hAnsi="Times New Roman" w:cs="Times New Roman"/>
-          <w:color w:val="333333"/>
-          <w:kern w:val="0"/>
-          <w:szCs w:val="21"/>
-          <w:shd w:val="clear" w:color="auto" w:fill="F8F8F8"/>
-        </w:rPr>
-        <w:t>&gt;</w:t>
-      </w:r>
-    </w:p>
-    <w:p>
-      <w:pPr>
-        <w:rPr>
-          <w:rFonts w:ascii="Times New Roman" w:hAnsi="Times New Roman" w:cs="Times New Roman"/>
-          <w:color w:val="333333"/>
-          <w:kern w:val="0"/>
-          <w:szCs w:val="21"/>
-          <w:shd w:val="clear" w:color="auto" w:fill="F8F8F8"/>
-        </w:rPr>
-      </w:pPr>
-      <w:r>
-        <w:rPr>
-          <w:rFonts w:ascii="Times New Roman" w:hAnsi="Times New Roman" w:cs="Times New Roman"/>
-          <w:color w:val="333333"/>
-          <w:kern w:val="0"/>
-          <w:szCs w:val="21"/>
-          <w:shd w:val="clear" w:color="auto" w:fill="F8F8F8"/>
-        </w:rPr>
-        <w:t xml:space="preserve">    &lt;devices&gt;</w:t>
-      </w:r>
-    </w:p>
-    <w:p>
-      <w:pPr>
-        <w:rPr>
-          <w:rFonts w:ascii="Times New Roman" w:hAnsi="Times New Roman" w:cs="Times New Roman"/>
-          <w:color w:val="333333"/>
-          <w:kern w:val="0"/>
-          <w:szCs w:val="21"/>
-          <w:shd w:val="clear" w:color="auto" w:fill="F8F8F8"/>
-        </w:rPr>
-      </w:pPr>
-      <w:r>
-        <w:rPr>
-          <w:rFonts w:ascii="Times New Roman" w:hAnsi="Times New Roman" w:cs="Times New Roman" w:hint="eastAsia"/>
-          <w:color w:val="333333"/>
-          <w:kern w:val="0"/>
-          <w:szCs w:val="21"/>
-          <w:shd w:val="clear" w:color="auto" w:fill="F8F8F8"/>
-        </w:rPr>
-        <w:tab/>
-      </w:r>
-      <w:proofErr w:type="gramStart"/>
-      <w:r>
-        <w:rPr>
-          <w:rFonts w:ascii="Times New Roman" w:hAnsi="Times New Roman" w:cs="Times New Roman" w:hint="eastAsia"/>
-          <w:color w:val="333333"/>
-          <w:kern w:val="0"/>
-          <w:szCs w:val="21"/>
-          <w:shd w:val="clear" w:color="auto" w:fill="F8F8F8"/>
-        </w:rPr>
-        <w:t>&lt;!--</w:t>
-      </w:r>
-      <w:proofErr w:type="gramEnd"/>
-      <w:r>
-        <w:rPr>
-          <w:rFonts w:ascii="Times New Roman" w:hAnsi="Times New Roman" w:cs="Times New Roman" w:hint="eastAsia"/>
-          <w:color w:val="333333"/>
-          <w:kern w:val="0"/>
-          <w:szCs w:val="21"/>
-          <w:shd w:val="clear" w:color="auto" w:fill="F8F8F8"/>
-        </w:rPr>
-        <w:t xml:space="preserve"> </w:t>
-      </w:r>
-      <w:r>
-        <w:rPr>
-          <w:rFonts w:ascii="Times New Roman" w:hAnsi="Times New Roman" w:cs="Times New Roman" w:hint="eastAsia"/>
-          <w:color w:val="333333"/>
-          <w:kern w:val="0"/>
-          <w:szCs w:val="21"/>
-          <w:shd w:val="clear" w:color="auto" w:fill="F8F8F8"/>
-        </w:rPr>
-        <w:t>创建软链接指向编译</w:t>
-      </w:r>
-      <w:proofErr w:type="spellStart"/>
-      <w:r>
-        <w:rPr>
-          <w:rFonts w:ascii="Times New Roman" w:hAnsi="Times New Roman" w:cs="Times New Roman" w:hint="eastAsia"/>
-          <w:color w:val="333333"/>
-          <w:kern w:val="0"/>
-          <w:szCs w:val="21"/>
-          <w:shd w:val="clear" w:color="auto" w:fill="F8F8F8"/>
-        </w:rPr>
-        <w:t>qemu</w:t>
-      </w:r>
-      <w:proofErr w:type="spellEnd"/>
-      <w:r>
-        <w:rPr>
-          <w:rFonts w:ascii="Times New Roman" w:hAnsi="Times New Roman" w:cs="Times New Roman" w:hint="eastAsia"/>
-          <w:color w:val="333333"/>
-          <w:kern w:val="0"/>
-          <w:szCs w:val="21"/>
-          <w:shd w:val="clear" w:color="auto" w:fill="F8F8F8"/>
-        </w:rPr>
-        <w:t>后</w:t>
-      </w:r>
-      <w:r>
-        <w:rPr>
-          <w:rFonts w:ascii="Times New Roman" w:hAnsi="Times New Roman" w:cs="Times New Roman" w:hint="eastAsia"/>
-          <w:color w:val="333333"/>
-          <w:kern w:val="0"/>
-          <w:szCs w:val="21"/>
-          <w:shd w:val="clear" w:color="auto" w:fill="F8F8F8"/>
-        </w:rPr>
-        <w:t>build</w:t>
-      </w:r>
-      <w:r>
-        <w:rPr>
-          <w:rFonts w:ascii="Times New Roman" w:hAnsi="Times New Roman" w:cs="Times New Roman" w:hint="eastAsia"/>
-          <w:color w:val="333333"/>
-          <w:kern w:val="0"/>
-          <w:szCs w:val="21"/>
-          <w:shd w:val="clear" w:color="auto" w:fill="F8F8F8"/>
-        </w:rPr>
-        <w:t>目录下的</w:t>
-      </w:r>
-      <w:r>
-        <w:rPr>
-          <w:rFonts w:ascii="Times New Roman" w:hAnsi="Times New Roman" w:cs="Times New Roman" w:hint="eastAsia"/>
-          <w:color w:val="333333"/>
-          <w:kern w:val="0"/>
-          <w:szCs w:val="21"/>
-          <w:shd w:val="clear" w:color="auto" w:fill="F8F8F8"/>
-        </w:rPr>
-        <w:t>qemu-system-aarch64 --&gt;</w:t>
-      </w:r>
-    </w:p>
-    <w:p>
-      <w:pPr>
-        <w:rPr>
-          <w:rFonts w:ascii="Times New Roman" w:hAnsi="Times New Roman" w:cs="Times New Roman"/>
-          <w:color w:val="333333"/>
-          <w:kern w:val="0"/>
-          <w:szCs w:val="21"/>
-          <w:shd w:val="clear" w:color="auto" w:fill="F8F8F8"/>
-        </w:rPr>
-      </w:pPr>
-      <w:r>
-        <w:rPr>
-          <w:rFonts w:ascii="Times New Roman" w:hAnsi="Times New Roman" w:cs="Times New Roman"/>
-          <w:color w:val="333333"/>
-          <w:kern w:val="0"/>
-          <w:szCs w:val="21"/>
-          <w:shd w:val="clear" w:color="auto" w:fill="F8F8F8"/>
-        </w:rPr>
-        <w:t xml:space="preserve">        &lt;emulator&gt;/home/z50040113/target/qemu-after/build/aarch64-softmmu/qemu-system-aarch64&lt;/emulator&gt;</w:t>
-      </w:r>
-    </w:p>
-    <w:p>
-      <w:pPr>
-        <w:rPr>
-          <w:rFonts w:ascii="Times New Roman" w:hAnsi="Times New Roman" w:cs="Times New Roman"/>
-          <w:color w:val="333333"/>
-          <w:kern w:val="0"/>
-          <w:szCs w:val="21"/>
-          <w:shd w:val="clear" w:color="auto" w:fill="F8F8F8"/>
-        </w:rPr>
-      </w:pPr>
-      <w:r>
-        <w:rPr>
-          <w:rFonts w:ascii="Times New Roman" w:hAnsi="Times New Roman" w:cs="Times New Roman"/>
-          <w:color w:val="333333"/>
-          <w:kern w:val="0"/>
-          <w:szCs w:val="21"/>
-          <w:shd w:val="clear" w:color="auto" w:fill="F8F8F8"/>
-        </w:rPr>
-        <w:t xml:space="preserve">        &lt;disk type='file' device='disk'&gt;</w:t>
-      </w:r>
-    </w:p>
-    <w:p>
-      <w:pPr>
-        <w:rPr>
-          <w:rFonts w:ascii="Times New Roman" w:hAnsi="Times New Roman" w:cs="Times New Roman"/>
-          <w:color w:val="333333"/>
-          <w:kern w:val="0"/>
-          <w:szCs w:val="21"/>
-          <w:shd w:val="clear" w:color="auto" w:fill="F8F8F8"/>
-        </w:rPr>
-      </w:pPr>
-      <w:r>
-        <w:rPr>
-          <w:rFonts w:ascii="Times New Roman" w:hAnsi="Times New Roman" w:cs="Times New Roman"/>
-          <w:color w:val="333333"/>
-          <w:kern w:val="0"/>
-          <w:szCs w:val="21"/>
-          <w:shd w:val="clear" w:color="auto" w:fill="F8F8F8"/>
-        </w:rPr>
-        <w:t xml:space="preserve">            &lt;driver name='</w:t>
-      </w:r>
-      <w:proofErr w:type="spellStart"/>
-      <w:r>
-        <w:rPr>
-          <w:rFonts w:ascii="Times New Roman" w:hAnsi="Times New Roman" w:cs="Times New Roman"/>
-          <w:color w:val="333333"/>
-          <w:kern w:val="0"/>
-          <w:szCs w:val="21"/>
-          <w:shd w:val="clear" w:color="auto" w:fill="F8F8F8"/>
-        </w:rPr>
-        <w:t>qemu</w:t>
-      </w:r>
-      <w:proofErr w:type="spellEnd"/>
-      <w:r>
-        <w:rPr>
-          <w:rFonts w:ascii="Times New Roman" w:hAnsi="Times New Roman" w:cs="Times New Roman"/>
-          <w:color w:val="333333"/>
-          <w:kern w:val="0"/>
-          <w:szCs w:val="21"/>
-          <w:shd w:val="clear" w:color="auto" w:fill="F8F8F8"/>
-        </w:rPr>
-        <w:t xml:space="preserve">' type='qcow2' </w:t>
-      </w:r>
-      <w:proofErr w:type="spellStart"/>
-      <w:r>
-        <w:rPr>
-          <w:rFonts w:ascii="Times New Roman" w:hAnsi="Times New Roman" w:cs="Times New Roman"/>
-          <w:color w:val="333333"/>
-          <w:kern w:val="0"/>
-          <w:szCs w:val="21"/>
-          <w:shd w:val="clear" w:color="auto" w:fill="F8F8F8"/>
-        </w:rPr>
-        <w:t>iothread</w:t>
-      </w:r>
-      <w:proofErr w:type="spellEnd"/>
-      <w:r>
-        <w:rPr>
-          <w:rFonts w:ascii="Times New Roman" w:hAnsi="Times New Roman" w:cs="Times New Roman"/>
-          <w:color w:val="333333"/>
-          <w:kern w:val="0"/>
-          <w:szCs w:val="21"/>
-          <w:shd w:val="clear" w:color="auto" w:fill="F8F8F8"/>
-        </w:rPr>
-        <w:t>="1"/&gt;</w:t>
-      </w:r>
-    </w:p>
-    <w:p>
-      <w:pPr>
-        <w:rPr>
-          <w:rFonts w:ascii="Times New Roman" w:hAnsi="Times New Roman" w:cs="Times New Roman"/>
-          <w:color w:val="333333"/>
-          <w:kern w:val="0"/>
-          <w:szCs w:val="21"/>
-          <w:shd w:val="clear" w:color="auto" w:fill="F8F8F8"/>
-        </w:rPr>
-      </w:pPr>
-      <w:r>
-        <w:rPr>
-          <w:rFonts w:ascii="Times New Roman" w:hAnsi="Times New Roman" w:cs="Times New Roman" w:hint="eastAsia"/>
-          <w:color w:val="333333"/>
-          <w:kern w:val="0"/>
-          <w:szCs w:val="21"/>
-          <w:shd w:val="clear" w:color="auto" w:fill="F8F8F8"/>
-        </w:rPr>
-        <w:t xml:space="preserve">            </w:t>
-      </w:r>
-      <w:proofErr w:type="gramStart"/>
-      <w:r>
-        <w:rPr>
-          <w:rFonts w:ascii="Times New Roman" w:hAnsi="Times New Roman" w:cs="Times New Roman" w:hint="eastAsia"/>
-          <w:color w:val="333333"/>
-          <w:kern w:val="0"/>
-          <w:szCs w:val="21"/>
-          <w:shd w:val="clear" w:color="auto" w:fill="F8F8F8"/>
-        </w:rPr>
-        <w:t>&lt;!--</w:t>
-      </w:r>
-      <w:proofErr w:type="gramEnd"/>
-      <w:r>
-        <w:rPr>
-          <w:rFonts w:ascii="Times New Roman" w:hAnsi="Times New Roman" w:cs="Times New Roman" w:hint="eastAsia"/>
-          <w:color w:val="333333"/>
-          <w:kern w:val="0"/>
-          <w:szCs w:val="21"/>
-          <w:shd w:val="clear" w:color="auto" w:fill="F8F8F8"/>
-        </w:rPr>
-        <w:t xml:space="preserve"> </w:t>
-      </w:r>
-      <w:r>
-        <w:rPr>
-          <w:rFonts w:ascii="Times New Roman" w:hAnsi="Times New Roman" w:cs="Times New Roman" w:hint="eastAsia"/>
-          <w:color w:val="333333"/>
-          <w:kern w:val="0"/>
-          <w:szCs w:val="21"/>
-          <w:shd w:val="clear" w:color="auto" w:fill="F8F8F8"/>
-        </w:rPr>
-        <w:t>镜像路径</w:t>
-      </w:r>
-      <w:r>
-        <w:rPr>
-          <w:rFonts w:ascii="Times New Roman" w:hAnsi="Times New Roman" w:cs="Times New Roman" w:hint="eastAsia"/>
-          <w:color w:val="333333"/>
-          <w:kern w:val="0"/>
-          <w:szCs w:val="21"/>
-          <w:shd w:val="clear" w:color="auto" w:fill="F8F8F8"/>
-        </w:rPr>
-        <w:t xml:space="preserve"> --&gt;</w:t>
-      </w:r>
-    </w:p>
-    <w:p>
-      <w:pPr>
-        <w:rPr>
-          <w:rFonts w:ascii="Times New Roman" w:hAnsi="Times New Roman" w:cs="Times New Roman"/>
-          <w:color w:val="333333"/>
-          <w:kern w:val="0"/>
-          <w:szCs w:val="21"/>
-          <w:shd w:val="clear" w:color="auto" w:fill="F8F8F8"/>
-        </w:rPr>
-      </w:pPr>
-      <w:r>
-        <w:rPr>
-          <w:rFonts w:ascii="Times New Roman" w:hAnsi="Times New Roman" w:cs="Times New Roman"/>
-          <w:color w:val="333333"/>
-          <w:kern w:val="0"/>
-          <w:szCs w:val="21"/>
-          <w:shd w:val="clear" w:color="auto" w:fill="F8F8F8"/>
-        </w:rPr>
-        <w:t xml:space="preserve">            &lt;source file='/home/z50040113/target/openEuler-image.qcow2'/&gt;</w:t>
-      </w:r>
-    </w:p>
-    <w:p>
-      <w:pPr>
-        <w:rPr>
-          <w:rFonts w:ascii="Times New Roman" w:hAnsi="Times New Roman" w:cs="Times New Roman"/>
-          <w:color w:val="333333"/>
-          <w:kern w:val="0"/>
-          <w:szCs w:val="21"/>
-          <w:shd w:val="clear" w:color="auto" w:fill="F8F8F8"/>
-        </w:rPr>
-      </w:pPr>
-      <w:r>
-        <w:rPr>
-          <w:rFonts w:ascii="Times New Roman" w:hAnsi="Times New Roman" w:cs="Times New Roman"/>
-          <w:color w:val="333333"/>
-          <w:kern w:val="0"/>
-          <w:szCs w:val="21"/>
-          <w:shd w:val="clear" w:color="auto" w:fill="F8F8F8"/>
-        </w:rPr>
-        <w:t xml:space="preserve">            &lt;target dev='</w:t>
-      </w:r>
-      <w:proofErr w:type="spellStart"/>
-      <w:r>
-        <w:rPr>
-          <w:rFonts w:ascii="Times New Roman" w:hAnsi="Times New Roman" w:cs="Times New Roman"/>
-          <w:color w:val="333333"/>
-          <w:kern w:val="0"/>
-          <w:szCs w:val="21"/>
-          <w:shd w:val="clear" w:color="auto" w:fill="F8F8F8"/>
-        </w:rPr>
-        <w:t>vda</w:t>
-      </w:r>
-      <w:proofErr w:type="spellEnd"/>
-      <w:r>
-        <w:rPr>
-          <w:rFonts w:ascii="Times New Roman" w:hAnsi="Times New Roman" w:cs="Times New Roman"/>
-          <w:color w:val="333333"/>
-          <w:kern w:val="0"/>
-          <w:szCs w:val="21"/>
-          <w:shd w:val="clear" w:color="auto" w:fill="F8F8F8"/>
-        </w:rPr>
-        <w:t>' bus='</w:t>
-      </w:r>
-      <w:proofErr w:type="spellStart"/>
-      <w:r>
-        <w:rPr>
-          <w:rFonts w:ascii="Times New Roman" w:hAnsi="Times New Roman" w:cs="Times New Roman"/>
-          <w:color w:val="333333"/>
-          <w:kern w:val="0"/>
-          <w:szCs w:val="21"/>
-          <w:shd w:val="clear" w:color="auto" w:fill="F8F8F8"/>
-        </w:rPr>
-        <w:t>virtio</w:t>
-      </w:r>
-      <w:proofErr w:type="spellEnd"/>
-      <w:r>
-        <w:rPr>
-          <w:rFonts w:ascii="Times New Roman" w:hAnsi="Times New Roman" w:cs="Times New Roman"/>
-          <w:color w:val="333333"/>
-          <w:kern w:val="0"/>
-          <w:szCs w:val="21"/>
-          <w:shd w:val="clear" w:color="auto" w:fill="F8F8F8"/>
-        </w:rPr>
-        <w:t>'/&gt;</w:t>
-      </w:r>
-    </w:p>
-    <w:p>
-      <w:pPr>
-        <w:rPr>
-          <w:rFonts w:ascii="Times New Roman" w:hAnsi="Times New Roman" w:cs="Times New Roman"/>
-          <w:color w:val="333333"/>
-          <w:kern w:val="0"/>
-          <w:szCs w:val="21"/>
-          <w:shd w:val="clear" w:color="auto" w:fill="F8F8F8"/>
-        </w:rPr>
-      </w:pPr>
-      <w:r>
-        <w:rPr>
-          <w:rFonts w:ascii="Times New Roman" w:hAnsi="Times New Roman" w:cs="Times New Roman"/>
-          <w:color w:val="333333"/>
-          <w:kern w:val="0"/>
-          <w:szCs w:val="21"/>
-          <w:shd w:val="clear" w:color="auto" w:fill="F8F8F8"/>
-        </w:rPr>
-        <w:t xml:space="preserve">            &lt;boot order='1'/&gt;</w:t>
-      </w:r>
-    </w:p>
-    <w:p>
-      <w:pPr>
-        <w:rPr>
-          <w:rFonts w:ascii="Times New Roman" w:hAnsi="Times New Roman" w:cs="Times New Roman"/>
-          <w:color w:val="333333"/>
-          <w:kern w:val="0"/>
-          <w:szCs w:val="21"/>
-          <w:shd w:val="clear" w:color="auto" w:fill="F8F8F8"/>
-        </w:rPr>
-      </w:pPr>
-      <w:r>
-        <w:rPr>
-          <w:rFonts w:ascii="Times New Roman" w:hAnsi="Times New Roman" w:cs="Times New Roman"/>
-          <w:color w:val="333333"/>
-          <w:kern w:val="0"/>
-          <w:szCs w:val="21"/>
-          <w:shd w:val="clear" w:color="auto" w:fill="F8F8F8"/>
-        </w:rPr>
-        <w:t xml:space="preserve">        &lt;/disk&gt;</w:t>
-      </w:r>
-    </w:p>
-    <w:p>
-      <w:pPr>
-        <w:rPr>
-          <w:rFonts w:ascii="Times New Roman" w:hAnsi="Times New Roman" w:cs="Times New Roman"/>
-          <w:color w:val="333333"/>
-          <w:kern w:val="0"/>
-          <w:szCs w:val="21"/>
-          <w:shd w:val="clear" w:color="auto" w:fill="F8F8F8"/>
-        </w:rPr>
-      </w:pPr>
-      <w:r>
-        <w:rPr>
-          <w:rFonts w:ascii="Times New Roman" w:hAnsi="Times New Roman" w:cs="Times New Roman"/>
-          <w:color w:val="333333"/>
-          <w:kern w:val="0"/>
-          <w:szCs w:val="21"/>
-          <w:shd w:val="clear" w:color="auto" w:fill="F8F8F8"/>
-        </w:rPr>
-        <w:t xml:space="preserve">        &lt;disk type='file' device='</w:t>
-      </w:r>
-      <w:proofErr w:type="spellStart"/>
-      <w:r>
-        <w:rPr>
-          <w:rFonts w:ascii="Times New Roman" w:hAnsi="Times New Roman" w:cs="Times New Roman"/>
-          <w:color w:val="333333"/>
-          <w:kern w:val="0"/>
-          <w:szCs w:val="21"/>
-          <w:shd w:val="clear" w:color="auto" w:fill="F8F8F8"/>
-        </w:rPr>
-        <w:t>cdrom</w:t>
-      </w:r>
-      <w:proofErr w:type="spellEnd"/>
-      <w:r>
-        <w:rPr>
-          <w:rFonts w:ascii="Times New Roman" w:hAnsi="Times New Roman" w:cs="Times New Roman"/>
-          <w:color w:val="333333"/>
-          <w:kern w:val="0"/>
-          <w:szCs w:val="21"/>
-          <w:shd w:val="clear" w:color="auto" w:fill="F8F8F8"/>
-        </w:rPr>
-        <w:t>'&gt;</w:t>
-      </w:r>
-    </w:p>
-    <w:p>
-      <w:pPr>
-        <w:rPr>
-          <w:rFonts w:ascii="Times New Roman" w:hAnsi="Times New Roman" w:cs="Times New Roman"/>
-          <w:color w:val="333333"/>
-          <w:kern w:val="0"/>
-          <w:szCs w:val="21"/>
-          <w:shd w:val="clear" w:color="auto" w:fill="F8F8F8"/>
-        </w:rPr>
-      </w:pPr>
-      <w:r>
-        <w:rPr>
-          <w:rFonts w:ascii="Times New Roman" w:hAnsi="Times New Roman" w:cs="Times New Roman"/>
-          <w:color w:val="333333"/>
-          <w:kern w:val="0"/>
-          <w:szCs w:val="21"/>
-          <w:shd w:val="clear" w:color="auto" w:fill="F8F8F8"/>
-        </w:rPr>
-        <w:t xml:space="preserve">            &lt;driver name='</w:t>
-      </w:r>
-      <w:proofErr w:type="spellStart"/>
-      <w:r>
-        <w:rPr>
-          <w:rFonts w:ascii="Times New Roman" w:hAnsi="Times New Roman" w:cs="Times New Roman"/>
-          <w:color w:val="333333"/>
-          <w:kern w:val="0"/>
-          <w:szCs w:val="21"/>
-          <w:shd w:val="clear" w:color="auto" w:fill="F8F8F8"/>
-        </w:rPr>
-        <w:t>qemu</w:t>
-      </w:r>
-      <w:proofErr w:type="spellEnd"/>
-      <w:r>
-        <w:rPr>
-          <w:rFonts w:ascii="Times New Roman" w:hAnsi="Times New Roman" w:cs="Times New Roman"/>
-          <w:color w:val="333333"/>
-          <w:kern w:val="0"/>
-          <w:szCs w:val="21"/>
-          <w:shd w:val="clear" w:color="auto" w:fill="F8F8F8"/>
-        </w:rPr>
-        <w:t>' type='raw'/&gt;</w:t>
-      </w:r>
-    </w:p>
-    <w:p>
-      <w:pPr>
-        <w:rPr>
-          <w:rFonts w:ascii="Times New Roman" w:hAnsi="Times New Roman" w:cs="Times New Roman"/>
-          <w:color w:val="333333"/>
-          <w:kern w:val="0"/>
-          <w:szCs w:val="21"/>
-          <w:shd w:val="clear" w:color="auto" w:fill="F8F8F8"/>
-        </w:rPr>
-      </w:pPr>
-      <w:r>
-        <w:rPr>
-          <w:rFonts w:ascii="Times New Roman" w:hAnsi="Times New Roman" w:cs="Times New Roman" w:hint="eastAsia"/>
-          <w:color w:val="333333"/>
-          <w:kern w:val="0"/>
-          <w:szCs w:val="21"/>
-          <w:shd w:val="clear" w:color="auto" w:fill="F8F8F8"/>
-        </w:rPr>
-        <w:t xml:space="preserve">            </w:t>
-      </w:r>
-      <w:proofErr w:type="gramStart"/>
-      <w:r>
-        <w:rPr>
-          <w:rFonts w:ascii="Times New Roman" w:hAnsi="Times New Roman" w:cs="Times New Roman" w:hint="eastAsia"/>
-          <w:color w:val="333333"/>
-          <w:kern w:val="0"/>
-          <w:szCs w:val="21"/>
-          <w:shd w:val="clear" w:color="auto" w:fill="F8F8F8"/>
-        </w:rPr>
-        <w:t>&lt;!--</w:t>
-      </w:r>
-      <w:proofErr w:type="gramEnd"/>
-      <w:r>
-        <w:rPr>
-          <w:rFonts w:ascii="Times New Roman" w:hAnsi="Times New Roman" w:cs="Times New Roman" w:hint="eastAsia"/>
-          <w:color w:val="333333"/>
-          <w:kern w:val="0"/>
-          <w:szCs w:val="21"/>
-          <w:shd w:val="clear" w:color="auto" w:fill="F8F8F8"/>
-        </w:rPr>
-        <w:t xml:space="preserve"> </w:t>
-      </w:r>
-      <w:r>
-        <w:rPr>
-          <w:rFonts w:ascii="Times New Roman" w:hAnsi="Times New Roman" w:cs="Times New Roman" w:hint="eastAsia"/>
-          <w:color w:val="333333"/>
-          <w:kern w:val="0"/>
-          <w:szCs w:val="21"/>
-          <w:shd w:val="clear" w:color="auto" w:fill="F8F8F8"/>
-        </w:rPr>
-        <w:t>安装系统所需光驱</w:t>
-      </w:r>
-      <w:r>
-        <w:rPr>
-          <w:rFonts w:ascii="Times New Roman" w:hAnsi="Times New Roman" w:cs="Times New Roman" w:hint="eastAsia"/>
-          <w:color w:val="333333"/>
-          <w:kern w:val="0"/>
-          <w:szCs w:val="21"/>
-          <w:shd w:val="clear" w:color="auto" w:fill="F8F8F8"/>
-        </w:rPr>
-        <w:t xml:space="preserve"> --&gt;</w:t>
-      </w:r>
-    </w:p>
-    <w:p>
-      <w:pPr>
-        <w:rPr>
-          <w:rFonts w:ascii="Times New Roman" w:hAnsi="Times New Roman" w:cs="Times New Roman"/>
-          <w:color w:val="333333"/>
-          <w:kern w:val="0"/>
-          <w:szCs w:val="21"/>
-          <w:shd w:val="clear" w:color="auto" w:fill="F8F8F8"/>
-        </w:rPr>
-      </w:pPr>
-      <w:r>
-        <w:rPr>
-          <w:rFonts w:ascii="Times New Roman" w:hAnsi="Times New Roman" w:cs="Times New Roman"/>
-          <w:color w:val="333333"/>
-          <w:kern w:val="0"/>
-          <w:szCs w:val="21"/>
-          <w:shd w:val="clear" w:color="auto" w:fill="F8F8F8"/>
-        </w:rPr>
-        <w:t xml:space="preserve">            &lt;source file='/home/z50040113/target/openEuler-22.03-LTS-SP1-aarch64-dvd.iso'/&gt;</w:t>
-      </w:r>
-    </w:p>
-    <w:p>
-      <w:pPr>
-        <w:rPr>
-          <w:rFonts w:ascii="Times New Roman" w:hAnsi="Times New Roman" w:cs="Times New Roman"/>
-          <w:color w:val="333333"/>
-          <w:kern w:val="0"/>
-          <w:szCs w:val="21"/>
-          <w:shd w:val="clear" w:color="auto" w:fill="F8F8F8"/>
-        </w:rPr>
-      </w:pPr>
-      <w:r>
-        <w:rPr>
-          <w:rFonts w:ascii="Times New Roman" w:hAnsi="Times New Roman" w:cs="Times New Roman"/>
-          <w:color w:val="333333"/>
-          <w:kern w:val="0"/>
-          <w:szCs w:val="21"/>
-          <w:shd w:val="clear" w:color="auto" w:fill="F8F8F8"/>
-        </w:rPr>
-        <w:t xml:space="preserve">            &lt;</w:t>
-      </w:r>
-      <w:proofErr w:type="spellStart"/>
-      <w:r>
-        <w:rPr>
-          <w:rFonts w:ascii="Times New Roman" w:hAnsi="Times New Roman" w:cs="Times New Roman"/>
-          <w:color w:val="333333"/>
-          <w:kern w:val="0"/>
-          <w:szCs w:val="21"/>
-          <w:shd w:val="clear" w:color="auto" w:fill="F8F8F8"/>
-        </w:rPr>
-        <w:t>readonly</w:t>
-      </w:r>
-      <w:proofErr w:type="spellEnd"/>
-      <w:r>
-        <w:rPr>
-          <w:rFonts w:ascii="Times New Roman" w:hAnsi="Times New Roman" w:cs="Times New Roman"/>
-          <w:color w:val="333333"/>
-          <w:kern w:val="0"/>
-          <w:szCs w:val="21"/>
-          <w:shd w:val="clear" w:color="auto" w:fill="F8F8F8"/>
-        </w:rPr>
-        <w:t>/&gt;</w:t>
-      </w:r>
-    </w:p>
-    <w:p>
-      <w:pPr>
-        <w:rPr>
-          <w:rFonts w:ascii="Times New Roman" w:hAnsi="Times New Roman" w:cs="Times New Roman"/>
-          <w:color w:val="333333"/>
-          <w:kern w:val="0"/>
-          <w:szCs w:val="21"/>
-          <w:shd w:val="clear" w:color="auto" w:fill="F8F8F8"/>
-        </w:rPr>
-      </w:pPr>
-      <w:r>
-        <w:rPr>
-          <w:rFonts w:ascii="Times New Roman" w:hAnsi="Times New Roman" w:cs="Times New Roman"/>
-          <w:color w:val="333333"/>
-          <w:kern w:val="0"/>
-          <w:szCs w:val="21"/>
-          <w:shd w:val="clear" w:color="auto" w:fill="F8F8F8"/>
-        </w:rPr>
-        <w:t xml:space="preserve">            &lt;target dev='</w:t>
-      </w:r>
-      <w:proofErr w:type="spellStart"/>
-      <w:r>
-        <w:rPr>
-          <w:rFonts w:ascii="Times New Roman" w:hAnsi="Times New Roman" w:cs="Times New Roman"/>
-          <w:color w:val="333333"/>
-          <w:kern w:val="0"/>
-          <w:szCs w:val="21"/>
-          <w:shd w:val="clear" w:color="auto" w:fill="F8F8F8"/>
-        </w:rPr>
-        <w:t>sdb</w:t>
-      </w:r>
-      <w:proofErr w:type="spellEnd"/>
-      <w:r>
-        <w:rPr>
-          <w:rFonts w:ascii="Times New Roman" w:hAnsi="Times New Roman" w:cs="Times New Roman"/>
-          <w:color w:val="333333"/>
-          <w:kern w:val="0"/>
-          <w:szCs w:val="21"/>
-          <w:shd w:val="clear" w:color="auto" w:fill="F8F8F8"/>
-        </w:rPr>
-        <w:t>' bus='</w:t>
-      </w:r>
-      <w:proofErr w:type="spellStart"/>
-      <w:r>
-        <w:rPr>
-          <w:rFonts w:ascii="Times New Roman" w:hAnsi="Times New Roman" w:cs="Times New Roman"/>
-          <w:color w:val="333333"/>
-          <w:kern w:val="0"/>
-          <w:szCs w:val="21"/>
-          <w:shd w:val="clear" w:color="auto" w:fill="F8F8F8"/>
-        </w:rPr>
-        <w:t>scsi</w:t>
-      </w:r>
-      <w:proofErr w:type="spellEnd"/>
-      <w:r>
-        <w:rPr>
-          <w:rFonts w:ascii="Times New Roman" w:hAnsi="Times New Roman" w:cs="Times New Roman"/>
-          <w:color w:val="333333"/>
-          <w:kern w:val="0"/>
-          <w:szCs w:val="21"/>
-          <w:shd w:val="clear" w:color="auto" w:fill="F8F8F8"/>
-        </w:rPr>
-        <w:t>'/&gt;</w:t>
-      </w:r>
-    </w:p>
-    <w:p>
-      <w:pPr>
-        <w:rPr>
-          <w:rFonts w:ascii="Times New Roman" w:hAnsi="Times New Roman" w:cs="Times New Roman"/>
-          <w:color w:val="333333"/>
-          <w:kern w:val="0"/>
-          <w:szCs w:val="21"/>
-          <w:shd w:val="clear" w:color="auto" w:fill="F8F8F8"/>
-        </w:rPr>
-      </w:pPr>
-      <w:r>
-        <w:rPr>
-          <w:rFonts w:ascii="Times New Roman" w:hAnsi="Times New Roman" w:cs="Times New Roman"/>
-          <w:color w:val="333333"/>
-          <w:kern w:val="0"/>
-          <w:szCs w:val="21"/>
-          <w:shd w:val="clear" w:color="auto" w:fill="F8F8F8"/>
-        </w:rPr>
-        <w:t xml:space="preserve">            &lt;boot order='2'/&gt;</w:t>
-      </w:r>
-    </w:p>
-    <w:p>
-      <w:pPr>
-        <w:rPr>
-          <w:rFonts w:ascii="Times New Roman" w:hAnsi="Times New Roman" w:cs="Times New Roman"/>
-          <w:color w:val="333333"/>
-          <w:kern w:val="0"/>
-          <w:szCs w:val="21"/>
-          <w:shd w:val="clear" w:color="auto" w:fill="F8F8F8"/>
-        </w:rPr>
-      </w:pPr>
-      <w:r>
-        <w:rPr>
-          <w:rFonts w:ascii="Times New Roman" w:hAnsi="Times New Roman" w:cs="Times New Roman"/>
-          <w:color w:val="333333"/>
-          <w:kern w:val="0"/>
-          <w:szCs w:val="21"/>
-          <w:shd w:val="clear" w:color="auto" w:fill="F8F8F8"/>
-        </w:rPr>
-        <w:t xml:space="preserve">        &lt;/disk&gt;</w:t>
-      </w:r>
-    </w:p>
-    <w:p>
-      <w:pPr>
-        <w:rPr>
-          <w:rFonts w:ascii="Times New Roman" w:hAnsi="Times New Roman" w:cs="Times New Roman"/>
-          <w:color w:val="333333"/>
-          <w:kern w:val="0"/>
-          <w:szCs w:val="21"/>
-          <w:shd w:val="clear" w:color="auto" w:fill="F8F8F8"/>
-        </w:rPr>
-      </w:pPr>
-      <w:r>
-        <w:rPr>
-          <w:rFonts w:ascii="Times New Roman" w:hAnsi="Times New Roman" w:cs="Times New Roman"/>
-          <w:color w:val="333333"/>
-          <w:kern w:val="0"/>
-          <w:szCs w:val="21"/>
-          <w:shd w:val="clear" w:color="auto" w:fill="F8F8F8"/>
-        </w:rPr>
-        <w:t xml:space="preserve">        &lt;interface type='network'&gt;</w:t>
-      </w:r>
-    </w:p>
-    <w:p>
-      <w:pPr>
-        <w:rPr>
-          <w:rFonts w:ascii="Times New Roman" w:hAnsi="Times New Roman" w:cs="Times New Roman"/>
-          <w:color w:val="333333"/>
-          <w:kern w:val="0"/>
-          <w:szCs w:val="21"/>
-          <w:shd w:val="clear" w:color="auto" w:fill="F8F8F8"/>
-        </w:rPr>
-      </w:pPr>
-      <w:r>
-        <w:rPr>
-          <w:rFonts w:ascii="Times New Roman" w:hAnsi="Times New Roman" w:cs="Times New Roman" w:hint="eastAsia"/>
-          <w:color w:val="333333"/>
-          <w:kern w:val="0"/>
-          <w:szCs w:val="21"/>
-          <w:shd w:val="clear" w:color="auto" w:fill="F8F8F8"/>
-        </w:rPr>
-        <w:t xml:space="preserve">            </w:t>
-      </w:r>
-      <w:proofErr w:type="gramStart"/>
-      <w:r>
-        <w:rPr>
-          <w:rFonts w:ascii="Times New Roman" w:hAnsi="Times New Roman" w:cs="Times New Roman" w:hint="eastAsia"/>
-          <w:color w:val="333333"/>
-          <w:kern w:val="0"/>
-          <w:szCs w:val="21"/>
-          <w:shd w:val="clear" w:color="auto" w:fill="F8F8F8"/>
-        </w:rPr>
-        <w:t>&lt;!--</w:t>
-      </w:r>
-      <w:proofErr w:type="gramEnd"/>
-      <w:r>
-        <w:rPr>
-          <w:rFonts w:ascii="Times New Roman" w:hAnsi="Times New Roman" w:cs="Times New Roman" w:hint="eastAsia"/>
-          <w:color w:val="333333"/>
-          <w:kern w:val="0"/>
-          <w:szCs w:val="21"/>
-          <w:shd w:val="clear" w:color="auto" w:fill="F8F8F8"/>
-        </w:rPr>
-        <w:t xml:space="preserve"> </w:t>
-      </w:r>
-      <w:r>
-        <w:rPr>
-          <w:rFonts w:ascii="Times New Roman" w:hAnsi="Times New Roman" w:cs="Times New Roman" w:hint="eastAsia"/>
-          <w:color w:val="333333"/>
-          <w:kern w:val="0"/>
-          <w:szCs w:val="21"/>
-          <w:shd w:val="clear" w:color="auto" w:fill="F8F8F8"/>
-        </w:rPr>
-        <w:t>建议配置</w:t>
-      </w:r>
-      <w:r>
-        <w:rPr>
-          <w:rFonts w:ascii="Times New Roman" w:hAnsi="Times New Roman" w:cs="Times New Roman" w:hint="eastAsia"/>
-          <w:color w:val="333333"/>
-          <w:kern w:val="0"/>
-          <w:szCs w:val="21"/>
-          <w:shd w:val="clear" w:color="auto" w:fill="F8F8F8"/>
-        </w:rPr>
-        <w:t>network NAT</w:t>
-      </w:r>
-      <w:r>
-        <w:rPr>
-          <w:rFonts w:ascii="Times New Roman" w:hAnsi="Times New Roman" w:cs="Times New Roman" w:hint="eastAsia"/>
-          <w:color w:val="333333"/>
-          <w:kern w:val="0"/>
-          <w:szCs w:val="21"/>
-          <w:shd w:val="clear" w:color="auto" w:fill="F8F8F8"/>
-        </w:rPr>
-        <w:t>网络模式</w:t>
-      </w:r>
-      <w:r>
-        <w:rPr>
-          <w:rFonts w:ascii="Times New Roman" w:hAnsi="Times New Roman" w:cs="Times New Roman" w:hint="eastAsia"/>
-          <w:color w:val="333333"/>
-          <w:kern w:val="0"/>
-          <w:szCs w:val="21"/>
-          <w:shd w:val="clear" w:color="auto" w:fill="F8F8F8"/>
-        </w:rPr>
-        <w:t xml:space="preserve"> --&gt;</w:t>
-      </w:r>
-    </w:p>
-    <w:p>
-      <w:pPr>
-        <w:rPr>
-          <w:rFonts w:ascii="Times New Roman" w:hAnsi="Times New Roman" w:cs="Times New Roman"/>
-          <w:color w:val="333333"/>
-          <w:kern w:val="0"/>
-          <w:szCs w:val="21"/>
-          <w:shd w:val="clear" w:color="auto" w:fill="F8F8F8"/>
-        </w:rPr>
-      </w:pPr>
-      <w:r>
-        <w:rPr>
-          <w:rFonts w:ascii="Times New Roman" w:hAnsi="Times New Roman" w:cs="Times New Roman"/>
-          <w:color w:val="333333"/>
-          <w:kern w:val="0"/>
-          <w:szCs w:val="21"/>
-          <w:shd w:val="clear" w:color="auto" w:fill="F8F8F8"/>
-        </w:rPr>
-        <w:lastRenderedPageBreak/>
-        <w:t xml:space="preserve">            &lt;source network='default'/&gt;</w:t>
-      </w:r>
-    </w:p>
-    <w:p>
-      <w:pPr>
-        <w:rPr>
-          <w:rFonts w:ascii="Times New Roman" w:hAnsi="Times New Roman" w:cs="Times New Roman"/>
-          <w:color w:val="333333"/>
-          <w:kern w:val="0"/>
-          <w:szCs w:val="21"/>
-          <w:shd w:val="clear" w:color="auto" w:fill="F8F8F8"/>
-        </w:rPr>
-      </w:pPr>
-      <w:r>
-        <w:rPr>
-          <w:rFonts w:ascii="Times New Roman" w:hAnsi="Times New Roman" w:cs="Times New Roman"/>
-          <w:color w:val="333333"/>
-          <w:kern w:val="0"/>
-          <w:szCs w:val="21"/>
-          <w:shd w:val="clear" w:color="auto" w:fill="F8F8F8"/>
-        </w:rPr>
-        <w:t xml:space="preserve">            &lt;model type='</w:t>
-      </w:r>
-      <w:proofErr w:type="spellStart"/>
-      <w:r>
-        <w:rPr>
-          <w:rFonts w:ascii="Times New Roman" w:hAnsi="Times New Roman" w:cs="Times New Roman"/>
-          <w:color w:val="333333"/>
-          <w:kern w:val="0"/>
-          <w:szCs w:val="21"/>
-          <w:shd w:val="clear" w:color="auto" w:fill="F8F8F8"/>
-        </w:rPr>
-        <w:t>virtio</w:t>
-      </w:r>
-      <w:proofErr w:type="spellEnd"/>
-      <w:r>
-        <w:rPr>
-          <w:rFonts w:ascii="Times New Roman" w:hAnsi="Times New Roman" w:cs="Times New Roman"/>
-          <w:color w:val="333333"/>
-          <w:kern w:val="0"/>
-          <w:szCs w:val="21"/>
-          <w:shd w:val="clear" w:color="auto" w:fill="F8F8F8"/>
-        </w:rPr>
-        <w:t>'/&gt;</w:t>
-      </w:r>
-    </w:p>
-    <w:p>
-      <w:pPr>
-        <w:rPr>
-          <w:rFonts w:ascii="Times New Roman" w:hAnsi="Times New Roman" w:cs="Times New Roman"/>
-          <w:color w:val="333333"/>
-          <w:kern w:val="0"/>
-          <w:szCs w:val="21"/>
-          <w:shd w:val="clear" w:color="auto" w:fill="F8F8F8"/>
-        </w:rPr>
-      </w:pPr>
-      <w:r>
-        <w:rPr>
-          <w:rFonts w:ascii="Times New Roman" w:hAnsi="Times New Roman" w:cs="Times New Roman"/>
-          <w:color w:val="333333"/>
-          <w:kern w:val="0"/>
-          <w:szCs w:val="21"/>
-          <w:shd w:val="clear" w:color="auto" w:fill="F8F8F8"/>
-        </w:rPr>
-        <w:t xml:space="preserve">        &lt;/interface&gt;</w:t>
-      </w:r>
-    </w:p>
-    <w:p>
-      <w:pPr>
-        <w:rPr>
-          <w:rFonts w:ascii="Times New Roman" w:hAnsi="Times New Roman" w:cs="Times New Roman"/>
-          <w:color w:val="333333"/>
-          <w:kern w:val="0"/>
-          <w:szCs w:val="21"/>
-          <w:shd w:val="clear" w:color="auto" w:fill="F8F8F8"/>
-        </w:rPr>
-      </w:pPr>
-      <w:r>
-        <w:rPr>
-          <w:rFonts w:ascii="Times New Roman" w:hAnsi="Times New Roman" w:cs="Times New Roman"/>
-          <w:color w:val="333333"/>
-          <w:kern w:val="0"/>
-          <w:szCs w:val="21"/>
-          <w:shd w:val="clear" w:color="auto" w:fill="F8F8F8"/>
-        </w:rPr>
-        <w:t xml:space="preserve">        &lt;console type='</w:t>
-      </w:r>
-      <w:proofErr w:type="spellStart"/>
-      <w:r>
-        <w:rPr>
-          <w:rFonts w:ascii="Times New Roman" w:hAnsi="Times New Roman" w:cs="Times New Roman"/>
-          <w:color w:val="333333"/>
-          <w:kern w:val="0"/>
-          <w:szCs w:val="21"/>
-          <w:shd w:val="clear" w:color="auto" w:fill="F8F8F8"/>
-        </w:rPr>
-        <w:t>pty</w:t>
-      </w:r>
-      <w:proofErr w:type="spellEnd"/>
-      <w:r>
-        <w:rPr>
-          <w:rFonts w:ascii="Times New Roman" w:hAnsi="Times New Roman" w:cs="Times New Roman"/>
-          <w:color w:val="333333"/>
-          <w:kern w:val="0"/>
-          <w:szCs w:val="21"/>
-          <w:shd w:val="clear" w:color="auto" w:fill="F8F8F8"/>
-        </w:rPr>
-        <w:t>'/&gt;</w:t>
-      </w:r>
-    </w:p>
-    <w:p>
-      <w:pPr>
-        <w:rPr>
-          <w:rFonts w:ascii="Times New Roman" w:hAnsi="Times New Roman" w:cs="Times New Roman"/>
-          <w:color w:val="333333"/>
-          <w:kern w:val="0"/>
-          <w:szCs w:val="21"/>
-          <w:shd w:val="clear" w:color="auto" w:fill="F8F8F8"/>
-        </w:rPr>
-      </w:pPr>
-      <w:r>
-        <w:rPr>
-          <w:rFonts w:ascii="Times New Roman" w:hAnsi="Times New Roman" w:cs="Times New Roman"/>
-          <w:color w:val="333333"/>
-          <w:kern w:val="0"/>
-          <w:szCs w:val="21"/>
-          <w:shd w:val="clear" w:color="auto" w:fill="F8F8F8"/>
-        </w:rPr>
-        <w:t xml:space="preserve">        &lt;video&gt;</w:t>
-      </w:r>
-    </w:p>
-    <w:p>
-      <w:pPr>
-        <w:rPr>
-          <w:rFonts w:ascii="Times New Roman" w:hAnsi="Times New Roman" w:cs="Times New Roman"/>
-          <w:color w:val="333333"/>
-          <w:kern w:val="0"/>
-          <w:szCs w:val="21"/>
-          <w:shd w:val="clear" w:color="auto" w:fill="F8F8F8"/>
-        </w:rPr>
-      </w:pPr>
-      <w:r>
-        <w:rPr>
-          <w:rFonts w:ascii="Times New Roman" w:hAnsi="Times New Roman" w:cs="Times New Roman"/>
-          <w:color w:val="333333"/>
-          <w:kern w:val="0"/>
-          <w:szCs w:val="21"/>
-          <w:shd w:val="clear" w:color="auto" w:fill="F8F8F8"/>
-        </w:rPr>
-        <w:t xml:space="preserve">               &lt;model type='</w:t>
-      </w:r>
-      <w:proofErr w:type="spellStart"/>
-      <w:r>
-        <w:rPr>
-          <w:rFonts w:ascii="Times New Roman" w:hAnsi="Times New Roman" w:cs="Times New Roman"/>
-          <w:color w:val="333333"/>
-          <w:kern w:val="0"/>
-          <w:szCs w:val="21"/>
-          <w:shd w:val="clear" w:color="auto" w:fill="F8F8F8"/>
-        </w:rPr>
-        <w:t>virtio</w:t>
-      </w:r>
-      <w:proofErr w:type="spellEnd"/>
-      <w:r>
-        <w:rPr>
-          <w:rFonts w:ascii="Times New Roman" w:hAnsi="Times New Roman" w:cs="Times New Roman"/>
-          <w:color w:val="333333"/>
-          <w:kern w:val="0"/>
-          <w:szCs w:val="21"/>
-          <w:shd w:val="clear" w:color="auto" w:fill="F8F8F8"/>
-        </w:rPr>
-        <w:t>'/&gt;</w:t>
-      </w:r>
-    </w:p>
-    <w:p>
-      <w:pPr>
-        <w:rPr>
-          <w:rFonts w:ascii="Times New Roman" w:hAnsi="Times New Roman" w:cs="Times New Roman"/>
-          <w:color w:val="333333"/>
-          <w:kern w:val="0"/>
-          <w:szCs w:val="21"/>
-          <w:shd w:val="clear" w:color="auto" w:fill="F8F8F8"/>
-        </w:rPr>
-      </w:pPr>
-      <w:r>
-        <w:rPr>
-          <w:rFonts w:ascii="Times New Roman" w:hAnsi="Times New Roman" w:cs="Times New Roman"/>
-          <w:color w:val="333333"/>
-          <w:kern w:val="0"/>
-          <w:szCs w:val="21"/>
-          <w:shd w:val="clear" w:color="auto" w:fill="F8F8F8"/>
-        </w:rPr>
-        <w:t xml:space="preserve">        &lt;/video&gt;</w:t>
-      </w:r>
-    </w:p>
-    <w:p>
-      <w:pPr>
-        <w:rPr>
-          <w:rFonts w:ascii="Times New Roman" w:hAnsi="Times New Roman" w:cs="Times New Roman"/>
-          <w:color w:val="333333"/>
-          <w:kern w:val="0"/>
-          <w:szCs w:val="21"/>
-          <w:shd w:val="clear" w:color="auto" w:fill="F8F8F8"/>
-        </w:rPr>
-      </w:pPr>
-      <w:r>
-        <w:rPr>
-          <w:rFonts w:ascii="Times New Roman" w:hAnsi="Times New Roman" w:cs="Times New Roman"/>
-          <w:color w:val="333333"/>
-          <w:kern w:val="0"/>
-          <w:szCs w:val="21"/>
-          <w:shd w:val="clear" w:color="auto" w:fill="F8F8F8"/>
-        </w:rPr>
-        <w:t xml:space="preserve">        &lt;controller type='</w:t>
-      </w:r>
-      <w:proofErr w:type="spellStart"/>
-      <w:r>
-        <w:rPr>
-          <w:rFonts w:ascii="Times New Roman" w:hAnsi="Times New Roman" w:cs="Times New Roman"/>
-          <w:color w:val="333333"/>
-          <w:kern w:val="0"/>
-          <w:szCs w:val="21"/>
-          <w:shd w:val="clear" w:color="auto" w:fill="F8F8F8"/>
-        </w:rPr>
-        <w:t>scsi</w:t>
-      </w:r>
-      <w:proofErr w:type="spellEnd"/>
-      <w:r>
-        <w:rPr>
-          <w:rFonts w:ascii="Times New Roman" w:hAnsi="Times New Roman" w:cs="Times New Roman"/>
-          <w:color w:val="333333"/>
-          <w:kern w:val="0"/>
-          <w:szCs w:val="21"/>
-          <w:shd w:val="clear" w:color="auto" w:fill="F8F8F8"/>
-        </w:rPr>
-        <w:t>' index='0' model='</w:t>
-      </w:r>
-      <w:proofErr w:type="spellStart"/>
-      <w:r>
-        <w:rPr>
-          <w:rFonts w:ascii="Times New Roman" w:hAnsi="Times New Roman" w:cs="Times New Roman"/>
-          <w:color w:val="333333"/>
-          <w:kern w:val="0"/>
-          <w:szCs w:val="21"/>
-          <w:shd w:val="clear" w:color="auto" w:fill="F8F8F8"/>
-        </w:rPr>
-        <w:t>virtio-scsi</w:t>
-      </w:r>
-      <w:proofErr w:type="spellEnd"/>
-      <w:r>
-        <w:rPr>
-          <w:rFonts w:ascii="Times New Roman" w:hAnsi="Times New Roman" w:cs="Times New Roman"/>
-          <w:color w:val="333333"/>
-          <w:kern w:val="0"/>
-          <w:szCs w:val="21"/>
-          <w:shd w:val="clear" w:color="auto" w:fill="F8F8F8"/>
-        </w:rPr>
-        <w:t>'/&gt;</w:t>
-      </w:r>
-    </w:p>
-    <w:p>
-      <w:pPr>
-        <w:rPr>
-          <w:rFonts w:ascii="Times New Roman" w:hAnsi="Times New Roman" w:cs="Times New Roman"/>
-          <w:color w:val="333333"/>
-          <w:kern w:val="0"/>
-          <w:szCs w:val="21"/>
-          <w:shd w:val="clear" w:color="auto" w:fill="F8F8F8"/>
-        </w:rPr>
-      </w:pPr>
-      <w:r>
-        <w:rPr>
-          <w:rFonts w:ascii="Times New Roman" w:hAnsi="Times New Roman" w:cs="Times New Roman"/>
-          <w:color w:val="333333"/>
-          <w:kern w:val="0"/>
-          <w:szCs w:val="21"/>
-          <w:shd w:val="clear" w:color="auto" w:fill="F8F8F8"/>
-        </w:rPr>
-        <w:t xml:space="preserve">        &lt;controller type='</w:t>
-      </w:r>
-      <w:proofErr w:type="spellStart"/>
-      <w:r>
-        <w:rPr>
-          <w:rFonts w:ascii="Times New Roman" w:hAnsi="Times New Roman" w:cs="Times New Roman"/>
-          <w:color w:val="333333"/>
-          <w:kern w:val="0"/>
-          <w:szCs w:val="21"/>
-          <w:shd w:val="clear" w:color="auto" w:fill="F8F8F8"/>
-        </w:rPr>
-        <w:t>usb</w:t>
-      </w:r>
-      <w:proofErr w:type="spellEnd"/>
-      <w:r>
-        <w:rPr>
-          <w:rFonts w:ascii="Times New Roman" w:hAnsi="Times New Roman" w:cs="Times New Roman"/>
-          <w:color w:val="333333"/>
-          <w:kern w:val="0"/>
-          <w:szCs w:val="21"/>
-          <w:shd w:val="clear" w:color="auto" w:fill="F8F8F8"/>
-        </w:rPr>
-        <w:t>' model='</w:t>
-      </w:r>
-      <w:proofErr w:type="spellStart"/>
-      <w:r>
-        <w:rPr>
-          <w:rFonts w:ascii="Times New Roman" w:hAnsi="Times New Roman" w:cs="Times New Roman"/>
-          <w:color w:val="333333"/>
-          <w:kern w:val="0"/>
-          <w:szCs w:val="21"/>
-          <w:shd w:val="clear" w:color="auto" w:fill="F8F8F8"/>
-        </w:rPr>
-        <w:t>ehci</w:t>
-      </w:r>
-      <w:proofErr w:type="spellEnd"/>
-      <w:r>
-        <w:rPr>
-          <w:rFonts w:ascii="Times New Roman" w:hAnsi="Times New Roman" w:cs="Times New Roman"/>
-          <w:color w:val="333333"/>
-          <w:kern w:val="0"/>
-          <w:szCs w:val="21"/>
-          <w:shd w:val="clear" w:color="auto" w:fill="F8F8F8"/>
-        </w:rPr>
-        <w:t>'/&gt;</w:t>
-      </w:r>
-    </w:p>
-    <w:p>
-      <w:pPr>
-        <w:rPr>
-          <w:rFonts w:ascii="Times New Roman" w:hAnsi="Times New Roman" w:cs="Times New Roman"/>
-          <w:color w:val="333333"/>
-          <w:kern w:val="0"/>
-          <w:szCs w:val="21"/>
-          <w:shd w:val="clear" w:color="auto" w:fill="F8F8F8"/>
-        </w:rPr>
-      </w:pPr>
-      <w:r>
-        <w:rPr>
-          <w:rFonts w:ascii="Times New Roman" w:hAnsi="Times New Roman" w:cs="Times New Roman"/>
-          <w:color w:val="333333"/>
-          <w:kern w:val="0"/>
-          <w:szCs w:val="21"/>
-          <w:shd w:val="clear" w:color="auto" w:fill="F8F8F8"/>
-        </w:rPr>
-        <w:t xml:space="preserve">        &lt;input type='tablet' bus='</w:t>
-      </w:r>
-      <w:proofErr w:type="spellStart"/>
-      <w:r>
-        <w:rPr>
-          <w:rFonts w:ascii="Times New Roman" w:hAnsi="Times New Roman" w:cs="Times New Roman"/>
-          <w:color w:val="333333"/>
-          <w:kern w:val="0"/>
-          <w:szCs w:val="21"/>
-          <w:shd w:val="clear" w:color="auto" w:fill="F8F8F8"/>
-        </w:rPr>
-        <w:t>usb</w:t>
-      </w:r>
-      <w:proofErr w:type="spellEnd"/>
-      <w:r>
-        <w:rPr>
-          <w:rFonts w:ascii="Times New Roman" w:hAnsi="Times New Roman" w:cs="Times New Roman"/>
-          <w:color w:val="333333"/>
-          <w:kern w:val="0"/>
-          <w:szCs w:val="21"/>
-          <w:shd w:val="clear" w:color="auto" w:fill="F8F8F8"/>
-        </w:rPr>
-        <w:t>'/&gt;</w:t>
-      </w:r>
-    </w:p>
-    <w:p>
-      <w:pPr>
-        <w:rPr>
-          <w:rFonts w:ascii="Times New Roman" w:hAnsi="Times New Roman" w:cs="Times New Roman"/>
-          <w:color w:val="333333"/>
-          <w:kern w:val="0"/>
-          <w:szCs w:val="21"/>
-          <w:shd w:val="clear" w:color="auto" w:fill="F8F8F8"/>
-        </w:rPr>
-      </w:pPr>
-      <w:r>
-        <w:rPr>
-          <w:rFonts w:ascii="Times New Roman" w:hAnsi="Times New Roman" w:cs="Times New Roman"/>
-          <w:color w:val="333333"/>
-          <w:kern w:val="0"/>
-          <w:szCs w:val="21"/>
-          <w:shd w:val="clear" w:color="auto" w:fill="F8F8F8"/>
-        </w:rPr>
-        <w:t xml:space="preserve">        &lt;input type='keyboard' bus='</w:t>
-      </w:r>
-      <w:proofErr w:type="spellStart"/>
-      <w:r>
-        <w:rPr>
-          <w:rFonts w:ascii="Times New Roman" w:hAnsi="Times New Roman" w:cs="Times New Roman"/>
-          <w:color w:val="333333"/>
-          <w:kern w:val="0"/>
-          <w:szCs w:val="21"/>
-          <w:shd w:val="clear" w:color="auto" w:fill="F8F8F8"/>
-        </w:rPr>
-        <w:t>usb</w:t>
-      </w:r>
-      <w:proofErr w:type="spellEnd"/>
-      <w:r>
-        <w:rPr>
-          <w:rFonts w:ascii="Times New Roman" w:hAnsi="Times New Roman" w:cs="Times New Roman"/>
-          <w:color w:val="333333"/>
-          <w:kern w:val="0"/>
-          <w:szCs w:val="21"/>
-          <w:shd w:val="clear" w:color="auto" w:fill="F8F8F8"/>
-        </w:rPr>
-        <w:t>'/&gt;</w:t>
-      </w:r>
-    </w:p>
-    <w:p>
-      <w:pPr>
-        <w:rPr>
-          <w:rFonts w:ascii="Times New Roman" w:hAnsi="Times New Roman" w:cs="Times New Roman"/>
-          <w:color w:val="333333"/>
-          <w:kern w:val="0"/>
-          <w:szCs w:val="21"/>
-          <w:shd w:val="clear" w:color="auto" w:fill="F8F8F8"/>
-        </w:rPr>
-      </w:pPr>
-      <w:r>
-        <w:rPr>
-          <w:rFonts w:ascii="Times New Roman" w:hAnsi="Times New Roman" w:cs="Times New Roman" w:hint="eastAsia"/>
-          <w:color w:val="333333"/>
-          <w:kern w:val="0"/>
-          <w:szCs w:val="21"/>
-          <w:shd w:val="clear" w:color="auto" w:fill="F8F8F8"/>
-        </w:rPr>
-        <w:t xml:space="preserve">        </w:t>
-      </w:r>
-      <w:proofErr w:type="gramStart"/>
-      <w:r>
-        <w:rPr>
-          <w:rFonts w:ascii="Times New Roman" w:hAnsi="Times New Roman" w:cs="Times New Roman" w:hint="eastAsia"/>
-          <w:color w:val="333333"/>
-          <w:kern w:val="0"/>
-          <w:szCs w:val="21"/>
-          <w:shd w:val="clear" w:color="auto" w:fill="F8F8F8"/>
-        </w:rPr>
-        <w:t>&lt;!--</w:t>
-      </w:r>
-      <w:proofErr w:type="gramEnd"/>
-      <w:r>
-        <w:rPr>
-          <w:rFonts w:ascii="Times New Roman" w:hAnsi="Times New Roman" w:cs="Times New Roman" w:hint="eastAsia"/>
-          <w:color w:val="333333"/>
-          <w:kern w:val="0"/>
-          <w:szCs w:val="21"/>
-          <w:shd w:val="clear" w:color="auto" w:fill="F8F8F8"/>
-        </w:rPr>
-        <w:t xml:space="preserve"> port </w:t>
-      </w:r>
-      <w:r>
-        <w:rPr>
-          <w:rFonts w:ascii="Times New Roman" w:hAnsi="Times New Roman" w:cs="Times New Roman" w:hint="eastAsia"/>
-          <w:color w:val="333333"/>
-          <w:kern w:val="0"/>
-          <w:szCs w:val="21"/>
-          <w:shd w:val="clear" w:color="auto" w:fill="F8F8F8"/>
-        </w:rPr>
-        <w:t>为</w:t>
-      </w:r>
-      <w:proofErr w:type="spellStart"/>
-      <w:r>
-        <w:rPr>
-          <w:rFonts w:ascii="Times New Roman" w:hAnsi="Times New Roman" w:cs="Times New Roman" w:hint="eastAsia"/>
-          <w:color w:val="333333"/>
-          <w:kern w:val="0"/>
-          <w:szCs w:val="21"/>
-          <w:shd w:val="clear" w:color="auto" w:fill="F8F8F8"/>
-        </w:rPr>
-        <w:t>vnc</w:t>
-      </w:r>
-      <w:proofErr w:type="spellEnd"/>
-      <w:r>
-        <w:rPr>
-          <w:rFonts w:ascii="Times New Roman" w:hAnsi="Times New Roman" w:cs="Times New Roman" w:hint="eastAsia"/>
-          <w:color w:val="333333"/>
-          <w:kern w:val="0"/>
-          <w:szCs w:val="21"/>
-          <w:shd w:val="clear" w:color="auto" w:fill="F8F8F8"/>
-        </w:rPr>
-        <w:t>连接端口，</w:t>
-      </w:r>
-      <w:r>
-        <w:rPr>
-          <w:rFonts w:ascii="Times New Roman" w:hAnsi="Times New Roman" w:cs="Times New Roman" w:hint="eastAsia"/>
-          <w:color w:val="333333"/>
-          <w:kern w:val="0"/>
-          <w:szCs w:val="21"/>
-          <w:shd w:val="clear" w:color="auto" w:fill="F8F8F8"/>
-        </w:rPr>
-        <w:t xml:space="preserve">auth </w:t>
-      </w:r>
-      <w:r>
-        <w:rPr>
-          <w:rFonts w:ascii="Times New Roman" w:hAnsi="Times New Roman" w:cs="Times New Roman" w:hint="eastAsia"/>
-          <w:color w:val="333333"/>
-          <w:kern w:val="0"/>
-          <w:szCs w:val="21"/>
-          <w:shd w:val="clear" w:color="auto" w:fill="F8F8F8"/>
-        </w:rPr>
-        <w:t>为连接密码</w:t>
-      </w:r>
-      <w:r>
-        <w:rPr>
-          <w:rFonts w:ascii="Times New Roman" w:hAnsi="Times New Roman" w:cs="Times New Roman" w:hint="eastAsia"/>
-          <w:color w:val="333333"/>
-          <w:kern w:val="0"/>
-          <w:szCs w:val="21"/>
-          <w:shd w:val="clear" w:color="auto" w:fill="F8F8F8"/>
-        </w:rPr>
-        <w:t xml:space="preserve"> --&gt;</w:t>
-      </w:r>
-    </w:p>
-    <w:p>
-      <w:pPr>
-        <w:rPr>
-          <w:rFonts w:ascii="Times New Roman" w:hAnsi="Times New Roman" w:cs="Times New Roman"/>
-          <w:color w:val="333333"/>
-          <w:kern w:val="0"/>
-          <w:szCs w:val="21"/>
-          <w:shd w:val="clear" w:color="auto" w:fill="F8F8F8"/>
-        </w:rPr>
-      </w:pPr>
-      <w:r>
-        <w:rPr>
-          <w:rFonts w:ascii="Times New Roman" w:hAnsi="Times New Roman" w:cs="Times New Roman"/>
-          <w:color w:val="333333"/>
-          <w:kern w:val="0"/>
-          <w:szCs w:val="21"/>
-          <w:shd w:val="clear" w:color="auto" w:fill="F8F8F8"/>
-        </w:rPr>
-        <w:t xml:space="preserve">        &lt;graphics type='</w:t>
-      </w:r>
-      <w:proofErr w:type="spellStart"/>
-      <w:r>
-        <w:rPr>
-          <w:rFonts w:ascii="Times New Roman" w:hAnsi="Times New Roman" w:cs="Times New Roman"/>
-          <w:color w:val="333333"/>
-          <w:kern w:val="0"/>
-          <w:szCs w:val="21"/>
-          <w:shd w:val="clear" w:color="auto" w:fill="F8F8F8"/>
-        </w:rPr>
-        <w:t>vnc</w:t>
-      </w:r>
-      <w:proofErr w:type="spellEnd"/>
-      <w:r>
-        <w:rPr>
-          <w:rFonts w:ascii="Times New Roman" w:hAnsi="Times New Roman" w:cs="Times New Roman"/>
-          <w:color w:val="333333"/>
-          <w:kern w:val="0"/>
-          <w:szCs w:val="21"/>
-          <w:shd w:val="clear" w:color="auto" w:fill="F8F8F8"/>
-        </w:rPr>
-        <w:t>' port='5901' listen='0.0.0.0' password='on' auth='passwd1234!'/&gt;</w:t>
-      </w:r>
-    </w:p>
-    <w:p>
-      <w:pPr>
-        <w:rPr>
-          <w:rFonts w:ascii="Times New Roman" w:hAnsi="Times New Roman" w:cs="Times New Roman"/>
-          <w:color w:val="333333"/>
-          <w:kern w:val="0"/>
-          <w:szCs w:val="21"/>
-          <w:shd w:val="clear" w:color="auto" w:fill="F8F8F8"/>
-        </w:rPr>
-      </w:pPr>
-      <w:r>
-        <w:rPr>
-          <w:rFonts w:ascii="Times New Roman" w:hAnsi="Times New Roman" w:cs="Times New Roman"/>
-          <w:color w:val="333333"/>
-          <w:kern w:val="0"/>
-          <w:szCs w:val="21"/>
-          <w:shd w:val="clear" w:color="auto" w:fill="F8F8F8"/>
-        </w:rPr>
-        <w:t xml:space="preserve">    &lt;/devices&gt;</w:t>
-      </w:r>
-    </w:p>
-    <w:p>
-      <w:pPr>
-        <w:rPr>
-          <w:rFonts w:ascii="Times New Roman" w:hAnsi="Times New Roman" w:cs="Times New Roman"/>
-          <w:color w:val="333333"/>
-          <w:kern w:val="0"/>
-          <w:szCs w:val="21"/>
-          <w:shd w:val="clear" w:color="auto" w:fill="F8F8F8"/>
-        </w:rPr>
-      </w:pPr>
-      <w:r>
-        <w:rPr>
-          <w:rFonts w:ascii="Times New Roman" w:hAnsi="Times New Roman" w:cs="Times New Roman"/>
-          <w:color w:val="333333"/>
-          <w:kern w:val="0"/>
-          <w:szCs w:val="21"/>
-          <w:shd w:val="clear" w:color="auto" w:fill="F8F8F8"/>
-        </w:rPr>
-        <w:t xml:space="preserve">    &lt;</w:t>
-      </w:r>
-      <w:proofErr w:type="spellStart"/>
-      <w:proofErr w:type="gramStart"/>
-      <w:r>
-        <w:rPr>
-          <w:rFonts w:ascii="Times New Roman" w:hAnsi="Times New Roman" w:cs="Times New Roman"/>
-          <w:color w:val="333333"/>
-          <w:kern w:val="0"/>
-          <w:szCs w:val="21"/>
-          <w:shd w:val="clear" w:color="auto" w:fill="F8F8F8"/>
-        </w:rPr>
         <w:t>qemu:commandline</w:t>
       </w:r>
       <w:proofErr w:type="spellEnd"/>
-      <w:proofErr w:type="gramEnd"/>
-      <w:r>
-        <w:rPr>
-          <w:rFonts w:ascii="Times New Roman" w:hAnsi="Times New Roman" w:cs="Times New Roman"/>
-          <w:color w:val="333333"/>
-          <w:kern w:val="0"/>
-          <w:szCs w:val="21"/>
-          <w:shd w:val="clear" w:color="auto" w:fill="F8F8F8"/>
-        </w:rPr>
-        <w:t>&gt;</w:t>
-      </w:r>
-    </w:p>
-    <w:p>
-      <w:pPr>
-        <w:rPr>
-          <w:rFonts w:ascii="Times New Roman" w:hAnsi="Times New Roman" w:cs="Times New Roman"/>
-          <w:color w:val="333333"/>
-          <w:kern w:val="0"/>
-          <w:szCs w:val="21"/>
-          <w:shd w:val="clear" w:color="auto" w:fill="F8F8F8"/>
-        </w:rPr>
-      </w:pPr>
-      <w:r>
-        <w:rPr>
-          <w:rFonts w:ascii="Times New Roman" w:hAnsi="Times New Roman" w:cs="Times New Roman" w:hint="eastAsia"/>
-          <w:color w:val="333333"/>
-          <w:kern w:val="0"/>
-          <w:szCs w:val="21"/>
-          <w:shd w:val="clear" w:color="auto" w:fill="F8F8F8"/>
-        </w:rPr>
-        <w:t xml:space="preserve">     </w:t>
-      </w:r>
-      <w:proofErr w:type="gramStart"/>
-      <w:r>
-        <w:rPr>
-          <w:rFonts w:ascii="Times New Roman" w:hAnsi="Times New Roman" w:cs="Times New Roman" w:hint="eastAsia"/>
-          <w:color w:val="333333"/>
-          <w:kern w:val="0"/>
-          <w:szCs w:val="21"/>
-          <w:shd w:val="clear" w:color="auto" w:fill="F8F8F8"/>
-        </w:rPr>
-        <w:t>&lt;!--</w:t>
-      </w:r>
-      <w:proofErr w:type="gramEnd"/>
-      <w:r>
-        <w:rPr>
-          <w:rFonts w:ascii="Times New Roman" w:hAnsi="Times New Roman" w:cs="Times New Roman" w:hint="eastAsia"/>
-          <w:color w:val="333333"/>
-          <w:kern w:val="0"/>
-          <w:szCs w:val="21"/>
-          <w:shd w:val="clear" w:color="auto" w:fill="F8F8F8"/>
-        </w:rPr>
-        <w:t xml:space="preserve"> </w:t>
-      </w:r>
-      <w:r>
-        <w:rPr>
-          <w:rFonts w:ascii="Times New Roman" w:hAnsi="Times New Roman" w:cs="Times New Roman" w:hint="eastAsia"/>
-          <w:color w:val="333333"/>
-          <w:kern w:val="0"/>
-          <w:szCs w:val="21"/>
-          <w:shd w:val="clear" w:color="auto" w:fill="F8F8F8"/>
-        </w:rPr>
-        <w:t>添加一个虚拟串口，映射到</w:t>
-      </w:r>
-      <w:r>
-        <w:rPr>
-          <w:rFonts w:ascii="Times New Roman" w:hAnsi="Times New Roman" w:cs="Times New Roman" w:hint="eastAsia"/>
-          <w:color w:val="333333"/>
-          <w:kern w:val="0"/>
-          <w:szCs w:val="21"/>
-          <w:shd w:val="clear" w:color="auto" w:fill="F8F8F8"/>
-        </w:rPr>
-        <w:t>host</w:t>
-      </w:r>
-      <w:r>
-        <w:rPr>
-          <w:rFonts w:ascii="Times New Roman" w:hAnsi="Times New Roman" w:cs="Times New Roman" w:hint="eastAsia"/>
-          <w:color w:val="333333"/>
-          <w:kern w:val="0"/>
-          <w:szCs w:val="21"/>
-          <w:shd w:val="clear" w:color="auto" w:fill="F8F8F8"/>
-        </w:rPr>
-        <w:t>路径</w:t>
-      </w:r>
-      <w:r>
-        <w:rPr>
-          <w:rFonts w:ascii="Times New Roman" w:hAnsi="Times New Roman" w:cs="Times New Roman" w:hint="eastAsia"/>
-          <w:color w:val="333333"/>
-          <w:kern w:val="0"/>
-          <w:szCs w:val="21"/>
-          <w:shd w:val="clear" w:color="auto" w:fill="F8F8F8"/>
-        </w:rPr>
-        <w:t>/</w:t>
-      </w:r>
-      <w:proofErr w:type="spellStart"/>
-      <w:r>
-        <w:rPr>
-          <w:rFonts w:ascii="Times New Roman" w:hAnsi="Times New Roman" w:cs="Times New Roman" w:hint="eastAsia"/>
-          <w:color w:val="333333"/>
-          <w:kern w:val="0"/>
-          <w:szCs w:val="21"/>
-          <w:shd w:val="clear" w:color="auto" w:fill="F8F8F8"/>
-        </w:rPr>
-        <w:t>tmp</w:t>
-      </w:r>
-      <w:proofErr w:type="spellEnd"/>
-      <w:r>
-        <w:rPr>
-          <w:rFonts w:ascii="Times New Roman" w:hAnsi="Times New Roman" w:cs="Times New Roman" w:hint="eastAsia"/>
-          <w:color w:val="333333"/>
-          <w:kern w:val="0"/>
-          <w:szCs w:val="21"/>
-          <w:shd w:val="clear" w:color="auto" w:fill="F8F8F8"/>
-        </w:rPr>
-        <w:t>/vm_vtzb_sock0 --&gt;</w:t>
-      </w:r>
-    </w:p>
-    <w:p>
-      <w:pPr>
-        <w:rPr>
-          <w:rFonts w:ascii="Times New Roman" w:hAnsi="Times New Roman" w:cs="Times New Roman"/>
-          <w:color w:val="333333"/>
-          <w:kern w:val="0"/>
-          <w:szCs w:val="21"/>
-          <w:shd w:val="clear" w:color="auto" w:fill="F8F8F8"/>
-        </w:rPr>
-      </w:pPr>
-      <w:r>
-        <w:rPr>
-          <w:rFonts w:ascii="Times New Roman" w:hAnsi="Times New Roman" w:cs="Times New Roman"/>
-          <w:color w:val="333333"/>
-          <w:kern w:val="0"/>
-          <w:szCs w:val="21"/>
-          <w:shd w:val="clear" w:color="auto" w:fill="F8F8F8"/>
-        </w:rPr>
-        <w:t xml:space="preserve">     &lt;</w:t>
-      </w:r>
-      <w:proofErr w:type="spellStart"/>
-      <w:proofErr w:type="gramStart"/>
-      <w:r>
-        <w:rPr>
-          <w:rFonts w:ascii="Times New Roman" w:hAnsi="Times New Roman" w:cs="Times New Roman"/>
-          <w:color w:val="333333"/>
-          <w:kern w:val="0"/>
-          <w:szCs w:val="21"/>
-          <w:shd w:val="clear" w:color="auto" w:fill="F8F8F8"/>
-        </w:rPr>
-        <w:t>qemu:arg</w:t>
-      </w:r>
-      <w:proofErr w:type="spellEnd"/>
-      <w:proofErr w:type="gramEnd"/>
-      <w:r>
-        <w:rPr>
-          <w:rFonts w:ascii="Times New Roman" w:hAnsi="Times New Roman" w:cs="Times New Roman"/>
-          <w:color w:val="333333"/>
-          <w:kern w:val="0"/>
-          <w:szCs w:val="21"/>
-          <w:shd w:val="clear" w:color="auto" w:fill="F8F8F8"/>
-        </w:rPr>
-        <w:t xml:space="preserve"> value='-</w:t>
-      </w:r>
-      <w:proofErr w:type="spellStart"/>
-      <w:r>
-        <w:rPr>
-          <w:rFonts w:ascii="Times New Roman" w:hAnsi="Times New Roman" w:cs="Times New Roman"/>
-          <w:color w:val="333333"/>
-          <w:kern w:val="0"/>
-          <w:szCs w:val="21"/>
-          <w:shd w:val="clear" w:color="auto" w:fill="F8F8F8"/>
-        </w:rPr>
-        <w:t>chardev</w:t>
-      </w:r>
-      <w:proofErr w:type="spellEnd"/>
-      <w:r>
-        <w:rPr>
-          <w:rFonts w:ascii="Times New Roman" w:hAnsi="Times New Roman" w:cs="Times New Roman"/>
-          <w:color w:val="333333"/>
-          <w:kern w:val="0"/>
-          <w:szCs w:val="21"/>
-          <w:shd w:val="clear" w:color="auto" w:fill="F8F8F8"/>
-        </w:rPr>
-        <w:t>'/&gt;</w:t>
-      </w:r>
-    </w:p>
-    <w:p>
-      <w:pPr>
-        <w:rPr>
-          <w:rFonts w:ascii="Times New Roman" w:hAnsi="Times New Roman" w:cs="Times New Roman"/>
-          <w:color w:val="333333"/>
-          <w:kern w:val="0"/>
-          <w:szCs w:val="21"/>
-          <w:shd w:val="clear" w:color="auto" w:fill="F8F8F8"/>
-        </w:rPr>
-      </w:pPr>
-      <w:r>
-        <w:rPr>
-          <w:rFonts w:ascii="Times New Roman" w:hAnsi="Times New Roman" w:cs="Times New Roman"/>
-          <w:color w:val="333333"/>
-          <w:kern w:val="0"/>
-          <w:szCs w:val="21"/>
-          <w:shd w:val="clear" w:color="auto" w:fill="F8F8F8"/>
-        </w:rPr>
-        <w:t xml:space="preserve">     &lt;</w:t>
-      </w:r>
-      <w:proofErr w:type="spellStart"/>
-      <w:proofErr w:type="gramStart"/>
-      <w:r>
-        <w:rPr>
-          <w:rFonts w:ascii="Times New Roman" w:hAnsi="Times New Roman" w:cs="Times New Roman"/>
-          <w:color w:val="333333"/>
-          <w:kern w:val="0"/>
-          <w:szCs w:val="21"/>
-          <w:shd w:val="clear" w:color="auto" w:fill="F8F8F8"/>
-        </w:rPr>
-        <w:t>qemu:arg</w:t>
-      </w:r>
-      <w:proofErr w:type="spellEnd"/>
-      <w:proofErr w:type="gramEnd"/>
-      <w:r>
-        <w:rPr>
-          <w:rFonts w:ascii="Times New Roman" w:hAnsi="Times New Roman" w:cs="Times New Roman"/>
-          <w:color w:val="333333"/>
-          <w:kern w:val="0"/>
-          <w:szCs w:val="21"/>
-          <w:shd w:val="clear" w:color="auto" w:fill="F8F8F8"/>
-        </w:rPr>
-        <w:t xml:space="preserve"> value='socket,path=/tmp/vm_vtzb_sock0,server=on,wait=off,id=vm03_vtzb_sock'/&gt;    </w:t>
-      </w:r>
-    </w:p>
-    <w:p>
-      <w:pPr>
-        <w:rPr>
-          <w:rFonts w:ascii="Times New Roman" w:hAnsi="Times New Roman" w:cs="Times New Roman"/>
-          <w:color w:val="333333"/>
-          <w:kern w:val="0"/>
-          <w:szCs w:val="21"/>
-          <w:shd w:val="clear" w:color="auto" w:fill="F8F8F8"/>
-        </w:rPr>
-      </w:pPr>
-      <w:r>
-        <w:rPr>
-          <w:rFonts w:ascii="Times New Roman" w:hAnsi="Times New Roman" w:cs="Times New Roman"/>
-          <w:color w:val="333333"/>
-          <w:kern w:val="0"/>
-          <w:szCs w:val="21"/>
-          <w:shd w:val="clear" w:color="auto" w:fill="F8F8F8"/>
-        </w:rPr>
-        <w:t xml:space="preserve">     &lt;</w:t>
-      </w:r>
-      <w:proofErr w:type="spellStart"/>
-      <w:proofErr w:type="gramStart"/>
-      <w:r>
-        <w:rPr>
-          <w:rFonts w:ascii="Times New Roman" w:hAnsi="Times New Roman" w:cs="Times New Roman"/>
-          <w:color w:val="333333"/>
-          <w:kern w:val="0"/>
-          <w:szCs w:val="21"/>
-          <w:shd w:val="clear" w:color="auto" w:fill="F8F8F8"/>
-        </w:rPr>
-        <w:t>qemu:arg</w:t>
-      </w:r>
-      <w:proofErr w:type="spellEnd"/>
-      <w:proofErr w:type="gramEnd"/>
-      <w:r>
-        <w:rPr>
-          <w:rFonts w:ascii="Times New Roman" w:hAnsi="Times New Roman" w:cs="Times New Roman"/>
-          <w:color w:val="333333"/>
-          <w:kern w:val="0"/>
-          <w:szCs w:val="21"/>
-          <w:shd w:val="clear" w:color="auto" w:fill="F8F8F8"/>
-        </w:rPr>
-        <w:t xml:space="preserve"> value='-device'/&gt;</w:t>
-      </w:r>
-    </w:p>
-    <w:p>
-      <w:pPr>
-        <w:rPr>
-          <w:rFonts w:ascii="Times New Roman" w:hAnsi="Times New Roman" w:cs="Times New Roman"/>
-          <w:color w:val="333333"/>
-          <w:kern w:val="0"/>
-          <w:szCs w:val="21"/>
-          <w:shd w:val="clear" w:color="auto" w:fill="F8F8F8"/>
-        </w:rPr>
-      </w:pPr>
-      <w:r>
-        <w:rPr>
-          <w:rFonts w:ascii="Times New Roman" w:hAnsi="Times New Roman" w:cs="Times New Roman"/>
-          <w:color w:val="333333"/>
-          <w:kern w:val="0"/>
-          <w:szCs w:val="21"/>
-          <w:shd w:val="clear" w:color="auto" w:fill="F8F8F8"/>
-        </w:rPr>
-        <w:t xml:space="preserve">     &lt;</w:t>
-      </w:r>
-      <w:proofErr w:type="spellStart"/>
-      <w:proofErr w:type="gramStart"/>
-      <w:r>
-        <w:rPr>
-          <w:rFonts w:ascii="Times New Roman" w:hAnsi="Times New Roman" w:cs="Times New Roman"/>
-          <w:color w:val="333333"/>
-          <w:kern w:val="0"/>
-          <w:szCs w:val="21"/>
-          <w:shd w:val="clear" w:color="auto" w:fill="F8F8F8"/>
-        </w:rPr>
-        <w:t>qemu:arg</w:t>
-      </w:r>
-      <w:proofErr w:type="spellEnd"/>
-      <w:proofErr w:type="gramEnd"/>
-      <w:r>
-        <w:rPr>
-          <w:rFonts w:ascii="Times New Roman" w:hAnsi="Times New Roman" w:cs="Times New Roman"/>
-          <w:color w:val="333333"/>
-          <w:kern w:val="0"/>
-          <w:szCs w:val="21"/>
-          <w:shd w:val="clear" w:color="auto" w:fill="F8F8F8"/>
-        </w:rPr>
-        <w:t xml:space="preserve"> value='</w:t>
-      </w:r>
-      <w:proofErr w:type="spellStart"/>
-      <w:r>
-        <w:rPr>
-          <w:rFonts w:ascii="Times New Roman" w:hAnsi="Times New Roman" w:cs="Times New Roman"/>
-          <w:color w:val="333333"/>
-          <w:kern w:val="0"/>
-          <w:szCs w:val="21"/>
-          <w:shd w:val="clear" w:color="auto" w:fill="F8F8F8"/>
-        </w:rPr>
-        <w:t>virtio</w:t>
-      </w:r>
-      <w:proofErr w:type="spellEnd"/>
-      <w:r>
-        <w:rPr>
-          <w:rFonts w:ascii="Times New Roman" w:hAnsi="Times New Roman" w:cs="Times New Roman"/>
-          <w:color w:val="333333"/>
-          <w:kern w:val="0"/>
-          <w:szCs w:val="21"/>
-          <w:shd w:val="clear" w:color="auto" w:fill="F8F8F8"/>
-        </w:rPr>
-        <w:t xml:space="preserve">-serial'/&gt;    </w:t>
-      </w:r>
-    </w:p>
-    <w:p>
-      <w:pPr>
-        <w:rPr>
-          <w:rFonts w:ascii="Times New Roman" w:hAnsi="Times New Roman" w:cs="Times New Roman"/>
-          <w:color w:val="333333"/>
-          <w:kern w:val="0"/>
-          <w:szCs w:val="21"/>
-          <w:shd w:val="clear" w:color="auto" w:fill="F8F8F8"/>
-        </w:rPr>
-      </w:pPr>
-      <w:r>
-        <w:rPr>
-          <w:rFonts w:ascii="Times New Roman" w:hAnsi="Times New Roman" w:cs="Times New Roman"/>
-          <w:color w:val="333333"/>
-          <w:kern w:val="0"/>
-          <w:szCs w:val="21"/>
-          <w:shd w:val="clear" w:color="auto" w:fill="F8F8F8"/>
-        </w:rPr>
-        <w:t xml:space="preserve">     &lt;</w:t>
-      </w:r>
-      <w:proofErr w:type="spellStart"/>
-      <w:proofErr w:type="gramStart"/>
-      <w:r>
-        <w:rPr>
-          <w:rFonts w:ascii="Times New Roman" w:hAnsi="Times New Roman" w:cs="Times New Roman"/>
-          <w:color w:val="333333"/>
-          <w:kern w:val="0"/>
-          <w:szCs w:val="21"/>
-          <w:shd w:val="clear" w:color="auto" w:fill="F8F8F8"/>
-        </w:rPr>
-        <w:t>qemu:arg</w:t>
-      </w:r>
-      <w:proofErr w:type="spellEnd"/>
-      <w:proofErr w:type="gramEnd"/>
-      <w:r>
-        <w:rPr>
-          <w:rFonts w:ascii="Times New Roman" w:hAnsi="Times New Roman" w:cs="Times New Roman"/>
-          <w:color w:val="333333"/>
-          <w:kern w:val="0"/>
-          <w:szCs w:val="21"/>
-          <w:shd w:val="clear" w:color="auto" w:fill="F8F8F8"/>
-        </w:rPr>
-        <w:t xml:space="preserve"> value='-device'/&gt;</w:t>
-      </w:r>
-    </w:p>
-    <w:p>
-      <w:pPr>
-        <w:rPr>
-          <w:rFonts w:ascii="Times New Roman" w:hAnsi="Times New Roman" w:cs="Times New Roman"/>
-          <w:color w:val="333333"/>
-          <w:kern w:val="0"/>
-          <w:szCs w:val="21"/>
-          <w:shd w:val="clear" w:color="auto" w:fill="F8F8F8"/>
-        </w:rPr>
-      </w:pPr>
-      <w:r>
-        <w:rPr>
-          <w:rFonts w:ascii="Times New Roman" w:hAnsi="Times New Roman" w:cs="Times New Roman"/>
-          <w:color w:val="333333"/>
-          <w:kern w:val="0"/>
-          <w:szCs w:val="21"/>
-          <w:shd w:val="clear" w:color="auto" w:fill="F8F8F8"/>
-        </w:rPr>
-        <w:t xml:space="preserve">     &lt;</w:t>
-      </w:r>
-      <w:proofErr w:type="spellStart"/>
-      <w:proofErr w:type="gramStart"/>
-      <w:r>
-        <w:rPr>
-          <w:rFonts w:ascii="Times New Roman" w:hAnsi="Times New Roman" w:cs="Times New Roman"/>
-          <w:color w:val="333333"/>
-          <w:kern w:val="0"/>
-          <w:szCs w:val="21"/>
-          <w:shd w:val="clear" w:color="auto" w:fill="F8F8F8"/>
-        </w:rPr>
-        <w:t>qemu:arg</w:t>
-      </w:r>
-      <w:proofErr w:type="spellEnd"/>
-      <w:proofErr w:type="gramEnd"/>
-      <w:r>
-        <w:rPr>
-          <w:rFonts w:ascii="Times New Roman" w:hAnsi="Times New Roman" w:cs="Times New Roman"/>
-          <w:color w:val="333333"/>
-          <w:kern w:val="0"/>
-          <w:szCs w:val="21"/>
-          <w:shd w:val="clear" w:color="auto" w:fill="F8F8F8"/>
-        </w:rPr>
-        <w:t xml:space="preserve"> value='virtserialport,chardev=vm03_vtzb_sock,name=vtzf_serialport0'/&gt;   </w:t>
-      </w:r>
-    </w:p>
-    <w:p>
-      <w:pPr>
-        <w:rPr>
-          <w:rFonts w:ascii="Times New Roman" w:hAnsi="Times New Roman" w:cs="Times New Roman"/>
-          <w:color w:val="333333"/>
-          <w:kern w:val="0"/>
-          <w:szCs w:val="21"/>
-          <w:shd w:val="clear" w:color="auto" w:fill="F8F8F8"/>
-        </w:rPr>
-      </w:pPr>
-      <w:r>
-        <w:rPr>
-          <w:rFonts w:ascii="Times New Roman" w:hAnsi="Times New Roman" w:cs="Times New Roman"/>
-          <w:color w:val="333333"/>
-          <w:kern w:val="0"/>
-          <w:szCs w:val="21"/>
-          <w:shd w:val="clear" w:color="auto" w:fill="F8F8F8"/>
-        </w:rPr>
-        <w:t xml:space="preserve">     &lt;</w:t>
-      </w:r>
-      <w:proofErr w:type="spellStart"/>
-      <w:proofErr w:type="gramStart"/>
-      <w:r>
-        <w:rPr>
-          <w:rFonts w:ascii="Times New Roman" w:hAnsi="Times New Roman" w:cs="Times New Roman"/>
-          <w:color w:val="333333"/>
-          <w:kern w:val="0"/>
-          <w:szCs w:val="21"/>
-          <w:shd w:val="clear" w:color="auto" w:fill="F8F8F8"/>
-        </w:rPr>
-        <w:t>qemu:arg</w:t>
-      </w:r>
-      <w:proofErr w:type="spellEnd"/>
-      <w:proofErr w:type="gramEnd"/>
-      <w:r>
-        <w:rPr>
-          <w:rFonts w:ascii="Times New Roman" w:hAnsi="Times New Roman" w:cs="Times New Roman"/>
-          <w:color w:val="333333"/>
-          <w:kern w:val="0"/>
-          <w:szCs w:val="21"/>
-          <w:shd w:val="clear" w:color="auto" w:fill="F8F8F8"/>
-        </w:rPr>
-        <w:t xml:space="preserve"> value='-monitor'/&gt;</w:t>
-      </w:r>
-    </w:p>
-    <w:p>
-      <w:pPr>
-        <w:rPr>
-          <w:rFonts w:ascii="Times New Roman" w:hAnsi="Times New Roman" w:cs="Times New Roman"/>
-          <w:color w:val="333333"/>
-          <w:kern w:val="0"/>
-          <w:szCs w:val="21"/>
-          <w:shd w:val="clear" w:color="auto" w:fill="F8F8F8"/>
-        </w:rPr>
-      </w:pPr>
-      <w:r>
-        <w:rPr>
-          <w:rFonts w:ascii="Times New Roman" w:hAnsi="Times New Roman" w:cs="Times New Roman"/>
-          <w:color w:val="333333"/>
-          <w:kern w:val="0"/>
-          <w:szCs w:val="21"/>
-          <w:shd w:val="clear" w:color="auto" w:fill="F8F8F8"/>
-        </w:rPr>
-        <w:t xml:space="preserve">     &lt;</w:t>
-      </w:r>
-      <w:proofErr w:type="spellStart"/>
-      <w:proofErr w:type="gramStart"/>
-      <w:r>
-        <w:rPr>
-          <w:rFonts w:ascii="Times New Roman" w:hAnsi="Times New Roman" w:cs="Times New Roman"/>
-          <w:color w:val="333333"/>
-          <w:kern w:val="0"/>
-          <w:szCs w:val="21"/>
-          <w:shd w:val="clear" w:color="auto" w:fill="F8F8F8"/>
-        </w:rPr>
-        <w:t>qemu:arg</w:t>
-      </w:r>
-      <w:proofErr w:type="spellEnd"/>
-      <w:proofErr w:type="gramEnd"/>
-      <w:r>
-        <w:rPr>
-          <w:rFonts w:ascii="Times New Roman" w:hAnsi="Times New Roman" w:cs="Times New Roman"/>
-          <w:color w:val="333333"/>
-          <w:kern w:val="0"/>
-          <w:szCs w:val="21"/>
-          <w:shd w:val="clear" w:color="auto" w:fill="F8F8F8"/>
-        </w:rPr>
-        <w:t xml:space="preserve"> value='telnet:127.0.0.1:5556,server=</w:t>
-      </w:r>
-      <w:proofErr w:type="spellStart"/>
-      <w:r>
-        <w:rPr>
-          <w:rFonts w:ascii="Times New Roman" w:hAnsi="Times New Roman" w:cs="Times New Roman"/>
-          <w:color w:val="333333"/>
-          <w:kern w:val="0"/>
-          <w:szCs w:val="21"/>
-          <w:shd w:val="clear" w:color="auto" w:fill="F8F8F8"/>
-        </w:rPr>
-        <w:t>on,wait</w:t>
-      </w:r>
-      <w:proofErr w:type="spellEnd"/>
-      <w:r>
-        <w:rPr>
-          <w:rFonts w:ascii="Times New Roman" w:hAnsi="Times New Roman" w:cs="Times New Roman"/>
-          <w:color w:val="333333"/>
-          <w:kern w:val="0"/>
-          <w:szCs w:val="21"/>
-          <w:shd w:val="clear" w:color="auto" w:fill="F8F8F8"/>
-        </w:rPr>
-        <w:t xml:space="preserve">=off'/&gt;   </w:t>
-      </w:r>
-    </w:p>
-    <w:p>
-      <w:pPr>
-        <w:rPr>
-          <w:rFonts w:ascii="Times New Roman" w:hAnsi="Times New Roman" w:cs="Times New Roman"/>
-          <w:color w:val="333333"/>
-          <w:kern w:val="0"/>
-          <w:szCs w:val="21"/>
-          <w:shd w:val="clear" w:color="auto" w:fill="F8F8F8"/>
-        </w:rPr>
-      </w:pPr>
-      <w:r>
-        <w:rPr>
-          <w:rFonts w:ascii="Times New Roman" w:hAnsi="Times New Roman" w:cs="Times New Roman"/>
-          <w:color w:val="333333"/>
-          <w:kern w:val="0"/>
-          <w:szCs w:val="21"/>
-          <w:shd w:val="clear" w:color="auto" w:fill="F8F8F8"/>
-        </w:rPr>
-        <w:t xml:space="preserve">    &lt;/</w:t>
-      </w:r>
-      <w:proofErr w:type="spellStart"/>
-      <w:proofErr w:type="gramStart"/>
-      <w:r>
-        <w:rPr>
-          <w:rFonts w:ascii="Times New Roman" w:hAnsi="Times New Roman" w:cs="Times New Roman"/>
-          <w:color w:val="333333"/>
-          <w:kern w:val="0"/>
-          <w:szCs w:val="21"/>
-          <w:shd w:val="clear" w:color="auto" w:fill="F8F8F8"/>
-        </w:rPr>
-        <w:t>qemu:commandline</w:t>
-      </w:r>
-      <w:proofErr w:type="spellEnd"/>
-      <w:proofErr w:type="gramEnd"/>
       <w:r>
         <w:rPr>
           <w:rFonts w:ascii="Times New Roman" w:hAnsi="Times New Roman" w:cs="Times New Roman"/>
@@ -6051,7 +5740,6 @@
         </w:rPr>
       </w:pPr>
       <w:proofErr w:type="spellStart"/>
-      <w:proofErr w:type="gramStart"/>
       <w:r>
         <w:rPr>
           <w:rFonts w:ascii="Times New Roman" w:hAnsi="Times New Roman" w:cs="Times New Roman"/>
@@ -6063,14 +5751,7 @@
         <w:rPr>
           <w:rFonts w:ascii="Times New Roman" w:hAnsi="Times New Roman" w:cs="Times New Roman"/>
         </w:rPr>
-        <w:t xml:space="preserve"> :</w:t>
-      </w:r>
-      <w:proofErr w:type="gramEnd"/>
-      <w:r>
-        <w:rPr>
-          <w:rFonts w:ascii="Times New Roman" w:hAnsi="Times New Roman" w:cs="Times New Roman"/>
-        </w:rPr>
-        <w:t xml:space="preserve"> yum -y install </w:t>
+        <w:t xml:space="preserve"> : yum -y install </w:t>
       </w:r>
       <w:proofErr w:type="spellStart"/>
       <w:r>
@@ -6130,7 +5811,6 @@
         <w:t xml:space="preserve"> start/restart </w:t>
       </w:r>
       <w:proofErr w:type="spellStart"/>
-      <w:proofErr w:type="gramStart"/>
       <w:r>
         <w:rPr>
           <w:rFonts w:ascii="Times New Roman" w:eastAsiaTheme="minorEastAsia" w:hAnsi="Times New Roman" w:hint="default"/>
@@ -6142,7 +5822,6 @@
         <w:t>libvirtd.service</w:t>
       </w:r>
       <w:proofErr w:type="spellEnd"/>
-      <w:proofErr w:type="gramEnd"/>
     </w:p>
     <w:p>
       <w:pPr>
@@ -6156,7 +5835,7 @@
         </w:pBdr>
         <w:shd w:val="clear" w:color="auto" w:fill="F8F8F8"/>
         <w:rPr>
-          <w:rFonts w:ascii="Times New Roman" w:eastAsiaTheme="minorEastAsia" w:hAnsi="Times New Roman"/>
+          <w:rFonts w:ascii="Times New Roman" w:eastAsiaTheme="minorEastAsia" w:hAnsi="Times New Roman" w:hint="default"/>
           <w:color w:val="333333"/>
           <w:sz w:val="21"/>
           <w:szCs w:val="21"/>
@@ -6354,7 +6033,7 @@
         </w:pBdr>
         <w:shd w:val="clear" w:color="auto" w:fill="F8F8F8"/>
         <w:rPr>
-          <w:rFonts w:ascii="Times New Roman" w:eastAsiaTheme="minorEastAsia" w:hAnsi="Times New Roman"/>
+          <w:rFonts w:ascii="Times New Roman" w:eastAsiaTheme="minorEastAsia" w:hAnsi="Times New Roman" w:hint="default"/>
           <w:color w:val="333333"/>
           <w:sz w:val="21"/>
           <w:szCs w:val="21"/>
@@ -7655,27 +7334,15 @@
           <w:shd w:val="clear" w:color="auto" w:fill="F8F8F8"/>
         </w:rPr>
       </w:pPr>
-      <w:proofErr w:type="gramStart"/>
-      <w:r>
-        <w:rPr>
-          <w:rFonts w:ascii="Times New Roman" w:eastAsiaTheme="minorEastAsia" w:hAnsi="Times New Roman" w:hint="default"/>
-          <w:color w:val="333333"/>
-          <w:sz w:val="21"/>
-          <w:szCs w:val="21"/>
-          <w:shd w:val="clear" w:color="auto" w:fill="F8F8F8"/>
-        </w:rPr>
-        <w:t>cd .</w:t>
-      </w:r>
-      <w:proofErr w:type="gramEnd"/>
-      <w:r>
-        <w:rPr>
-          <w:rFonts w:ascii="Times New Roman" w:eastAsiaTheme="minorEastAsia" w:hAnsi="Times New Roman" w:hint="default"/>
-          <w:color w:val="333333"/>
-          <w:sz w:val="21"/>
-          <w:szCs w:val="21"/>
-          <w:shd w:val="clear" w:color="auto" w:fill="F8F8F8"/>
-        </w:rPr>
-        <w:t>/</w:t>
+      <w:r>
+        <w:rPr>
+          <w:rFonts w:ascii="Times New Roman" w:eastAsiaTheme="minorEastAsia" w:hAnsi="Times New Roman" w:hint="default"/>
+          <w:color w:val="333333"/>
+          <w:sz w:val="21"/>
+          <w:szCs w:val="21"/>
+          <w:shd w:val="clear" w:color="auto" w:fill="F8F8F8"/>
+        </w:rPr>
+        <w:t>cd ./</w:t>
       </w:r>
       <w:proofErr w:type="spellStart"/>
       <w:r>
@@ -7750,7 +7417,6 @@
         </w:rPr>
       </w:pPr>
       <w:proofErr w:type="spellStart"/>
-      <w:proofErr w:type="gramStart"/>
       <w:r>
         <w:rPr>
           <w:rFonts w:ascii="Times New Roman" w:eastAsiaTheme="minorEastAsia" w:hAnsi="Times New Roman" w:hint="default"/>
@@ -7770,18 +7436,7 @@
           <w:szCs w:val="21"/>
           <w:shd w:val="clear" w:color="auto" w:fill="F8F8F8"/>
         </w:rPr>
-        <w:t xml:space="preserve"> .</w:t>
-      </w:r>
-      <w:proofErr w:type="gramEnd"/>
-      <w:r>
-        <w:rPr>
-          <w:rFonts w:ascii="Times New Roman" w:eastAsiaTheme="minorEastAsia" w:hAnsi="Times New Roman" w:hint="default"/>
-          <w:color w:val="333333"/>
-          <w:sz w:val="21"/>
-          <w:szCs w:val="21"/>
-          <w:shd w:val="clear" w:color="auto" w:fill="F8F8F8"/>
-        </w:rPr>
-        <w:t>/</w:t>
+        <w:t xml:space="preserve"> ./</w:t>
       </w:r>
       <w:proofErr w:type="spellStart"/>
       <w:r>
@@ -8015,7 +7670,6 @@
         <w:t xml:space="preserve"> </w:t>
       </w:r>
       <w:proofErr w:type="spellStart"/>
-      <w:proofErr w:type="gramStart"/>
       <w:r>
         <w:rPr>
           <w:rFonts w:ascii="Times New Roman" w:eastAsiaTheme="minorEastAsia" w:hAnsi="Times New Roman" w:hint="default"/>
@@ -8027,7 +7681,6 @@
         <w:t>vtzfdriver.ko</w:t>
       </w:r>
       <w:proofErr w:type="spellEnd"/>
-      <w:proofErr w:type="gramEnd"/>
     </w:p>
     <w:p>
       <w:pPr>
@@ -8152,37 +7805,71 @@
         <w:rPr>
           <w:rFonts w:ascii="Times New Roman" w:hAnsi="Times New Roman" w:cs="Times New Roman"/>
         </w:rPr>
+        <w:t>，请确保</w:t>
+      </w:r>
+      <w:proofErr w:type="spellStart"/>
+      <w:r>
+        <w:rPr>
+          <w:rFonts w:ascii="Times New Roman" w:hAnsi="Times New Roman" w:cs="Times New Roman"/>
+        </w:rPr>
+        <w:t>kunpeng_sec_drv.sec</w:t>
+      </w:r>
+      <w:proofErr w:type="spellEnd"/>
+      <w:r>
+        <w:rPr>
+          <w:rFonts w:ascii="Times New Roman" w:hAnsi="Times New Roman" w:cs="Times New Roman"/>
+        </w:rPr>
+        <w:t>已放入指定路径。</w:t>
+      </w:r>
+    </w:p>
+    <w:p>
+      <w:pPr>
+        <w:rPr>
+          <w:rFonts w:ascii="Times New Roman" w:hAnsi="Times New Roman" w:cs="Times New Roman"/>
+        </w:rPr>
+      </w:pPr>
+      <w:r>
+        <w:rPr>
+          <w:rFonts w:ascii="Times New Roman" w:hAnsi="Times New Roman" w:cs="Times New Roman"/>
+        </w:rPr>
+        <w:t>host</w:t>
+      </w:r>
+      <w:r>
+        <w:rPr>
+          <w:rFonts w:ascii="Times New Roman" w:hAnsi="Times New Roman" w:cs="Times New Roman"/>
+        </w:rPr>
+        <w:t>重启后需要升级为</w:t>
+      </w:r>
+      <w:r>
+        <w:rPr>
+          <w:rFonts w:ascii="Times New Roman" w:hAnsi="Times New Roman" w:cs="Times New Roman"/>
+        </w:rPr>
+        <w:t>CCOS</w:t>
+      </w:r>
+      <w:r>
+        <w:rPr>
+          <w:rFonts w:ascii="Times New Roman" w:hAnsi="Times New Roman" w:cs="Times New Roman" w:hint="eastAsia"/>
+        </w:rPr>
         <w:t>，</w:t>
       </w:r>
-      <w:proofErr w:type="gramStart"/>
-      <w:r>
-        <w:rPr>
-          <w:rFonts w:ascii="Times New Roman" w:hAnsi="Times New Roman" w:cs="Times New Roman"/>
-        </w:rPr>
-        <w:t>请确保</w:t>
-      </w:r>
-      <w:proofErr w:type="spellStart"/>
-      <w:proofErr w:type="gramEnd"/>
-      <w:r>
-        <w:rPr>
-          <w:rFonts w:ascii="Times New Roman" w:hAnsi="Times New Roman" w:cs="Times New Roman"/>
-        </w:rPr>
-        <w:t>kunpeng_sec_drv.sec</w:t>
-      </w:r>
-      <w:proofErr w:type="spellEnd"/>
-      <w:r>
-        <w:rPr>
-          <w:rFonts w:ascii="Times New Roman" w:hAnsi="Times New Roman" w:cs="Times New Roman"/>
-        </w:rPr>
-        <w:t>已放入指定路径。</w:t>
-      </w:r>
-    </w:p>
-    <w:p>
-      <w:pPr>
-        <w:rPr>
-          <w:rFonts w:ascii="Times New Roman" w:hAnsi="Times New Roman" w:cs="Times New Roman"/>
-        </w:rPr>
-      </w:pPr>
+      <w:r>
+        <w:rPr>
+          <w:rFonts w:ascii="Times New Roman" w:hAnsi="Times New Roman" w:cs="Times New Roman"/>
+        </w:rPr>
+        <w:t>请在升级</w:t>
+      </w:r>
+      <w:r>
+        <w:rPr>
+          <w:rFonts w:ascii="Times New Roman" w:hAnsi="Times New Roman" w:cs="Times New Roman"/>
+        </w:rPr>
+        <w:t>CCOS</w:t>
+      </w:r>
+      <w:r>
+        <w:rPr>
+          <w:rFonts w:ascii="Times New Roman" w:hAnsi="Times New Roman" w:cs="Times New Roman"/>
+        </w:rPr>
+        <w:t>在</w:t>
+      </w:r>
       <w:r>
         <w:rPr>
           <w:rFonts w:ascii="Times New Roman" w:hAnsi="Times New Roman" w:cs="Times New Roman"/>
@@ -8193,53 +7880,9 @@
         <w:rPr>
           <w:rFonts w:ascii="Times New Roman" w:hAnsi="Times New Roman" w:cs="Times New Roman"/>
         </w:rPr>
-        <w:t>重启后需要升级为</w:t>
-      </w:r>
-      <w:r>
-        <w:rPr>
-          <w:rFonts w:ascii="Times New Roman" w:hAnsi="Times New Roman" w:cs="Times New Roman"/>
-        </w:rPr>
-        <w:t>CCOS</w:t>
-      </w:r>
-      <w:r>
-        <w:rPr>
-          <w:rFonts w:ascii="Times New Roman" w:hAnsi="Times New Roman" w:cs="Times New Roman" w:hint="eastAsia"/>
-        </w:rPr>
-        <w:t>，</w:t>
-      </w:r>
-      <w:r>
-        <w:rPr>
-          <w:rFonts w:ascii="Times New Roman" w:hAnsi="Times New Roman" w:cs="Times New Roman"/>
-        </w:rPr>
-        <w:t>请在升级</w:t>
-      </w:r>
-      <w:r>
-        <w:rPr>
-          <w:rFonts w:ascii="Times New Roman" w:hAnsi="Times New Roman" w:cs="Times New Roman"/>
-        </w:rPr>
-        <w:t>CCOS</w:t>
-      </w:r>
-      <w:r>
-        <w:rPr>
-          <w:rFonts w:ascii="Times New Roman" w:hAnsi="Times New Roman" w:cs="Times New Roman"/>
-        </w:rPr>
-        <w:t>在</w:t>
-      </w:r>
-      <w:r>
-        <w:rPr>
-          <w:rFonts w:ascii="Times New Roman" w:hAnsi="Times New Roman" w:cs="Times New Roman"/>
-        </w:rPr>
-        <w:t>host</w:t>
-      </w:r>
-      <w:proofErr w:type="gramStart"/>
-      <w:r>
-        <w:rPr>
-          <w:rFonts w:ascii="Times New Roman" w:hAnsi="Times New Roman" w:cs="Times New Roman"/>
-        </w:rPr>
         <w:t>侧运行</w:t>
       </w:r>
       <w:proofErr w:type="spellStart"/>
-      <w:proofErr w:type="gramEnd"/>
       <w:r>
         <w:rPr>
           <w:rFonts w:ascii="Times New Roman" w:hAnsi="Times New Roman" w:cs="Times New Roman"/>
@@ -8904,7 +8547,7 @@
     <w:p>
       <w:pPr>
         <w:rPr>
-          <w:rFonts w:ascii="Times New Roman" w:hAnsi="Times New Roman" w:cs="Times New Roman" w:hint="eastAsia"/>
+          <w:rFonts w:ascii="Times New Roman" w:hAnsi="Times New Roman" w:cs="Times New Roman"/>
           <w:b/>
           <w:bCs/>
           <w:color w:val="333333"/>
@@ -8923,7 +8566,7 @@
 </file>
 
 <file path=word/endnotes.xml><?xml version="1.0" encoding="utf-8"?>
-<w:endnotes xmlns:wpc="http://schemas.microsoft.com/office/word/2010/wordprocessingCanvas" xmlns:cx="http://schemas.microsoft.com/office/drawing/2014/chartex" xmlns:cx1="http://schemas.microsoft.com/office/drawing/2015/9/8/chartex" xmlns:cx2="http://schemas.microsoft.com/office/drawing/2015/10/21/chartex" xmlns:cx3="http://schemas.microsoft.com/office/drawing/2016/5/9/chartex" xmlns:cx4="http://schemas.microsoft.com/office/drawing/2016/5/10/chartex" xmlns:cx5="http://schemas.microsoft.com/office/drawing/2016/5/11/chartex" xmlns:cx6="http://schemas.microsoft.com/office/drawing/2016/5/12/chartex" xmlns:cx7="http://schemas.microsoft.com/office/drawing/2016/5/13/chartex" xmlns:cx8="http://schemas.microsoft.com/office/drawing/2016/5/14/chartex" xmlns:mc="http://schemas.openxmlformats.org/markup-compatibility/2006" xmlns:aink="http://schemas.microsoft.com/office/drawing/2016/ink" xmlns:am3d="http://schemas.microsoft.com/office/drawing/2017/model3d" xmlns:o="urn:schemas-microsoft-com:office:office" xmlns:r="http://schemas.openxmlformats.org/officeDocument/2006/relationships" xmlns:m="http://schemas.openxmlformats.org/officeDocument/2006/math" xmlns:v="urn:schemas-microsoft-com:vml" xmlns:wp14="http://schemas.microsoft.com/office/word/2010/wordprocessingDrawing" xmlns:wp="http://schemas.openxmlformats.org/drawingml/2006/wordprocessingDrawing" xmlns:w10="urn:schemas-microsoft-com:office:word" xmlns:w="http://schemas.openxmlformats.org/wordprocessingml/2006/main" xmlns:w14="http://schemas.microsoft.com/office/word/2010/wordml" xmlns:w15="http://schemas.microsoft.com/office/word/2012/wordml" xmlns:w16cex="http://schemas.microsoft.com/office/word/2018/wordml/cex" xmlns:w16cid="http://schemas.microsoft.com/office/word/2016/wordml/cid" xmlns:w16="http://schemas.microsoft.com/office/word/2018/wordml" xmlns:w16sdtdh="http://schemas.microsoft.com/office/word/2020/wordml/sdtdatahash" xmlns:w16se="http://schemas.microsoft.com/office/word/2015/wordml/symex" xmlns:wpg="http://schemas.microsoft.com/office/word/2010/wordprocessingGroup" xmlns:wpi="http://schemas.microsoft.com/office/word/2010/wordprocessingInk" xmlns:wne="http://schemas.microsoft.com/office/word/2006/wordml" xmlns:wps="http://schemas.microsoft.com/office/word/2010/wordprocessingShape" mc:Ignorable="w14 w15 w16se w16cid w16 w16cex w16sdtdh wp14">
+<w:endnotes xmlns:wpc="http://schemas.microsoft.com/office/word/2010/wordprocessingCanvas" xmlns:cx="http://schemas.microsoft.com/office/drawing/2014/chartex" xmlns:cx1="http://schemas.microsoft.com/office/drawing/2015/9/8/chartex" xmlns:cx2="http://schemas.microsoft.com/office/drawing/2015/10/21/chartex" xmlns:cx3="http://schemas.microsoft.com/office/drawing/2016/5/9/chartex" xmlns:cx4="http://schemas.microsoft.com/office/drawing/2016/5/10/chartex" xmlns:cx5="http://schemas.microsoft.com/office/drawing/2016/5/11/chartex" xmlns:cx6="http://schemas.microsoft.com/office/drawing/2016/5/12/chartex" xmlns:cx7="http://schemas.microsoft.com/office/drawing/2016/5/13/chartex" xmlns:cx8="http://schemas.microsoft.com/office/drawing/2016/5/14/chartex" xmlns:mc="http://schemas.openxmlformats.org/markup-compatibility/2006" xmlns:aink="http://schemas.microsoft.com/office/drawing/2016/ink" xmlns:am3d="http://schemas.microsoft.com/office/drawing/2017/model3d" xmlns:o="urn:schemas-microsoft-com:office:office" xmlns:oel="http://schemas.microsoft.com/office/2019/extlst" xmlns:r="http://schemas.openxmlformats.org/officeDocument/2006/relationships" xmlns:m="http://schemas.openxmlformats.org/officeDocument/2006/math" xmlns:v="urn:schemas-microsoft-com:vml" xmlns:wp14="http://schemas.microsoft.com/office/word/2010/wordprocessingDrawing" xmlns:wp="http://schemas.openxmlformats.org/drawingml/2006/wordprocessingDrawing" xmlns:w10="urn:schemas-microsoft-com:office:word" xmlns:w="http://schemas.openxmlformats.org/wordprocessingml/2006/main" xmlns:w14="http://schemas.microsoft.com/office/word/2010/wordml" xmlns:w15="http://schemas.microsoft.com/office/word/2012/wordml" xmlns:w16cex="http://schemas.microsoft.com/office/word/2018/wordml/cex" xmlns:w16cid="http://schemas.microsoft.com/office/word/2016/wordml/cid" xmlns:w16="http://schemas.microsoft.com/office/word/2018/wordml" xmlns:w16sdtdh="http://schemas.microsoft.com/office/word/2020/wordml/sdtdatahash" xmlns:w16se="http://schemas.microsoft.com/office/word/2015/wordml/symex" xmlns:wpg="http://schemas.microsoft.com/office/word/2010/wordprocessingGroup" xmlns:wpi="http://schemas.microsoft.com/office/word/2010/wordprocessingInk" xmlns:wne="http://schemas.microsoft.com/office/word/2006/wordml" xmlns:wps="http://schemas.microsoft.com/office/word/2010/wordprocessingShape" mc:Ignorable="w14 w15 w16se w16cid w16 w16cex w16sdtdh wp14">
   <w:endnote w:type="separator" w:id="-1">
     <w:p>
       <w:r>
@@ -8942,7 +8585,7 @@
 </file>
 
 <file path=word/footnotes.xml><?xml version="1.0" encoding="utf-8"?>
-<w:footnotes xmlns:wpc="http://schemas.microsoft.com/office/word/2010/wordprocessingCanvas" xmlns:cx="http://schemas.microsoft.com/office/drawing/2014/chartex" xmlns:cx1="http://schemas.microsoft.com/office/drawing/2015/9/8/chartex" xmlns:cx2="http://schemas.microsoft.com/office/drawing/2015/10/21/chartex" xmlns:cx3="http://schemas.microsoft.com/office/drawing/2016/5/9/chartex" xmlns:cx4="http://schemas.microsoft.com/office/drawing/2016/5/10/chartex" xmlns:cx5="http://schemas.microsoft.com/office/drawing/2016/5/11/chartex" xmlns:cx6="http://schemas.microsoft.com/office/drawing/2016/5/12/chartex" xmlns:cx7="http://schemas.microsoft.com/office/drawing/2016/5/13/chartex" xmlns:cx8="http://schemas.microsoft.com/office/drawing/2016/5/14/chartex" xmlns:mc="http://schemas.openxmlformats.org/markup-compatibility/2006" xmlns:aink="http://schemas.microsoft.com/office/drawing/2016/ink" xmlns:am3d="http://schemas.microsoft.com/office/drawing/2017/model3d" xmlns:o="urn:schemas-microsoft-com:office:office" xmlns:r="http://schemas.openxmlformats.org/officeDocument/2006/relationships" xmlns:m="http://schemas.openxmlformats.org/officeDocument/2006/math" xmlns:v="urn:schemas-microsoft-com:vml" xmlns:wp14="http://schemas.microsoft.com/office/word/2010/wordprocessingDrawing" xmlns:wp="http://schemas.openxmlformats.org/drawingml/2006/wordprocessingDrawing" xmlns:w10="urn:schemas-microsoft-com:office:word" xmlns:w="http://schemas.openxmlformats.org/wordprocessingml/2006/main" xmlns:w14="http://schemas.microsoft.com/office/word/2010/wordml" xmlns:w15="http://schemas.microsoft.com/office/word/2012/wordml" xmlns:w16cex="http://schemas.microsoft.com/office/word/2018/wordml/cex" xmlns:w16cid="http://schemas.microsoft.com/office/word/2016/wordml/cid" xmlns:w16="http://schemas.microsoft.com/office/word/2018/wordml" xmlns:w16sdtdh="http://schemas.microsoft.com/office/word/2020/wordml/sdtdatahash" xmlns:w16se="http://schemas.microsoft.com/office/word/2015/wordml/symex" xmlns:wpg="http://schemas.microsoft.com/office/word/2010/wordprocessingGroup" xmlns:wpi="http://schemas.microsoft.com/office/word/2010/wordprocessingInk" xmlns:wne="http://schemas.microsoft.com/office/word/2006/wordml" xmlns:wps="http://schemas.microsoft.com/office/word/2010/wordprocessingShape" mc:Ignorable="w14 w15 w16se w16cid w16 w16cex w16sdtdh wp14">
+<w:footnotes xmlns:wpc="http://schemas.microsoft.com/office/word/2010/wordprocessingCanvas" xmlns:cx="http://schemas.microsoft.com/office/drawing/2014/chartex" xmlns:cx1="http://schemas.microsoft.com/office/drawing/2015/9/8/chartex" xmlns:cx2="http://schemas.microsoft.com/office/drawing/2015/10/21/chartex" xmlns:cx3="http://schemas.microsoft.com/office/drawing/2016/5/9/chartex" xmlns:cx4="http://schemas.microsoft.com/office/drawing/2016/5/10/chartex" xmlns:cx5="http://schemas.microsoft.com/office/drawing/2016/5/11/chartex" xmlns:cx6="http://schemas.microsoft.com/office/drawing/2016/5/12/chartex" xmlns:cx7="http://schemas.microsoft.com/office/drawing/2016/5/13/chartex" xmlns:cx8="http://schemas.microsoft.com/office/drawing/2016/5/14/chartex" xmlns:mc="http://schemas.openxmlformats.org/markup-compatibility/2006" xmlns:aink="http://schemas.microsoft.com/office/drawing/2016/ink" xmlns:am3d="http://schemas.microsoft.com/office/drawing/2017/model3d" xmlns:o="urn:schemas-microsoft-com:office:office" xmlns:oel="http://schemas.microsoft.com/office/2019/extlst" xmlns:r="http://schemas.openxmlformats.org/officeDocument/2006/relationships" xmlns:m="http://schemas.openxmlformats.org/officeDocument/2006/math" xmlns:v="urn:schemas-microsoft-com:vml" xmlns:wp14="http://schemas.microsoft.com/office/word/2010/wordprocessingDrawing" xmlns:wp="http://schemas.openxmlformats.org/drawingml/2006/wordprocessingDrawing" xmlns:w10="urn:schemas-microsoft-com:office:word" xmlns:w="http://schemas.openxmlformats.org/wordprocessingml/2006/main" xmlns:w14="http://schemas.microsoft.com/office/word/2010/wordml" xmlns:w15="http://schemas.microsoft.com/office/word/2012/wordml" xmlns:w16cex="http://schemas.microsoft.com/office/word/2018/wordml/cex" xmlns:w16cid="http://schemas.microsoft.com/office/word/2016/wordml/cid" xmlns:w16="http://schemas.microsoft.com/office/word/2018/wordml" xmlns:w16sdtdh="http://schemas.microsoft.com/office/word/2020/wordml/sdtdatahash" xmlns:w16se="http://schemas.microsoft.com/office/word/2015/wordml/symex" xmlns:wpg="http://schemas.microsoft.com/office/word/2010/wordprocessingGroup" xmlns:wpi="http://schemas.microsoft.com/office/word/2010/wordprocessingInk" xmlns:wne="http://schemas.microsoft.com/office/word/2006/wordml" xmlns:wps="http://schemas.microsoft.com/office/word/2010/wordprocessingShape" mc:Ignorable="w14 w15 w16se w16cid w16 w16cex w16sdtdh wp14">
   <w:footnote w:type="separator" w:id="-1">
     <w:p>
       <w:r>
@@ -8961,7 +8604,7 @@
 </file>
 
 <file path=word/numbering.xml><?xml version="1.0" encoding="utf-8"?>
-<w:numbering xmlns:wpc="http://schemas.microsoft.com/office/word/2010/wordprocessingCanvas" xmlns:cx="http://schemas.microsoft.com/office/drawing/2014/chartex" xmlns:cx1="http://schemas.microsoft.com/office/drawing/2015/9/8/chartex" xmlns:cx2="http://schemas.microsoft.com/office/drawing/2015/10/21/chartex" xmlns:cx3="http://schemas.microsoft.com/office/drawing/2016/5/9/chartex" xmlns:cx4="http://schemas.microsoft.com/office/drawing/2016/5/10/chartex" xmlns:cx5="http://schemas.microsoft.com/office/drawing/2016/5/11/chartex" xmlns:cx6="http://schemas.microsoft.com/office/drawing/2016/5/12/chartex" xmlns:cx7="http://schemas.microsoft.com/office/drawing/2016/5/13/chartex" xmlns:cx8="http://schemas.microsoft.com/office/drawing/2016/5/14/chartex" xmlns:mc="http://schemas.openxmlformats.org/markup-compatibility/2006" xmlns:aink="http://schemas.microsoft.com/office/drawing/2016/ink" xmlns:am3d="http://schemas.microsoft.com/office/drawing/2017/model3d" xmlns:o="urn:schemas-microsoft-com:office:office" xmlns:r="http://schemas.openxmlformats.org/officeDocument/2006/relationships" xmlns:m="http://schemas.openxmlformats.org/officeDocument/2006/math" xmlns:v="urn:schemas-microsoft-com:vml" xmlns:wp14="http://schemas.microsoft.com/office/word/2010/wordprocessingDrawing" xmlns:wp="http://schemas.openxmlformats.org/drawingml/2006/wordprocessingDrawing" xmlns:w10="urn:schemas-microsoft-com:office:word" xmlns:w="http://schemas.openxmlformats.org/wordprocessingml/2006/main" xmlns:w14="http://schemas.microsoft.com/office/word/2010/wordml" xmlns:w15="http://schemas.microsoft.com/office/word/2012/wordml" xmlns:w16cex="http://schemas.microsoft.com/office/word/2018/wordml/cex" xmlns:w16cid="http://schemas.microsoft.com/office/word/2016/wordml/cid" xmlns:w16="http://schemas.microsoft.com/office/word/2018/wordml" xmlns:w16sdtdh="http://schemas.microsoft.com/office/word/2020/wordml/sdtdatahash" xmlns:w16se="http://schemas.microsoft.com/office/word/2015/wordml/symex" xmlns:wpg="http://schemas.microsoft.com/office/word/2010/wordprocessingGroup" xmlns:wpi="http://schemas.microsoft.com/office/word/2010/wordprocessingInk" xmlns:wne="http://schemas.microsoft.com/office/word/2006/wordml" xmlns:wps="http://schemas.microsoft.com/office/word/2010/wordprocessingShape" mc:Ignorable="w14 w15 w16se w16cid w16 w16cex w16sdtdh wp14">
+<w:numbering xmlns:wpc="http://schemas.microsoft.com/office/word/2010/wordprocessingCanvas" xmlns:cx="http://schemas.microsoft.com/office/drawing/2014/chartex" xmlns:cx1="http://schemas.microsoft.com/office/drawing/2015/9/8/chartex" xmlns:cx2="http://schemas.microsoft.com/office/drawing/2015/10/21/chartex" xmlns:cx3="http://schemas.microsoft.com/office/drawing/2016/5/9/chartex" xmlns:cx4="http://schemas.microsoft.com/office/drawing/2016/5/10/chartex" xmlns:cx5="http://schemas.microsoft.com/office/drawing/2016/5/11/chartex" xmlns:cx6="http://schemas.microsoft.com/office/drawing/2016/5/12/chartex" xmlns:cx7="http://schemas.microsoft.com/office/drawing/2016/5/13/chartex" xmlns:cx8="http://schemas.microsoft.com/office/drawing/2016/5/14/chartex" xmlns:mc="http://schemas.openxmlformats.org/markup-compatibility/2006" xmlns:aink="http://schemas.microsoft.com/office/drawing/2016/ink" xmlns:am3d="http://schemas.microsoft.com/office/drawing/2017/model3d" xmlns:o="urn:schemas-microsoft-com:office:office" xmlns:oel="http://schemas.microsoft.com/office/2019/extlst" xmlns:r="http://schemas.openxmlformats.org/officeDocument/2006/relationships" xmlns:m="http://schemas.openxmlformats.org/officeDocument/2006/math" xmlns:v="urn:schemas-microsoft-com:vml" xmlns:wp14="http://schemas.microsoft.com/office/word/2010/wordprocessingDrawing" xmlns:wp="http://schemas.openxmlformats.org/drawingml/2006/wordprocessingDrawing" xmlns:w10="urn:schemas-microsoft-com:office:word" xmlns:w="http://schemas.openxmlformats.org/wordprocessingml/2006/main" xmlns:w14="http://schemas.microsoft.com/office/word/2010/wordml" xmlns:w15="http://schemas.microsoft.com/office/word/2012/wordml" xmlns:w16cex="http://schemas.microsoft.com/office/word/2018/wordml/cex" xmlns:w16cid="http://schemas.microsoft.com/office/word/2016/wordml/cid" xmlns:w16="http://schemas.microsoft.com/office/word/2018/wordml" xmlns:w16sdtdh="http://schemas.microsoft.com/office/word/2020/wordml/sdtdatahash" xmlns:w16se="http://schemas.microsoft.com/office/word/2015/wordml/symex" xmlns:wpg="http://schemas.microsoft.com/office/word/2010/wordprocessingGroup" xmlns:wpi="http://schemas.microsoft.com/office/word/2010/wordprocessingInk" xmlns:wne="http://schemas.microsoft.com/office/word/2006/wordml" xmlns:wps="http://schemas.microsoft.com/office/word/2010/wordprocessingShape" mc:Ignorable="w14 w15 w16se w16cid w16 w16cex w16sdtdh wp14">
   <w:abstractNum w:abstractNumId="0" w15:restartNumberingAfterBreak="0">
     <w:nsid w:val="BF34EC6D"/>
     <w:multiLevelType w:val="multilevel"/>
@@ -9631,28 +9274,28 @@
       </w:pPr>
     </w:lvl>
   </w:abstractNum>
-  <w:num w:numId="1">
+  <w:num w:numId="1" w16cid:durableId="1048996799">
     <w:abstractNumId w:val="5"/>
   </w:num>
-  <w:num w:numId="2">
+  <w:num w:numId="2" w16cid:durableId="1247609899">
     <w:abstractNumId w:val="2"/>
   </w:num>
-  <w:num w:numId="3">
+  <w:num w:numId="3" w16cid:durableId="1878465814">
     <w:abstractNumId w:val="3"/>
   </w:num>
-  <w:num w:numId="4">
+  <w:num w:numId="4" w16cid:durableId="1685597311">
     <w:abstractNumId w:val="6"/>
   </w:num>
-  <w:num w:numId="5">
+  <w:num w:numId="5" w16cid:durableId="1784493041">
     <w:abstractNumId w:val="1"/>
   </w:num>
-  <w:num w:numId="6">
+  <w:num w:numId="6" w16cid:durableId="413941769">
     <w:abstractNumId w:val="0"/>
   </w:num>
-  <w:num w:numId="7">
+  <w:num w:numId="7" w16cid:durableId="894779762">
     <w:abstractNumId w:val="4"/>
   </w:num>
-  <w:num w:numId="8">
+  <w:num w:numId="8" w16cid:durableId="662513338">
     <w:abstractNumId w:val="7"/>
   </w:num>
 </w:numbering>
